--- a/report/软件工程系统开发方向_四轮迭代分析报告_刘泽_2025181005000135.docx
+++ b/report/软件工程系统开发方向_四轮迭代分析报告_刘泽_2025181005000135.docx
@@ -6933,9 +6933,13 @@
             <w:vAlign w:val="center"/>
           </w:tcPr>
           <w:p>
-            <w:pPr>
-              <w:spacing w:after="0" w:line="240" w:lineRule="auto"/>
-            </w:pPr>
+            <w:r>
+              <w:rPr>
+                <w:rFonts w:ascii="Calibri" w:hAnsi="Calibri" w:eastAsia="宋体"/>
+                <w:sz w:val="21"/>
+              </w:rPr>
+              <w:t>贵重/关键设备需专人明确批准，普通器材不能层层审批（材料A）</w:t>
+            </w:r>
           </w:p>
         </w:tc>
         <w:tc>
@@ -6950,9 +6954,13 @@
             <w:vAlign w:val="center"/>
           </w:tcPr>
           <w:p>
-            <w:pPr>
-              <w:spacing w:after="0" w:line="240" w:lineRule="auto"/>
-            </w:pPr>
+            <w:r>
+              <w:rPr>
+                <w:rFonts w:ascii="Calibri" w:hAnsi="Calibri" w:eastAsia="宋体"/>
+                <w:sz w:val="21"/>
+              </w:rPr>
+              <w:t>BR-03分类流程</w:t>
+            </w:r>
           </w:p>
         </w:tc>
         <w:tc>
@@ -6967,9 +6975,13 @@
             <w:vAlign w:val="center"/>
           </w:tcPr>
           <w:p>
-            <w:pPr>
-              <w:spacing w:after="0" w:line="240" w:lineRule="auto"/>
-            </w:pPr>
+            <w:r>
+              <w:rPr>
+                <w:rFonts w:ascii="Calibri" w:hAnsi="Calibri" w:eastAsia="宋体"/>
+                <w:sz w:val="21"/>
+              </w:rPr>
+              <w:t>保留两级分类思路并细化：重要设备须由管理员审批并记录批准理由；普通设备维持“提交即预留”快速通道不变</w:t>
+            </w:r>
           </w:p>
         </w:tc>
         <w:tc>
@@ -6984,9 +6996,13 @@
             <w:vAlign w:val="center"/>
           </w:tcPr>
           <w:p>
-            <w:pPr>
-              <w:spacing w:after="0" w:line="240" w:lineRule="auto"/>
-            </w:pPr>
+            <w:r>
+              <w:rPr>
+                <w:rFonts w:ascii="Calibri" w:hAnsi="Calibri" w:eastAsia="宋体"/>
+                <w:sz w:val="21"/>
+              </w:rPr>
+              <w:t>修改</w:t>
+            </w:r>
           </w:p>
         </w:tc>
         <w:tc>
@@ -7001,9 +7017,13 @@
             <w:vAlign w:val="center"/>
           </w:tcPr>
           <w:p>
-            <w:pPr>
-              <w:spacing w:after="0" w:line="240" w:lineRule="auto"/>
-            </w:pPr>
+            <w:r>
+              <w:rPr>
+                <w:rFonts w:ascii="Calibri" w:hAnsi="Calibri" w:eastAsia="宋体"/>
+                <w:sz w:val="21"/>
+              </w:rPr>
+              <w:t>与V1方向一致，但V1未回答“谁批准、凭什么批准”，需补齐审批责任</w:t>
+            </w:r>
           </w:p>
         </w:tc>
       </w:tr>
@@ -7039,9 +7059,13 @@
             <w:vAlign w:val="center"/>
           </w:tcPr>
           <w:p>
-            <w:pPr>
-              <w:spacing w:after="0" w:line="240" w:lineRule="auto"/>
-            </w:pPr>
+            <w:r>
+              <w:rPr>
+                <w:rFonts w:ascii="Calibri" w:hAnsi="Calibri" w:eastAsia="宋体"/>
+                <w:sz w:val="21"/>
+              </w:rPr>
+              <w:t>正式比赛/课程实验/个人练习紧迫程度不同，无统一优先原则（材料A）</w:t>
+            </w:r>
           </w:p>
         </w:tc>
         <w:tc>
@@ -7056,9 +7080,13 @@
             <w:vAlign w:val="center"/>
           </w:tcPr>
           <w:p>
-            <w:pPr>
-              <w:spacing w:after="0" w:line="240" w:lineRule="auto"/>
-            </w:pPr>
+            <w:r>
+              <w:rPr>
+                <w:rFonts w:ascii="Calibri" w:hAnsi="Calibri" w:eastAsia="宋体"/>
+                <w:sz w:val="21"/>
+              </w:rPr>
+              <w:t>审批队列处理顺序</w:t>
+            </w:r>
           </w:p>
         </w:tc>
         <w:tc>
@@ -7073,9 +7101,13 @@
             <w:vAlign w:val="center"/>
           </w:tcPr>
           <w:p>
-            <w:pPr>
-              <w:spacing w:after="0" w:line="240" w:lineRule="auto"/>
-            </w:pPr>
+            <w:r>
+              <w:rPr>
+                <w:rFonts w:ascii="Calibri" w:hAnsi="Calibri" w:eastAsia="宋体"/>
+                <w:sz w:val="21"/>
+              </w:rPr>
+              <w:t>新增申请优先级字段（比赛&gt;课程&gt;练习），审批列表按优先级+提交时间排序</w:t>
+            </w:r>
           </w:p>
         </w:tc>
         <w:tc>
@@ -7090,9 +7122,13 @@
             <w:vAlign w:val="center"/>
           </w:tcPr>
           <w:p>
-            <w:pPr>
-              <w:spacing w:after="0" w:line="240" w:lineRule="auto"/>
-            </w:pPr>
+            <w:r>
+              <w:rPr>
+                <w:rFonts w:ascii="Calibri" w:hAnsi="Calibri" w:eastAsia="宋体"/>
+                <w:sz w:val="21"/>
+              </w:rPr>
+              <w:t>新增</w:t>
+            </w:r>
           </w:p>
         </w:tc>
         <w:tc>
@@ -7107,9 +7143,13 @@
             <w:vAlign w:val="center"/>
           </w:tcPr>
           <w:p>
-            <w:pPr>
-              <w:spacing w:after="0" w:line="240" w:lineRule="auto"/>
-            </w:pPr>
+            <w:r>
+              <w:rPr>
+                <w:rFonts w:ascii="Calibri" w:hAnsi="Calibri" w:eastAsia="宋体"/>
+                <w:sz w:val="21"/>
+              </w:rPr>
+              <w:t>让管理员“先挑着急的处理”有据可依，而不是凭个人感觉</w:t>
+            </w:r>
           </w:p>
         </w:tc>
       </w:tr>
@@ -7145,9 +7185,13 @@
             <w:vAlign w:val="center"/>
           </w:tcPr>
           <w:p>
-            <w:pPr>
-              <w:spacing w:after="0" w:line="240" w:lineRule="auto"/>
-            </w:pPr>
+            <w:r>
+              <w:rPr>
+                <w:rFonts w:ascii="Calibri" w:hAnsi="Calibri" w:eastAsia="宋体"/>
+                <w:sz w:val="21"/>
+              </w:rPr>
+              <w:t>申请人本身就是管理员时审批记录如何处理（材料A）</w:t>
+            </w:r>
           </w:p>
         </w:tc>
         <w:tc>
@@ -7162,9 +7206,13 @@
             <w:vAlign w:val="center"/>
           </w:tcPr>
           <w:p>
-            <w:pPr>
-              <w:spacing w:after="0" w:line="240" w:lineRule="auto"/>
-            </w:pPr>
+            <w:r>
+              <w:rPr>
+                <w:rFonts w:ascii="Calibri" w:hAnsi="Calibri" w:eastAsia="宋体"/>
+                <w:sz w:val="21"/>
+              </w:rPr>
+              <w:t>审批权限边界</w:t>
+            </w:r>
           </w:p>
         </w:tc>
         <w:tc>
@@ -7179,9 +7227,13 @@
             <w:vAlign w:val="center"/>
           </w:tcPr>
           <w:p>
-            <w:pPr>
-              <w:spacing w:after="0" w:line="240" w:lineRule="auto"/>
-            </w:pPr>
+            <w:r>
+              <w:rPr>
+                <w:rFonts w:ascii="Calibri" w:hAnsi="Calibri" w:eastAsia="宋体"/>
+                <w:sz w:val="21"/>
+              </w:rPr>
+              <w:t>新增回避规则：系统禁止申请人=审批人，须转交其他管理员处理</w:t>
+            </w:r>
           </w:p>
         </w:tc>
         <w:tc>
@@ -7196,9 +7248,13 @@
             <w:vAlign w:val="center"/>
           </w:tcPr>
           <w:p>
-            <w:pPr>
-              <w:spacing w:after="0" w:line="240" w:lineRule="auto"/>
-            </w:pPr>
+            <w:r>
+              <w:rPr>
+                <w:rFonts w:ascii="Calibri" w:hAnsi="Calibri" w:eastAsia="宋体"/>
+                <w:sz w:val="21"/>
+              </w:rPr>
+              <w:t>新增</w:t>
+            </w:r>
           </w:p>
         </w:tc>
         <w:tc>
@@ -7213,9 +7269,13 @@
             <w:vAlign w:val="center"/>
           </w:tcPr>
           <w:p>
-            <w:pPr>
-              <w:spacing w:after="0" w:line="240" w:lineRule="auto"/>
-            </w:pPr>
+            <w:r>
+              <w:rPr>
+                <w:rFonts w:ascii="Calibri" w:hAnsi="Calibri" w:eastAsia="宋体"/>
+                <w:sz w:val="21"/>
+              </w:rPr>
+              <w:t>自批破坏追溯公信力，负责人明确关切</w:t>
+            </w:r>
           </w:p>
         </w:tc>
       </w:tr>
@@ -7251,9 +7311,13 @@
             <w:vAlign w:val="center"/>
           </w:tcPr>
           <w:p>
-            <w:pPr>
-              <w:spacing w:after="0" w:line="240" w:lineRule="auto"/>
-            </w:pPr>
+            <w:r>
+              <w:rPr>
+                <w:rFonts w:ascii="Calibri" w:hAnsi="Calibri" w:eastAsia="宋体"/>
+                <w:sz w:val="21"/>
+              </w:rPr>
+              <w:t>重要操作要说清是谁作出的决定（材料A）</w:t>
+            </w:r>
           </w:p>
         </w:tc>
         <w:tc>
@@ -7268,9 +7332,13 @@
             <w:vAlign w:val="center"/>
           </w:tcPr>
           <w:p>
-            <w:pPr>
-              <w:spacing w:after="0" w:line="240" w:lineRule="auto"/>
-            </w:pPr>
+            <w:r>
+              <w:rPr>
+                <w:rFonts w:ascii="Calibri" w:hAnsi="Calibri" w:eastAsia="宋体"/>
+                <w:sz w:val="21"/>
+              </w:rPr>
+              <w:t>EventLog事件日志</w:t>
+            </w:r>
           </w:p>
         </w:tc>
         <w:tc>
@@ -7285,9 +7353,13 @@
             <w:vAlign w:val="center"/>
           </w:tcPr>
           <w:p>
-            <w:pPr>
-              <w:spacing w:after="0" w:line="240" w:lineRule="auto"/>
-            </w:pPr>
+            <w:r>
+              <w:rPr>
+                <w:rFonts w:ascii="Calibri" w:hAnsi="Calibri" w:eastAsia="宋体"/>
+                <w:sz w:val="21"/>
+              </w:rPr>
+              <w:t>新增ApprovalRecord审批记录表：批准/拒绝均须填写理由并落库</w:t>
+            </w:r>
           </w:p>
         </w:tc>
         <w:tc>
@@ -7302,9 +7374,13 @@
             <w:vAlign w:val="center"/>
           </w:tcPr>
           <w:p>
-            <w:pPr>
-              <w:spacing w:after="0" w:line="240" w:lineRule="auto"/>
-            </w:pPr>
+            <w:r>
+              <w:rPr>
+                <w:rFonts w:ascii="Calibri" w:hAnsi="Calibri" w:eastAsia="宋体"/>
+                <w:sz w:val="21"/>
+              </w:rPr>
+              <w:t>新增</w:t>
+            </w:r>
           </w:p>
         </w:tc>
         <w:tc>
@@ -7319,9 +7395,13 @@
             <w:vAlign w:val="center"/>
           </w:tcPr>
           <w:p>
-            <w:pPr>
-              <w:spacing w:after="0" w:line="240" w:lineRule="auto"/>
-            </w:pPr>
+            <w:r>
+              <w:rPr>
+                <w:rFonts w:ascii="Calibri" w:hAnsi="Calibri" w:eastAsia="宋体"/>
+                <w:sz w:val="21"/>
+              </w:rPr>
+              <w:t>事件日志回答“发生了什么”，审批记录补充“为什么”，两者互补</w:t>
+            </w:r>
           </w:p>
         </w:tc>
       </w:tr>
@@ -7357,9 +7437,13 @@
             <w:vAlign w:val="center"/>
           </w:tcPr>
           <w:p>
-            <w:pPr>
-              <w:spacing w:after="0" w:line="240" w:lineRule="auto"/>
-            </w:pPr>
+            <w:r>
+              <w:rPr>
+                <w:rFonts w:ascii="Calibri" w:hAnsi="Calibri" w:eastAsia="宋体"/>
+                <w:sz w:val="21"/>
+              </w:rPr>
+              <w:t>提交后只看到“处理中”，不知道卡在哪一步（材料B）</w:t>
+            </w:r>
           </w:p>
         </w:tc>
         <w:tc>
@@ -7374,9 +7458,13 @@
             <w:vAlign w:val="center"/>
           </w:tcPr>
           <w:p>
-            <w:pPr>
-              <w:spacing w:after="0" w:line="240" w:lineRule="auto"/>
-            </w:pPr>
+            <w:r>
+              <w:rPr>
+                <w:rFonts w:ascii="Calibri" w:hAnsi="Calibri" w:eastAsia="宋体"/>
+                <w:sz w:val="21"/>
+              </w:rPr>
+              <w:t>申请状态模型与展示</w:t>
+            </w:r>
           </w:p>
         </w:tc>
         <w:tc>
@@ -7391,9 +7479,13 @@
             <w:vAlign w:val="center"/>
           </w:tcPr>
           <w:p>
-            <w:pPr>
-              <w:spacing w:after="0" w:line="240" w:lineRule="auto"/>
-            </w:pPr>
+            <w:r>
+              <w:rPr>
+                <w:rFonts w:ascii="Calibri" w:hAnsi="Calibri" w:eastAsia="宋体"/>
+                <w:sz w:val="21"/>
+              </w:rPr>
+              <w:t>申请状态细分并在全程展示时间线：已提交/审核中/已批准待领取/已领取/已归还/已释放，并提示“下一步该谁操作”</w:t>
+            </w:r>
           </w:p>
         </w:tc>
         <w:tc>
@@ -7408,9 +7500,13 @@
             <w:vAlign w:val="center"/>
           </w:tcPr>
           <w:p>
-            <w:pPr>
-              <w:spacing w:after="0" w:line="240" w:lineRule="auto"/>
-            </w:pPr>
+            <w:r>
+              <w:rPr>
+                <w:rFonts w:ascii="Calibri" w:hAnsi="Calibri" w:eastAsia="宋体"/>
+                <w:sz w:val="21"/>
+              </w:rPr>
+              <w:t>修改</w:t>
+            </w:r>
           </w:p>
         </w:tc>
         <w:tc>
@@ -7425,9 +7521,13 @@
             <w:vAlign w:val="center"/>
           </w:tcPr>
           <w:p>
-            <w:pPr>
-              <w:spacing w:after="0" w:line="240" w:lineRule="auto"/>
-            </w:pPr>
+            <w:r>
+              <w:rPr>
+                <w:rFonts w:ascii="Calibri" w:hAnsi="Calibri" w:eastAsia="宋体"/>
+                <w:sz w:val="21"/>
+              </w:rPr>
+              <w:t>状态可见性是“知道现在卡在哪”的前提</w:t>
+            </w:r>
           </w:p>
         </w:tc>
       </w:tr>
@@ -7463,9 +7563,13 @@
             <w:vAlign w:val="center"/>
           </w:tcPr>
           <w:p>
-            <w:pPr>
-              <w:spacing w:after="0" w:line="240" w:lineRule="auto"/>
-            </w:pPr>
+            <w:r>
+              <w:rPr>
+                <w:rFonts w:ascii="Calibri" w:hAnsi="Calibri" w:eastAsia="宋体"/>
+                <w:sz w:val="21"/>
+              </w:rPr>
+              <w:t>未领取前想取消；批准后不来领取要保留多久（材料B）</w:t>
+            </w:r>
           </w:p>
         </w:tc>
         <w:tc>
@@ -7480,9 +7584,13 @@
             <w:vAlign w:val="center"/>
           </w:tcPr>
           <w:p>
-            <w:pPr>
-              <w:spacing w:after="0" w:line="240" w:lineRule="auto"/>
-            </w:pPr>
+            <w:r>
+              <w:rPr>
+                <w:rFonts w:ascii="Calibri" w:hAnsi="Calibri" w:eastAsia="宋体"/>
+                <w:sz w:val="21"/>
+              </w:rPr>
+              <w:t>无撤回功能；BR-05</w:t>
+            </w:r>
           </w:p>
         </w:tc>
         <w:tc>
@@ -7497,9 +7605,13 @@
             <w:vAlign w:val="center"/>
           </w:tcPr>
           <w:p>
-            <w:pPr>
-              <w:spacing w:after="0" w:line="240" w:lineRule="auto"/>
-            </w:pPr>
+            <w:r>
+              <w:rPr>
+                <w:rFonts w:ascii="Calibri" w:hAnsi="Calibri" w:eastAsia="宋体"/>
+                <w:sz w:val="21"/>
+              </w:rPr>
+              <w:t>新增撤回：未领取前可自行撤回，已预留设备同步释放；48小时领取时限正式化，到期前24小时提醒</w:t>
+            </w:r>
           </w:p>
         </w:tc>
         <w:tc>
@@ -7514,9 +7626,13 @@
             <w:vAlign w:val="center"/>
           </w:tcPr>
           <w:p>
-            <w:pPr>
-              <w:spacing w:after="0" w:line="240" w:lineRule="auto"/>
-            </w:pPr>
+            <w:r>
+              <w:rPr>
+                <w:rFonts w:ascii="Calibri" w:hAnsi="Calibri" w:eastAsia="宋体"/>
+                <w:sz w:val="21"/>
+              </w:rPr>
+              <w:t>新增+修改</w:t>
+            </w:r>
           </w:p>
         </w:tc>
         <w:tc>
@@ -7531,9 +7647,13 @@
             <w:vAlign w:val="center"/>
           </w:tcPr>
           <w:p>
-            <w:pPr>
-              <w:spacing w:after="0" w:line="240" w:lineRule="auto"/>
-            </w:pPr>
+            <w:r>
+              <w:rPr>
+                <w:rFonts w:ascii="Calibri" w:hAnsi="Calibri" w:eastAsia="宋体"/>
+                <w:sz w:val="21"/>
+              </w:rPr>
+              <w:t>材料B诉求与V1的48小时决策互相印证，升级为正式系统规则</w:t>
+            </w:r>
           </w:p>
         </w:tc>
       </w:tr>
@@ -7569,9 +7689,13 @@
             <w:vAlign w:val="center"/>
           </w:tcPr>
           <w:p>
-            <w:pPr>
-              <w:spacing w:after="0" w:line="240" w:lineRule="auto"/>
-            </w:pPr>
+            <w:r>
+              <w:rPr>
+                <w:rFonts w:ascii="Calibri" w:hAnsi="Calibri" w:eastAsia="宋体"/>
+                <w:sz w:val="21"/>
+              </w:rPr>
+              <w:t>弱网重复提交产生相似两条申请；被拒不知原因；小组多人共用；异常归还备注后仍可借；批准未领取无统一处理（材料B/C/D）</w:t>
+            </w:r>
           </w:p>
         </w:tc>
         <w:tc>
@@ -7586,9 +7710,13 @@
             <w:vAlign w:val="center"/>
           </w:tcPr>
           <w:p>
-            <w:pPr>
-              <w:spacing w:after="0" w:line="240" w:lineRule="auto"/>
-            </w:pPr>
+            <w:r>
+              <w:rPr>
+                <w:rFonts w:ascii="Calibri" w:hAnsi="Calibri" w:eastAsia="宋体"/>
+                <w:sz w:val="21"/>
+              </w:rPr>
+              <w:t>提交接口、拒绝原因、数据模型、BR-06执行、BR-05落地</w:t>
+            </w:r>
           </w:p>
         </w:tc>
         <w:tc>
@@ -7603,9 +7731,13 @@
             <w:vAlign w:val="center"/>
           </w:tcPr>
           <w:p>
-            <w:pPr>
-              <w:spacing w:after="0" w:line="240" w:lineRule="auto"/>
-            </w:pPr>
+            <w:r>
+              <w:rPr>
+                <w:rFonts w:ascii="Calibri" w:hAnsi="Calibri" w:eastAsia="宋体"/>
+                <w:sz w:val="21"/>
+              </w:rPr>
+              <w:t>逐条处理：提交幂等去重、结构化拒绝原因并对申请人可见、申请增加实际使用人、异常归还强制同事务入维修、自动释放定时任务</w:t>
+            </w:r>
           </w:p>
         </w:tc>
         <w:tc>
@@ -7620,9 +7752,13 @@
             <w:vAlign w:val="center"/>
           </w:tcPr>
           <w:p>
-            <w:pPr>
-              <w:spacing w:after="0" w:line="240" w:lineRule="auto"/>
-            </w:pPr>
+            <w:r>
+              <w:rPr>
+                <w:rFonts w:ascii="Calibri" w:hAnsi="Calibri" w:eastAsia="宋体"/>
+                <w:sz w:val="21"/>
+              </w:rPr>
+              <w:t>新增/修改</w:t>
+            </w:r>
           </w:p>
         </w:tc>
         <w:tc>
@@ -7637,9 +7773,13 @@
             <w:vAlign w:val="center"/>
           </w:tcPr>
           <w:p>
-            <w:pPr>
-              <w:spacing w:after="0" w:line="240" w:lineRule="auto"/>
-            </w:pPr>
+            <w:r>
+              <w:rPr>
+                <w:rFonts w:ascii="Calibri" w:hAnsi="Calibri" w:eastAsia="宋体"/>
+                <w:sz w:val="21"/>
+              </w:rPr>
+              <w:t>属跨域诉求，逐一落入规则与数据模型，见2.2</w:t>
+            </w:r>
           </w:p>
         </w:tc>
       </w:tr>
@@ -7886,9 +8026,13 @@
             <w:vAlign w:val="center"/>
           </w:tcPr>
           <w:p>
-            <w:pPr>
-              <w:spacing w:after="0" w:line="240" w:lineRule="auto"/>
-            </w:pPr>
+            <w:r>
+              <w:rPr>
+                <w:rFonts w:ascii="Calibri" w:hAnsi="Calibri" w:eastAsia="宋体"/>
+                <w:sz w:val="21"/>
+              </w:rPr>
+              <w:t>BR-03</w:t>
+            </w:r>
           </w:p>
         </w:tc>
         <w:tc>
@@ -7903,9 +8047,13 @@
             <w:vAlign w:val="center"/>
           </w:tcPr>
           <w:p>
-            <w:pPr>
-              <w:spacing w:after="0" w:line="240" w:lineRule="auto"/>
-            </w:pPr>
+            <w:r>
+              <w:rPr>
+                <w:rFonts w:ascii="Calibri" w:hAnsi="Calibri" w:eastAsia="宋体"/>
+                <w:sz w:val="21"/>
+              </w:rPr>
+              <w:t>重要设备须审批；普通设备系统自动预留</w:t>
+            </w:r>
           </w:p>
         </w:tc>
         <w:tc>
@@ -7920,9 +8068,13 @@
             <w:vAlign w:val="center"/>
           </w:tcPr>
           <w:p>
-            <w:pPr>
-              <w:spacing w:after="0" w:line="240" w:lineRule="auto"/>
-            </w:pPr>
+            <w:r>
+              <w:rPr>
+                <w:rFonts w:ascii="Calibri" w:hAnsi="Calibri" w:eastAsia="宋体"/>
+                <w:sz w:val="21"/>
+              </w:rPr>
+              <w:t>重要设备审批须由管理员在审批页完成并填写理由；审批列表按（优先级,提交时间）排序</w:t>
+            </w:r>
           </w:p>
         </w:tc>
         <w:tc>
@@ -7937,9 +8089,13 @@
             <w:vAlign w:val="center"/>
           </w:tcPr>
           <w:p>
-            <w:pPr>
-              <w:spacing w:after="0" w:line="240" w:lineRule="auto"/>
-            </w:pPr>
+            <w:r>
+              <w:rPr>
+                <w:rFonts w:ascii="Calibri" w:hAnsi="Calibri" w:eastAsia="宋体"/>
+                <w:sz w:val="21"/>
+              </w:rPr>
+              <w:t>材料A“有人明确负责批准”+统一优先原则</w:t>
+            </w:r>
           </w:p>
         </w:tc>
         <w:tc>
@@ -7954,9 +8110,13 @@
             <w:vAlign w:val="center"/>
           </w:tcPr>
           <w:p>
-            <w:pPr>
-              <w:spacing w:after="0" w:line="240" w:lineRule="auto"/>
-            </w:pPr>
+            <w:r>
+              <w:rPr>
+                <w:rFonts w:ascii="Calibri" w:hAnsi="Calibri" w:eastAsia="宋体"/>
+                <w:sz w:val="21"/>
+              </w:rPr>
+              <w:t>BorrowRequest、审批界面</w:t>
+            </w:r>
           </w:p>
         </w:tc>
       </w:tr>
@@ -7992,9 +8152,13 @@
             <w:vAlign w:val="center"/>
           </w:tcPr>
           <w:p>
-            <w:pPr>
-              <w:spacing w:after="0" w:line="240" w:lineRule="auto"/>
-            </w:pPr>
+            <w:r>
+              <w:rPr>
+                <w:rFonts w:ascii="Calibri" w:hAnsi="Calibri" w:eastAsia="宋体"/>
+                <w:sz w:val="21"/>
+              </w:rPr>
+              <w:t>BR-05</w:t>
+            </w:r>
           </w:p>
         </w:tc>
         <w:tc>
@@ -8009,9 +8173,13 @@
             <w:vAlign w:val="center"/>
           </w:tcPr>
           <w:p>
-            <w:pPr>
-              <w:spacing w:after="0" w:line="240" w:lineRule="auto"/>
-            </w:pPr>
+            <w:r>
+              <w:rPr>
+                <w:rFonts w:ascii="Calibri" w:hAnsi="Calibri" w:eastAsia="宋体"/>
+                <w:sz w:val="21"/>
+              </w:rPr>
+              <w:t>48小时未领取自动释放（V1为设想）</w:t>
+            </w:r>
           </w:p>
         </w:tc>
         <w:tc>
@@ -8026,9 +8194,13 @@
             <w:vAlign w:val="center"/>
           </w:tcPr>
           <w:p>
-            <w:pPr>
-              <w:spacing w:after="0" w:line="240" w:lineRule="auto"/>
-            </w:pPr>
+            <w:r>
+              <w:rPr>
+                <w:rFonts w:ascii="Calibri" w:hAnsi="Calibri" w:eastAsia="宋体"/>
+                <w:sz w:val="21"/>
+              </w:rPr>
+              <w:t>正式化：批准时写入领取截止时间pickup_deadline；到期前24小时站内提醒；48小时自动释放并通知申请人与管理员</w:t>
+            </w:r>
           </w:p>
         </w:tc>
         <w:tc>
@@ -8043,9 +8215,13 @@
             <w:vAlign w:val="center"/>
           </w:tcPr>
           <w:p>
-            <w:pPr>
-              <w:spacing w:after="0" w:line="240" w:lineRule="auto"/>
-            </w:pPr>
+            <w:r>
+              <w:rPr>
+                <w:rFonts w:ascii="Calibri" w:hAnsi="Calibri" w:eastAsia="宋体"/>
+                <w:sz w:val="21"/>
+              </w:rPr>
+              <w:t>材料B“保留多久”无共识、材料C“无统一处理方式”</w:t>
+            </w:r>
           </w:p>
         </w:tc>
         <w:tc>
@@ -8060,9 +8236,13 @@
             <w:vAlign w:val="center"/>
           </w:tcPr>
           <w:p>
-            <w:pPr>
-              <w:spacing w:after="0" w:line="240" w:lineRule="auto"/>
-            </w:pPr>
+            <w:r>
+              <w:rPr>
+                <w:rFonts w:ascii="Calibri" w:hAnsi="Calibri" w:eastAsia="宋体"/>
+                <w:sz w:val="21"/>
+              </w:rPr>
+              <w:t>定时任务、Notification</w:t>
+            </w:r>
           </w:p>
         </w:tc>
       </w:tr>
@@ -8098,9 +8278,13 @@
             <w:vAlign w:val="center"/>
           </w:tcPr>
           <w:p>
-            <w:pPr>
-              <w:spacing w:after="0" w:line="240" w:lineRule="auto"/>
-            </w:pPr>
+            <w:r>
+              <w:rPr>
+                <w:rFonts w:ascii="Calibri" w:hAnsi="Calibri" w:eastAsia="宋体"/>
+                <w:sz w:val="21"/>
+              </w:rPr>
+              <w:t>BR-06</w:t>
+            </w:r>
           </w:p>
         </w:tc>
         <w:tc>
@@ -8115,9 +8299,13 @@
             <w:vAlign w:val="center"/>
           </w:tcPr>
           <w:p>
-            <w:pPr>
-              <w:spacing w:after="0" w:line="240" w:lineRule="auto"/>
-            </w:pPr>
+            <w:r>
+              <w:rPr>
+                <w:rFonts w:ascii="Calibri" w:hAnsi="Calibri" w:eastAsia="宋体"/>
+                <w:sz w:val="21"/>
+              </w:rPr>
+              <w:t>异常归还必须转维修</w:t>
+            </w:r>
           </w:p>
         </w:tc>
         <w:tc>
@@ -8132,9 +8320,13 @@
             <w:vAlign w:val="center"/>
           </w:tcPr>
           <w:p>
-            <w:pPr>
-              <w:spacing w:after="0" w:line="240" w:lineRule="auto"/>
-            </w:pPr>
+            <w:r>
+              <w:rPr>
+                <w:rFonts w:ascii="Calibri" w:hAnsi="Calibri" w:eastAsia="宋体"/>
+                <w:sz w:val="21"/>
+              </w:rPr>
+              <w:t>强制化：归还单异常项必选结构化类型（损坏/缺配件/读数不稳/其他），归还与BORROWED→MAINTENANCE在同一事务完成，不允许“先回可借再人工补改”</w:t>
+            </w:r>
           </w:p>
         </w:tc>
         <w:tc>
@@ -8149,9 +8341,13 @@
             <w:vAlign w:val="center"/>
           </w:tcPr>
           <w:p>
-            <w:pPr>
-              <w:spacing w:after="0" w:line="240" w:lineRule="auto"/>
-            </w:pPr>
+            <w:r>
+              <w:rPr>
+                <w:rFonts w:ascii="Calibri" w:hAnsi="Calibri" w:eastAsia="宋体"/>
+                <w:sz w:val="21"/>
+              </w:rPr>
+              <w:t>材料C/D：备注后手工改状态易漏、管理员执行不一致</w:t>
+            </w:r>
           </w:p>
         </w:tc>
         <w:tc>
@@ -8166,9 +8362,13 @@
             <w:vAlign w:val="center"/>
           </w:tcPr>
           <w:p>
-            <w:pPr>
-              <w:spacing w:after="0" w:line="240" w:lineRule="auto"/>
-            </w:pPr>
+            <w:r>
+              <w:rPr>
+                <w:rFonts w:ascii="Calibri" w:hAnsi="Calibri" w:eastAsia="宋体"/>
+                <w:sz w:val="21"/>
+              </w:rPr>
+              <w:t>归还流程、Device、StateChangeLog</w:t>
+            </w:r>
           </w:p>
         </w:tc>
       </w:tr>
@@ -8204,9 +8404,13 @@
             <w:vAlign w:val="center"/>
           </w:tcPr>
           <w:p>
-            <w:pPr>
-              <w:spacing w:after="0" w:line="240" w:lineRule="auto"/>
-            </w:pPr>
+            <w:r>
+              <w:rPr>
+                <w:rFonts w:ascii="Calibri" w:hAnsi="Calibri" w:eastAsia="宋体"/>
+                <w:sz w:val="21"/>
+              </w:rPr>
+              <w:t>BR-08（新增）</w:t>
+            </w:r>
           </w:p>
         </w:tc>
         <w:tc>
@@ -8221,9 +8425,13 @@
             <w:vAlign w:val="center"/>
           </w:tcPr>
           <w:p>
-            <w:pPr>
-              <w:spacing w:after="0" w:line="240" w:lineRule="auto"/>
-            </w:pPr>
+            <w:r>
+              <w:rPr>
+                <w:rFonts w:ascii="Calibri" w:hAnsi="Calibri" w:eastAsia="宋体"/>
+                <w:sz w:val="21"/>
+              </w:rPr>
+              <w:t>（V1无）</w:t>
+            </w:r>
           </w:p>
         </w:tc>
         <w:tc>
@@ -8238,9 +8446,13 @@
             <w:vAlign w:val="center"/>
           </w:tcPr>
           <w:p>
-            <w:pPr>
-              <w:spacing w:after="0" w:line="240" w:lineRule="auto"/>
-            </w:pPr>
+            <w:r>
+              <w:rPr>
+                <w:rFonts w:ascii="Calibri" w:hAnsi="Calibri" w:eastAsia="宋体"/>
+                <w:sz w:val="21"/>
+              </w:rPr>
+              <w:t>提交幂等：同一用户对同一设备10分钟内内容相同的重复提交合并为一条并返回原申请号；前端提交按钮防抖</w:t>
+            </w:r>
           </w:p>
         </w:tc>
         <w:tc>
@@ -8255,9 +8467,13 @@
             <w:vAlign w:val="center"/>
           </w:tcPr>
           <w:p>
-            <w:pPr>
-              <w:spacing w:after="0" w:line="240" w:lineRule="auto"/>
-            </w:pPr>
+            <w:r>
+              <w:rPr>
+                <w:rFonts w:ascii="Calibri" w:hAnsi="Calibri" w:eastAsia="宋体"/>
+                <w:sz w:val="21"/>
+              </w:rPr>
+              <w:t>材料B弱网转圈重复点击</w:t>
+            </w:r>
           </w:p>
         </w:tc>
         <w:tc>
@@ -8272,9 +8488,13 @@
             <w:vAlign w:val="center"/>
           </w:tcPr>
           <w:p>
-            <w:pPr>
-              <w:spacing w:after="0" w:line="240" w:lineRule="auto"/>
-            </w:pPr>
+            <w:r>
+              <w:rPr>
+                <w:rFonts w:ascii="Calibri" w:hAnsi="Calibri" w:eastAsia="宋体"/>
+                <w:sz w:val="21"/>
+              </w:rPr>
+              <w:t>提交接口、前端表单</w:t>
+            </w:r>
           </w:p>
         </w:tc>
       </w:tr>
@@ -8310,9 +8530,13 @@
             <w:vAlign w:val="center"/>
           </w:tcPr>
           <w:p>
-            <w:pPr>
-              <w:spacing w:after="0" w:line="240" w:lineRule="auto"/>
-            </w:pPr>
+            <w:r>
+              <w:rPr>
+                <w:rFonts w:ascii="Calibri" w:hAnsi="Calibri" w:eastAsia="宋体"/>
+                <w:sz w:val="21"/>
+              </w:rPr>
+              <w:t>BR-09（新增）</w:t>
+            </w:r>
           </w:p>
         </w:tc>
         <w:tc>
@@ -8327,9 +8551,13 @@
             <w:vAlign w:val="center"/>
           </w:tcPr>
           <w:p>
-            <w:pPr>
-              <w:spacing w:after="0" w:line="240" w:lineRule="auto"/>
-            </w:pPr>
+            <w:r>
+              <w:rPr>
+                <w:rFonts w:ascii="Calibri" w:hAnsi="Calibri" w:eastAsia="宋体"/>
+                <w:sz w:val="21"/>
+              </w:rPr>
+              <w:t>（V1无）</w:t>
+            </w:r>
           </w:p>
         </w:tc>
         <w:tc>
@@ -8344,9 +8572,13 @@
             <w:vAlign w:val="center"/>
           </w:tcPr>
           <w:p>
-            <w:pPr>
-              <w:spacing w:after="0" w:line="240" w:lineRule="auto"/>
-            </w:pPr>
+            <w:r>
+              <w:rPr>
+                <w:rFonts w:ascii="Calibri" w:hAnsi="Calibri" w:eastAsia="宋体"/>
+                <w:sz w:val="21"/>
+              </w:rPr>
+              <w:t>审批回避：申请人=管理员时，系统禁止其审批自己的申请，须转交其他管理员</w:t>
+            </w:r>
           </w:p>
         </w:tc>
         <w:tc>
@@ -8361,9 +8593,13 @@
             <w:vAlign w:val="center"/>
           </w:tcPr>
           <w:p>
-            <w:pPr>
-              <w:spacing w:after="0" w:line="240" w:lineRule="auto"/>
-            </w:pPr>
+            <w:r>
+              <w:rPr>
+                <w:rFonts w:ascii="Calibri" w:hAnsi="Calibri" w:eastAsia="宋体"/>
+                <w:sz w:val="21"/>
+              </w:rPr>
+              <w:t>材料A负责人追问“自己批自己怎么办”</w:t>
+            </w:r>
           </w:p>
         </w:tc>
         <w:tc>
@@ -8378,9 +8614,13 @@
             <w:vAlign w:val="center"/>
           </w:tcPr>
           <w:p>
-            <w:pPr>
-              <w:spacing w:after="0" w:line="240" w:lineRule="auto"/>
-            </w:pPr>
+            <w:r>
+              <w:rPr>
+                <w:rFonts w:ascii="Calibri" w:hAnsi="Calibri" w:eastAsia="宋体"/>
+                <w:sz w:val="21"/>
+              </w:rPr>
+              <w:t>审批权限校验</w:t>
+            </w:r>
           </w:p>
         </w:tc>
       </w:tr>
@@ -8416,9 +8656,13 @@
             <w:vAlign w:val="center"/>
           </w:tcPr>
           <w:p>
-            <w:pPr>
-              <w:spacing w:after="0" w:line="240" w:lineRule="auto"/>
-            </w:pPr>
+            <w:r>
+              <w:rPr>
+                <w:rFonts w:ascii="Calibri" w:hAnsi="Calibri" w:eastAsia="宋体"/>
+                <w:sz w:val="21"/>
+              </w:rPr>
+              <w:t>BR-10（新增）</w:t>
+            </w:r>
           </w:p>
         </w:tc>
         <w:tc>
@@ -8433,9 +8677,13 @@
             <w:vAlign w:val="center"/>
           </w:tcPr>
           <w:p>
-            <w:pPr>
-              <w:spacing w:after="0" w:line="240" w:lineRule="auto"/>
-            </w:pPr>
+            <w:r>
+              <w:rPr>
+                <w:rFonts w:ascii="Calibri" w:hAnsi="Calibri" w:eastAsia="宋体"/>
+                <w:sz w:val="21"/>
+              </w:rPr>
+              <w:t>（V1无）</w:t>
+            </w:r>
           </w:p>
         </w:tc>
         <w:tc>
@@ -8450,9 +8698,13 @@
             <w:vAlign w:val="center"/>
           </w:tcPr>
           <w:p>
-            <w:pPr>
-              <w:spacing w:after="0" w:line="240" w:lineRule="auto"/>
-            </w:pPr>
+            <w:r>
+              <w:rPr>
+                <w:rFonts w:ascii="Calibri" w:hAnsi="Calibri" w:eastAsia="宋体"/>
+                <w:sz w:val="21"/>
+              </w:rPr>
+              <w:t>结构化拒绝原因：拒绝必须选择原因代码（时段冲突/设备状态不符/资格不符/其他）+补充说明，对申请人可见</w:t>
+            </w:r>
           </w:p>
         </w:tc>
         <w:tc>
@@ -8467,9 +8719,13 @@
             <w:vAlign w:val="center"/>
           </w:tcPr>
           <w:p>
-            <w:pPr>
-              <w:spacing w:after="0" w:line="240" w:lineRule="auto"/>
-            </w:pPr>
+            <w:r>
+              <w:rPr>
+                <w:rFonts w:ascii="Calibri" w:hAnsi="Calibri" w:eastAsia="宋体"/>
+                <w:sz w:val="21"/>
+              </w:rPr>
+              <w:t>材料B“被拒后想知道原因”</w:t>
+            </w:r>
           </w:p>
         </w:tc>
         <w:tc>
@@ -8484,9 +8740,13 @@
             <w:vAlign w:val="center"/>
           </w:tcPr>
           <w:p>
-            <w:pPr>
-              <w:spacing w:after="0" w:line="240" w:lineRule="auto"/>
-            </w:pPr>
+            <w:r>
+              <w:rPr>
+                <w:rFonts w:ascii="Calibri" w:hAnsi="Calibri" w:eastAsia="宋体"/>
+                <w:sz w:val="21"/>
+              </w:rPr>
+              <w:t>申请详情页、BorrowRequest</w:t>
+            </w:r>
           </w:p>
         </w:tc>
       </w:tr>
@@ -8522,9 +8782,13 @@
             <w:vAlign w:val="center"/>
           </w:tcPr>
           <w:p>
-            <w:pPr>
-              <w:spacing w:after="0" w:line="240" w:lineRule="auto"/>
-            </w:pPr>
+            <w:r>
+              <w:rPr>
+                <w:rFonts w:ascii="Calibri" w:hAnsi="Calibri" w:eastAsia="宋体"/>
+                <w:sz w:val="21"/>
+              </w:rPr>
+              <w:t>BR-11（新增）</w:t>
+            </w:r>
           </w:p>
         </w:tc>
         <w:tc>
@@ -8539,9 +8803,13 @@
             <w:vAlign w:val="center"/>
           </w:tcPr>
           <w:p>
-            <w:pPr>
-              <w:spacing w:after="0" w:line="240" w:lineRule="auto"/>
-            </w:pPr>
+            <w:r>
+              <w:rPr>
+                <w:rFonts w:ascii="Calibri" w:hAnsi="Calibri" w:eastAsia="宋体"/>
+                <w:sz w:val="21"/>
+              </w:rPr>
+              <w:t>（V1无）</w:t>
+            </w:r>
           </w:p>
         </w:tc>
         <w:tc>
@@ -8556,9 +8824,13 @@
             <w:vAlign w:val="center"/>
           </w:tcPr>
           <w:p>
-            <w:pPr>
-              <w:spacing w:after="0" w:line="240" w:lineRule="auto"/>
-            </w:pPr>
+            <w:r>
+              <w:rPr>
+                <w:rFonts w:ascii="Calibri" w:hAnsi="Calibri" w:eastAsia="宋体"/>
+                <w:sz w:val="21"/>
+              </w:rPr>
+              <w:t>申请可登记实际使用人（可多人），借用记录与追溯覆盖全部使用人</w:t>
+            </w:r>
           </w:p>
         </w:tc>
         <w:tc>
@@ -8573,9 +8845,13 @@
             <w:vAlign w:val="center"/>
           </w:tcPr>
           <w:p>
-            <w:pPr>
-              <w:spacing w:after="0" w:line="240" w:lineRule="auto"/>
-            </w:pPr>
+            <w:r>
+              <w:rPr>
+                <w:rFonts w:ascii="Calibri" w:hAnsi="Calibri" w:eastAsia="宋体"/>
+                <w:sz w:val="21"/>
+              </w:rPr>
+              <w:t>材料B小组代为申请、实际使用人不止一人</w:t>
+            </w:r>
           </w:p>
         </w:tc>
         <w:tc>
@@ -8590,9 +8866,13 @@
             <w:vAlign w:val="center"/>
           </w:tcPr>
           <w:p>
-            <w:pPr>
-              <w:spacing w:after="0" w:line="240" w:lineRule="auto"/>
-            </w:pPr>
+            <w:r>
+              <w:rPr>
+                <w:rFonts w:ascii="Calibri" w:hAnsi="Calibri" w:eastAsia="宋体"/>
+                <w:sz w:val="21"/>
+              </w:rPr>
+              <w:t>BorrowRequest-User新增关系</w:t>
+            </w:r>
           </w:p>
         </w:tc>
       </w:tr>
@@ -8652,12 +8932,20 @@
           <w:p>
             <w:r>
               <w:rPr>
-                <w:rFonts w:ascii="微软雅黑" w:hAnsi="微软雅黑" w:eastAsia="微软雅黑"/>
-                <w:b/>
-                <w:color w:val="1F4E79"/>
-                <w:sz w:val="20"/>
-              </w:rPr>
-              <w:t>填写：更新后的核心流程/状态设计。只需画或写发生变化的部分，并说明与V1的差异。</w:t>
+                <w:rFonts w:ascii="Calibri" w:hAnsi="Calibri" w:eastAsia="宋体"/>
+                <w:sz w:val="21"/>
+              </w:rPr>
+              <w:t>与V1的差异（只列变化部分）：</w:t>
+              <w:br/>
+              <w:t>1. 申请单状态细分：主链 SUBMITTED→UNDER_REVIEW→APPROVED→PICKED_UP→RETURNED 不变；显式建模三个终态——WITHDRAWN（撤回）、REJECTED（拒绝）、RELEASED（超时释放）。页面按“当前环节+下一步该谁操作”展示时间线（V1为黑盒“处理中”）。</w:t>
+              <w:br/>
+              <w:t>2. 新增撤回路径：UNDER_REVIEW/APPROVED 状态允许申请人撤回；若设备已RESERVED则同步释放（RESERVED→AVAILABLE），留痕“成员撤回”。</w:t>
+              <w:br/>
+              <w:t>3. 异常归还直达维修：归还单勾选异常时，BORROWED→MAINTENANCE 与归还单提交在同一事务内完成（V1仅为规则约束，V2升级为事务约束，杜绝“先可借后补改”的中间态）。</w:t>
+              <w:br/>
+              <w:t>4. 超时释放闭环：APPROVED 后启动48小时倒计时，T-24小时提醒申请人，T时申请转RELEASED并释放设备。</w:t>
+              <w:br/>
+              <w:t>5. 重要设备审批链增加“审批人+理由”落库（ApprovalRecord），审批列表按（优先级，提交时间）排序；普通设备快速通道不变。</w:t>
             </w:r>
           </w:p>
         </w:tc>
@@ -8966,9 +9254,13 @@
             <w:vAlign w:val="center"/>
           </w:tcPr>
           <w:p>
-            <w:pPr>
-              <w:spacing w:after="0" w:line="240" w:lineRule="auto"/>
-            </w:pPr>
+            <w:r>
+              <w:rPr>
+                <w:rFonts w:ascii="Calibri" w:hAnsi="Calibri" w:eastAsia="宋体"/>
+                <w:sz w:val="21"/>
+              </w:rPr>
+              <w:t>BorrowRequest</w:t>
+            </w:r>
           </w:p>
         </w:tc>
         <w:tc>
@@ -8983,9 +9275,13 @@
             <w:vAlign w:val="center"/>
           </w:tcPr>
           <w:p>
-            <w:pPr>
-              <w:spacing w:after="0" w:line="240" w:lineRule="auto"/>
-            </w:pPr>
+            <w:r>
+              <w:rPr>
+                <w:rFonts w:ascii="Calibri" w:hAnsi="Calibri" w:eastAsia="宋体"/>
+                <w:sz w:val="21"/>
+              </w:rPr>
+              <w:t>新增字段</w:t>
+            </w:r>
           </w:p>
         </w:tc>
         <w:tc>
@@ -9000,9 +9296,13 @@
             <w:vAlign w:val="center"/>
           </w:tcPr>
           <w:p>
-            <w:pPr>
-              <w:spacing w:after="0" w:line="240" w:lineRule="auto"/>
-            </w:pPr>
+            <w:r>
+              <w:rPr>
+                <w:rFonts w:ascii="Calibri" w:hAnsi="Calibri" w:eastAsia="宋体"/>
+                <w:sz w:val="21"/>
+              </w:rPr>
+              <w:t>priority（比赛/课程/练习）、pickup_deadline、withdrawn_at、reject_reason_code、reject_note；状态枚举扩展WITHDRAWN/RELEASED；expected_return_time从可选改为必填</w:t>
+            </w:r>
           </w:p>
         </w:tc>
         <w:tc>
@@ -9017,9 +9317,13 @@
             <w:vAlign w:val="center"/>
           </w:tcPr>
           <w:p>
-            <w:pPr>
-              <w:spacing w:after="0" w:line="240" w:lineRule="auto"/>
-            </w:pPr>
+            <w:r>
+              <w:rPr>
+                <w:rFonts w:ascii="Calibri" w:hAnsi="Calibri" w:eastAsia="宋体"/>
+                <w:sz w:val="21"/>
+              </w:rPr>
+              <w:t>无法排序审批队列、无法执行领取时限、撤回与拒绝不可追溯、超期无客观判定依据</w:t>
+            </w:r>
           </w:p>
         </w:tc>
       </w:tr>
@@ -9055,9 +9359,13 @@
             <w:vAlign w:val="center"/>
           </w:tcPr>
           <w:p>
-            <w:pPr>
-              <w:spacing w:after="0" w:line="240" w:lineRule="auto"/>
-            </w:pPr>
+            <w:r>
+              <w:rPr>
+                <w:rFonts w:ascii="Calibri" w:hAnsi="Calibri" w:eastAsia="宋体"/>
+                <w:sz w:val="21"/>
+              </w:rPr>
+              <w:t>BorrowRequest-User</w:t>
+            </w:r>
           </w:p>
         </w:tc>
         <w:tc>
@@ -9072,9 +9380,13 @@
             <w:vAlign w:val="center"/>
           </w:tcPr>
           <w:p>
-            <w:pPr>
-              <w:spacing w:after="0" w:line="240" w:lineRule="auto"/>
-            </w:pPr>
+            <w:r>
+              <w:rPr>
+                <w:rFonts w:ascii="Calibri" w:hAnsi="Calibri" w:eastAsia="宋体"/>
+                <w:sz w:val="21"/>
+              </w:rPr>
+              <w:t>新增关系</w:t>
+            </w:r>
           </w:p>
         </w:tc>
         <w:tc>
@@ -9089,9 +9401,13 @@
             <w:vAlign w:val="center"/>
           </w:tcPr>
           <w:p>
-            <w:pPr>
-              <w:spacing w:after="0" w:line="240" w:lineRule="auto"/>
-            </w:pPr>
+            <w:r>
+              <w:rPr>
+                <w:rFonts w:ascii="Calibri" w:hAnsi="Calibri" w:eastAsia="宋体"/>
+                <w:sz w:val="21"/>
+              </w:rPr>
+              <w:t>request_co_users（申请↔实际使用人多对多）</w:t>
+            </w:r>
           </w:p>
         </w:tc>
         <w:tc>
@@ -9106,9 +9422,13 @@
             <w:vAlign w:val="center"/>
           </w:tcPr>
           <w:p>
-            <w:pPr>
-              <w:spacing w:after="0" w:line="240" w:lineRule="auto"/>
-            </w:pPr>
+            <w:r>
+              <w:rPr>
+                <w:rFonts w:ascii="Calibri" w:hAnsi="Calibri" w:eastAsia="宋体"/>
+                <w:sz w:val="21"/>
+              </w:rPr>
+              <w:t>小组共用设备无法追溯，出问题只能找到申请人一人</w:t>
+            </w:r>
           </w:p>
         </w:tc>
       </w:tr>
@@ -9144,9 +9464,13 @@
             <w:vAlign w:val="center"/>
           </w:tcPr>
           <w:p>
-            <w:pPr>
-              <w:spacing w:after="0" w:line="240" w:lineRule="auto"/>
-            </w:pPr>
+            <w:r>
+              <w:rPr>
+                <w:rFonts w:ascii="Calibri" w:hAnsi="Calibri" w:eastAsia="宋体"/>
+                <w:sz w:val="21"/>
+              </w:rPr>
+              <w:t>ApprovalRecord（新表）</w:t>
+            </w:r>
           </w:p>
         </w:tc>
         <w:tc>
@@ -9161,9 +9485,13 @@
             <w:vAlign w:val="center"/>
           </w:tcPr>
           <w:p>
-            <w:pPr>
-              <w:spacing w:after="0" w:line="240" w:lineRule="auto"/>
-            </w:pPr>
+            <w:r>
+              <w:rPr>
+                <w:rFonts w:ascii="Calibri" w:hAnsi="Calibri" w:eastAsia="宋体"/>
+                <w:sz w:val="21"/>
+              </w:rPr>
+              <w:t>新增表</w:t>
+            </w:r>
           </w:p>
         </w:tc>
         <w:tc>
@@ -9178,9 +9506,13 @@
             <w:vAlign w:val="center"/>
           </w:tcPr>
           <w:p>
-            <w:pPr>
-              <w:spacing w:after="0" w:line="240" w:lineRule="auto"/>
-            </w:pPr>
+            <w:r>
+              <w:rPr>
+                <w:rFonts w:ascii="Calibri" w:hAnsi="Calibri" w:eastAsia="宋体"/>
+                <w:sz w:val="21"/>
+              </w:rPr>
+              <w:t>approval_id、request_id、approver_id、action（批准/拒绝）、reason_code、reason、created_at</w:t>
+            </w:r>
           </w:p>
         </w:tc>
         <w:tc>
@@ -9195,9 +9527,13 @@
             <w:vAlign w:val="center"/>
           </w:tcPr>
           <w:p>
-            <w:pPr>
-              <w:spacing w:after="0" w:line="240" w:lineRule="auto"/>
-            </w:pPr>
+            <w:r>
+              <w:rPr>
+                <w:rFonts w:ascii="Calibri" w:hAnsi="Calibri" w:eastAsia="宋体"/>
+                <w:sz w:val="21"/>
+              </w:rPr>
+              <w:t>“谁批准的、为什么批准”无处落库，负责人追溯诉求落空</w:t>
+            </w:r>
           </w:p>
         </w:tc>
       </w:tr>
@@ -9233,9 +9569,13 @@
             <w:vAlign w:val="center"/>
           </w:tcPr>
           <w:p>
-            <w:pPr>
-              <w:spacing w:after="0" w:line="240" w:lineRule="auto"/>
-            </w:pPr>
+            <w:r>
+              <w:rPr>
+                <w:rFonts w:ascii="Calibri" w:hAnsi="Calibri" w:eastAsia="宋体"/>
+                <w:sz w:val="21"/>
+              </w:rPr>
+              <w:t>Notification</w:t>
+            </w:r>
           </w:p>
         </w:tc>
         <w:tc>
@@ -9250,9 +9590,13 @@
             <w:vAlign w:val="center"/>
           </w:tcPr>
           <w:p>
-            <w:pPr>
-              <w:spacing w:after="0" w:line="240" w:lineRule="auto"/>
-            </w:pPr>
+            <w:r>
+              <w:rPr>
+                <w:rFonts w:ascii="Calibri" w:hAnsi="Calibri" w:eastAsia="宋体"/>
+                <w:sz w:val="21"/>
+              </w:rPr>
+              <w:t>启用V1预留表</w:t>
+            </w:r>
           </w:p>
         </w:tc>
         <w:tc>
@@ -9267,9 +9611,13 @@
             <w:vAlign w:val="center"/>
           </w:tcPr>
           <w:p>
-            <w:pPr>
-              <w:spacing w:after="0" w:line="240" w:lineRule="auto"/>
-            </w:pPr>
+            <w:r>
+              <w:rPr>
+                <w:rFonts w:ascii="Calibri" w:hAnsi="Calibri" w:eastAsia="宋体"/>
+                <w:sz w:val="21"/>
+              </w:rPr>
+              <w:t>type（领取提醒/超时释放/审批结果）、payload、sent_at、read_at</w:t>
+            </w:r>
           </w:p>
         </w:tc>
         <w:tc>
@@ -9284,9 +9632,13 @@
             <w:vAlign w:val="center"/>
           </w:tcPr>
           <w:p>
-            <w:pPr>
-              <w:spacing w:after="0" w:line="240" w:lineRule="auto"/>
-            </w:pPr>
+            <w:r>
+              <w:rPr>
+                <w:rFonts w:ascii="Calibri" w:hAnsi="Calibri" w:eastAsia="宋体"/>
+                <w:sz w:val="21"/>
+              </w:rPr>
+              <w:t>提醒无载体，超时释放缺少前置告知，规则形同虚设</w:t>
+            </w:r>
           </w:p>
         </w:tc>
       </w:tr>
@@ -9322,9 +9674,13 @@
             <w:vAlign w:val="center"/>
           </w:tcPr>
           <w:p>
-            <w:pPr>
-              <w:spacing w:after="0" w:line="240" w:lineRule="auto"/>
-            </w:pPr>
+            <w:r>
+              <w:rPr>
+                <w:rFonts w:ascii="Calibri" w:hAnsi="Calibri" w:eastAsia="宋体"/>
+                <w:sz w:val="21"/>
+              </w:rPr>
+              <w:t>Device/StateChangeLog</w:t>
+            </w:r>
           </w:p>
         </w:tc>
         <w:tc>
@@ -9339,9 +9695,13 @@
             <w:vAlign w:val="center"/>
           </w:tcPr>
           <w:p>
-            <w:pPr>
-              <w:spacing w:after="0" w:line="240" w:lineRule="auto"/>
-            </w:pPr>
+            <w:r>
+              <w:rPr>
+                <w:rFonts w:ascii="Calibri" w:hAnsi="Calibri" w:eastAsia="宋体"/>
+                <w:sz w:val="21"/>
+              </w:rPr>
+              <w:t>约束强化</w:t>
+            </w:r>
           </w:p>
         </w:tc>
         <w:tc>
@@ -9356,9 +9716,13 @@
             <w:vAlign w:val="center"/>
           </w:tcPr>
           <w:p>
-            <w:pPr>
-              <w:spacing w:after="0" w:line="240" w:lineRule="auto"/>
-            </w:pPr>
+            <w:r>
+              <w:rPr>
+                <w:rFonts w:ascii="Calibri" w:hAnsi="Calibri" w:eastAsia="宋体"/>
+                <w:sz w:val="21"/>
+              </w:rPr>
+              <w:t>异常归还类型写入StateChangeLog结构化字段；归还事务内强制校验状态机合法性</w:t>
+            </w:r>
           </w:p>
         </w:tc>
         <w:tc>
@@ -9373,9 +9737,13 @@
             <w:vAlign w:val="center"/>
           </w:tcPr>
           <w:p>
-            <w:pPr>
-              <w:spacing w:after="0" w:line="240" w:lineRule="auto"/>
-            </w:pPr>
+            <w:r>
+              <w:rPr>
+                <w:rFonts w:ascii="Calibri" w:hAnsi="Calibri" w:eastAsia="宋体"/>
+                <w:sz w:val="21"/>
+              </w:rPr>
+              <w:t>异常设备可能再次流入可借列表（V2材料明确指出该现象已发生）</w:t>
+            </w:r>
           </w:p>
         </w:tc>
       </w:tr>
@@ -9562,9 +9930,13 @@
             <w:vAlign w:val="center"/>
           </w:tcPr>
           <w:p>
-            <w:pPr>
-              <w:spacing w:after="0" w:line="240" w:lineRule="auto"/>
-            </w:pPr>
+            <w:r>
+              <w:rPr>
+                <w:rFonts w:ascii="Calibri" w:hAnsi="Calibri" w:eastAsia="宋体"/>
+                <w:sz w:val="21"/>
+              </w:rPr>
+              <w:t>补齐审批责任链（谁批、为什么批）；把材料中的模糊约定正式化为系统规则（领取时限、异常归还、撤回、优先级、回避）；提升流程透明度</w:t>
+            </w:r>
           </w:p>
         </w:tc>
       </w:tr>
@@ -9627,9 +9999,13 @@
             <w:vAlign w:val="center"/>
           </w:tcPr>
           <w:p>
-            <w:pPr>
-              <w:spacing w:after="0" w:line="240" w:lineRule="auto"/>
-            </w:pPr>
+            <w:r>
+              <w:rPr>
+                <w:rFonts w:ascii="Calibri" w:hAnsi="Calibri" w:eastAsia="宋体"/>
+                <w:sz w:val="21"/>
+              </w:rPr>
+              <w:t>申请状态枚举、审批与归还子流程、数据模型增量字段/表；不改变设备四态状态机骨架与两级分类管理策略</w:t>
+            </w:r>
           </w:p>
         </w:tc>
       </w:tr>
@@ -9692,9 +10068,13 @@
             <w:vAlign w:val="center"/>
           </w:tcPr>
           <w:p>
-            <w:pPr>
-              <w:spacing w:after="0" w:line="240" w:lineRule="auto"/>
-            </w:pPr>
+            <w:r>
+              <w:rPr>
+                <w:rFonts w:ascii="Calibri" w:hAnsi="Calibri" w:eastAsia="宋体"/>
+                <w:sz w:val="21"/>
+              </w:rPr>
+              <w:t>V1三条不变量（占用唯一、状态与记录一致、全程留痕）继续成立；BR-02/BR-04/BR-06语义不得放松</w:t>
+            </w:r>
           </w:p>
         </w:tc>
       </w:tr>
@@ -9757,9 +10137,13 @@
             <w:vAlign w:val="center"/>
           </w:tcPr>
           <w:p>
-            <w:pPr>
-              <w:spacing w:after="0" w:line="240" w:lineRule="auto"/>
-            </w:pPr>
+            <w:r>
+              <w:rPr>
+                <w:rFonts w:ascii="Calibri" w:hAnsi="Calibri" w:eastAsia="宋体"/>
+                <w:sz w:val="21"/>
+              </w:rPr>
+              <w:t>禁止自批（BR-09）；异常归还与状态转换同事务（BR-06强化）；重复提交幂等（BR-08）；拒绝必须结构化原因（BR-10）</w:t>
+            </w:r>
           </w:p>
         </w:tc>
       </w:tr>
@@ -9822,9 +10206,13 @@
             <w:vAlign w:val="center"/>
           </w:tcPr>
           <w:p>
-            <w:pPr>
-              <w:spacing w:after="0" w:line="240" w:lineRule="auto"/>
-            </w:pPr>
+            <w:r>
+              <w:rPr>
+                <w:rFonts w:ascii="Calibri" w:hAnsi="Calibri" w:eastAsia="宋体"/>
+                <w:sz w:val="21"/>
+              </w:rPr>
+              <w:t>2.6全部新增场景通过，且V1回归项全部保持通过</w:t>
+            </w:r>
           </w:p>
         </w:tc>
       </w:tr>
@@ -9887,9 +10275,13 @@
             <w:vAlign w:val="center"/>
           </w:tcPr>
           <w:p>
-            <w:pPr>
-              <w:spacing w:after="0" w:line="240" w:lineRule="auto"/>
-            </w:pPr>
+            <w:r>
+              <w:rPr>
+                <w:rFonts w:ascii="Calibri" w:hAnsi="Calibri" w:eastAsia="宋体"/>
+                <w:sz w:val="21"/>
+              </w:rPr>
+              <w:t>TC-03并发占用、TC-05异常归还入维修、TC-06超时释放——三项规则正式化后行为与V1一致</w:t>
+            </w:r>
           </w:p>
         </w:tc>
       </w:tr>
@@ -10136,9 +10528,13 @@
             <w:vAlign w:val="center"/>
           </w:tcPr>
           <w:p>
-            <w:pPr>
-              <w:spacing w:after="0" w:line="240" w:lineRule="auto"/>
-            </w:pPr>
+            <w:r>
+              <w:rPr>
+                <w:rFonts w:ascii="Calibri" w:hAnsi="Calibri" w:eastAsia="宋体"/>
+                <w:sz w:val="21"/>
+              </w:rPr>
+              <w:t>V2-01</w:t>
+            </w:r>
           </w:p>
         </w:tc>
         <w:tc>
@@ -10153,9 +10549,13 @@
             <w:vAlign w:val="center"/>
           </w:tcPr>
           <w:p>
-            <w:pPr>
-              <w:spacing w:after="0" w:line="240" w:lineRule="auto"/>
-            </w:pPr>
+            <w:r>
+              <w:rPr>
+                <w:rFonts w:ascii="Calibri" w:hAnsi="Calibri" w:eastAsia="宋体"/>
+                <w:sz w:val="21"/>
+              </w:rPr>
+              <w:t>重要设备审批记录完整性</w:t>
+            </w:r>
           </w:p>
         </w:tc>
         <w:tc>
@@ -10170,9 +10570,13 @@
             <w:vAlign w:val="center"/>
           </w:tcPr>
           <w:p>
-            <w:pPr>
-              <w:spacing w:after="0" w:line="240" w:lineRule="auto"/>
-            </w:pPr>
+            <w:r>
+              <w:rPr>
+                <w:rFonts w:ascii="Calibri" w:hAnsi="Calibri" w:eastAsia="宋体"/>
+                <w:sz w:val="21"/>
+              </w:rPr>
+              <w:t>谁批准/拒绝、理由、时间可查</w:t>
+            </w:r>
           </w:p>
         </w:tc>
         <w:tc>
@@ -10187,9 +10591,13 @@
             <w:vAlign w:val="center"/>
           </w:tcPr>
           <w:p>
-            <w:pPr>
-              <w:spacing w:after="0" w:line="240" w:lineRule="auto"/>
-            </w:pPr>
+            <w:r>
+              <w:rPr>
+                <w:rFonts w:ascii="Calibri" w:hAnsi="Calibri" w:eastAsia="宋体"/>
+                <w:sz w:val="21"/>
+              </w:rPr>
+              <w:t>ApprovalRecord含审批人、理由、时间且不可篡改</w:t>
+            </w:r>
           </w:p>
         </w:tc>
         <w:tc>
@@ -10204,9 +10612,13 @@
             <w:vAlign w:val="center"/>
           </w:tcPr>
           <w:p>
-            <w:pPr>
-              <w:spacing w:after="0" w:line="240" w:lineRule="auto"/>
-            </w:pPr>
+            <w:r>
+              <w:rPr>
+                <w:rFonts w:ascii="Calibri" w:hAnsi="Calibri" w:eastAsia="宋体"/>
+                <w:sz w:val="21"/>
+              </w:rPr>
+              <w:t>BR-03、材料A</w:t>
+            </w:r>
           </w:p>
         </w:tc>
       </w:tr>
@@ -10242,9 +10654,13 @@
             <w:vAlign w:val="center"/>
           </w:tcPr>
           <w:p>
-            <w:pPr>
-              <w:spacing w:after="0" w:line="240" w:lineRule="auto"/>
-            </w:pPr>
+            <w:r>
+              <w:rPr>
+                <w:rFonts w:ascii="Calibri" w:hAnsi="Calibri" w:eastAsia="宋体"/>
+                <w:sz w:val="21"/>
+              </w:rPr>
+              <w:t>V2-02</w:t>
+            </w:r>
           </w:p>
         </w:tc>
         <w:tc>
@@ -10259,9 +10675,13 @@
             <w:vAlign w:val="center"/>
           </w:tcPr>
           <w:p>
-            <w:pPr>
-              <w:spacing w:after="0" w:line="240" w:lineRule="auto"/>
-            </w:pPr>
+            <w:r>
+              <w:rPr>
+                <w:rFonts w:ascii="Calibri" w:hAnsi="Calibri" w:eastAsia="宋体"/>
+                <w:sz w:val="21"/>
+              </w:rPr>
+              <w:t>管理员自批拦截</w:t>
+            </w:r>
           </w:p>
         </w:tc>
         <w:tc>
@@ -10276,9 +10696,13 @@
             <w:vAlign w:val="center"/>
           </w:tcPr>
           <w:p>
-            <w:pPr>
-              <w:spacing w:after="0" w:line="240" w:lineRule="auto"/>
-            </w:pPr>
+            <w:r>
+              <w:rPr>
+                <w:rFonts w:ascii="Calibri" w:hAnsi="Calibri" w:eastAsia="宋体"/>
+                <w:sz w:val="21"/>
+              </w:rPr>
+              <w:t>回避规则生效</w:t>
+            </w:r>
           </w:p>
         </w:tc>
         <w:tc>
@@ -10293,9 +10717,13 @@
             <w:vAlign w:val="center"/>
           </w:tcPr>
           <w:p>
-            <w:pPr>
-              <w:spacing w:after="0" w:line="240" w:lineRule="auto"/>
-            </w:pPr>
+            <w:r>
+              <w:rPr>
+                <w:rFonts w:ascii="Calibri" w:hAnsi="Calibri" w:eastAsia="宋体"/>
+                <w:sz w:val="21"/>
+              </w:rPr>
+              <w:t>申请人=审批人时系统拒绝提交并提示转交其他管理员</w:t>
+            </w:r>
           </w:p>
         </w:tc>
         <w:tc>
@@ -10310,9 +10738,13 @@
             <w:vAlign w:val="center"/>
           </w:tcPr>
           <w:p>
-            <w:pPr>
-              <w:spacing w:after="0" w:line="240" w:lineRule="auto"/>
-            </w:pPr>
+            <w:r>
+              <w:rPr>
+                <w:rFonts w:ascii="Calibri" w:hAnsi="Calibri" w:eastAsia="宋体"/>
+                <w:sz w:val="21"/>
+              </w:rPr>
+              <w:t>BR-09</w:t>
+            </w:r>
           </w:p>
         </w:tc>
       </w:tr>
@@ -10348,9 +10780,13 @@
             <w:vAlign w:val="center"/>
           </w:tcPr>
           <w:p>
-            <w:pPr>
-              <w:spacing w:after="0" w:line="240" w:lineRule="auto"/>
-            </w:pPr>
+            <w:r>
+              <w:rPr>
+                <w:rFonts w:ascii="Calibri" w:hAnsi="Calibri" w:eastAsia="宋体"/>
+                <w:sz w:val="21"/>
+              </w:rPr>
+              <w:t>V2-03</w:t>
+            </w:r>
           </w:p>
         </w:tc>
         <w:tc>
@@ -10365,9 +10801,13 @@
             <w:vAlign w:val="center"/>
           </w:tcPr>
           <w:p>
-            <w:pPr>
-              <w:spacing w:after="0" w:line="240" w:lineRule="auto"/>
-            </w:pPr>
+            <w:r>
+              <w:rPr>
+                <w:rFonts w:ascii="Calibri" w:hAnsi="Calibri" w:eastAsia="宋体"/>
+                <w:sz w:val="21"/>
+              </w:rPr>
+              <w:t>优先级排序</w:t>
+            </w:r>
           </w:p>
         </w:tc>
         <w:tc>
@@ -10382,9 +10822,13 @@
             <w:vAlign w:val="center"/>
           </w:tcPr>
           <w:p>
-            <w:pPr>
-              <w:spacing w:after="0" w:line="240" w:lineRule="auto"/>
-            </w:pPr>
+            <w:r>
+              <w:rPr>
+                <w:rFonts w:ascii="Calibri" w:hAnsi="Calibri" w:eastAsia="宋体"/>
+                <w:sz w:val="21"/>
+              </w:rPr>
+              <w:t>审批队列有序</w:t>
+            </w:r>
           </w:p>
         </w:tc>
         <w:tc>
@@ -10399,9 +10843,13 @@
             <w:vAlign w:val="center"/>
           </w:tcPr>
           <w:p>
-            <w:pPr>
-              <w:spacing w:after="0" w:line="240" w:lineRule="auto"/>
-            </w:pPr>
+            <w:r>
+              <w:rPr>
+                <w:rFonts w:ascii="Calibri" w:hAnsi="Calibri" w:eastAsia="宋体"/>
+                <w:sz w:val="21"/>
+              </w:rPr>
+              <w:t>比赛类申请排在课程、练习之前；同级按提交时间</w:t>
+            </w:r>
           </w:p>
         </w:tc>
         <w:tc>
@@ -10416,9 +10864,13 @@
             <w:vAlign w:val="center"/>
           </w:tcPr>
           <w:p>
-            <w:pPr>
-              <w:spacing w:after="0" w:line="240" w:lineRule="auto"/>
-            </w:pPr>
+            <w:r>
+              <w:rPr>
+                <w:rFonts w:ascii="Calibri" w:hAnsi="Calibri" w:eastAsia="宋体"/>
+                <w:sz w:val="21"/>
+              </w:rPr>
+              <w:t>BR-03变更</w:t>
+            </w:r>
           </w:p>
         </w:tc>
       </w:tr>
@@ -10454,9 +10906,13 @@
             <w:vAlign w:val="center"/>
           </w:tcPr>
           <w:p>
-            <w:pPr>
-              <w:spacing w:after="0" w:line="240" w:lineRule="auto"/>
-            </w:pPr>
+            <w:r>
+              <w:rPr>
+                <w:rFonts w:ascii="Calibri" w:hAnsi="Calibri" w:eastAsia="宋体"/>
+                <w:sz w:val="21"/>
+              </w:rPr>
+              <w:t>V2-04</w:t>
+            </w:r>
           </w:p>
         </w:tc>
         <w:tc>
@@ -10471,9 +10927,13 @@
             <w:vAlign w:val="center"/>
           </w:tcPr>
           <w:p>
-            <w:pPr>
-              <w:spacing w:after="0" w:line="240" w:lineRule="auto"/>
-            </w:pPr>
+            <w:r>
+              <w:rPr>
+                <w:rFonts w:ascii="Calibri" w:hAnsi="Calibri" w:eastAsia="宋体"/>
+                <w:sz w:val="21"/>
+              </w:rPr>
+              <w:t>撤回释放设备</w:t>
+            </w:r>
           </w:p>
         </w:tc>
         <w:tc>
@@ -10488,9 +10948,13 @@
             <w:vAlign w:val="center"/>
           </w:tcPr>
           <w:p>
-            <w:pPr>
-              <w:spacing w:after="0" w:line="240" w:lineRule="auto"/>
-            </w:pPr>
+            <w:r>
+              <w:rPr>
+                <w:rFonts w:ascii="Calibri" w:hAnsi="Calibri" w:eastAsia="宋体"/>
+                <w:sz w:val="21"/>
+              </w:rPr>
+              <w:t>撤回后资源即时回池</w:t>
+            </w:r>
           </w:p>
         </w:tc>
         <w:tc>
@@ -10505,9 +10969,13 @@
             <w:vAlign w:val="center"/>
           </w:tcPr>
           <w:p>
-            <w:pPr>
-              <w:spacing w:after="0" w:line="240" w:lineRule="auto"/>
-            </w:pPr>
+            <w:r>
+              <w:rPr>
+                <w:rFonts w:ascii="Calibri" w:hAnsi="Calibri" w:eastAsia="宋体"/>
+                <w:sz w:val="21"/>
+              </w:rPr>
+              <w:t>APPROVED申请撤回后设备RESERVED→AVAILABLE，事件留痕</w:t>
+            </w:r>
           </w:p>
         </w:tc>
         <w:tc>
@@ -10522,9 +10990,13 @@
             <w:vAlign w:val="center"/>
           </w:tcPr>
           <w:p>
-            <w:pPr>
-              <w:spacing w:after="0" w:line="240" w:lineRule="auto"/>
-            </w:pPr>
+            <w:r>
+              <w:rPr>
+                <w:rFonts w:ascii="Calibri" w:hAnsi="Calibri" w:eastAsia="宋体"/>
+                <w:sz w:val="21"/>
+              </w:rPr>
+              <w:t>BR-05、材料B</w:t>
+            </w:r>
           </w:p>
         </w:tc>
       </w:tr>
@@ -10560,9 +11032,13 @@
             <w:vAlign w:val="center"/>
           </w:tcPr>
           <w:p>
-            <w:pPr>
-              <w:spacing w:after="0" w:line="240" w:lineRule="auto"/>
-            </w:pPr>
+            <w:r>
+              <w:rPr>
+                <w:rFonts w:ascii="Calibri" w:hAnsi="Calibri" w:eastAsia="宋体"/>
+                <w:sz w:val="21"/>
+              </w:rPr>
+              <w:t>V2-05</w:t>
+            </w:r>
           </w:p>
         </w:tc>
         <w:tc>
@@ -10577,9 +11053,13 @@
             <w:vAlign w:val="center"/>
           </w:tcPr>
           <w:p>
-            <w:pPr>
-              <w:spacing w:after="0" w:line="240" w:lineRule="auto"/>
-            </w:pPr>
+            <w:r>
+              <w:rPr>
+                <w:rFonts w:ascii="Calibri" w:hAnsi="Calibri" w:eastAsia="宋体"/>
+                <w:sz w:val="21"/>
+              </w:rPr>
+              <w:t>异常归还事务化（回归TC-05）</w:t>
+            </w:r>
           </w:p>
         </w:tc>
         <w:tc>
@@ -10594,9 +11074,13 @@
             <w:vAlign w:val="center"/>
           </w:tcPr>
           <w:p>
-            <w:pPr>
-              <w:spacing w:after="0" w:line="240" w:lineRule="auto"/>
-            </w:pPr>
+            <w:r>
+              <w:rPr>
+                <w:rFonts w:ascii="Calibri" w:hAnsi="Calibri" w:eastAsia="宋体"/>
+                <w:sz w:val="21"/>
+              </w:rPr>
+              <w:t>不允许出现“可借”中间态</w:t>
+            </w:r>
           </w:p>
         </w:tc>
         <w:tc>
@@ -10611,9 +11095,13 @@
             <w:vAlign w:val="center"/>
           </w:tcPr>
           <w:p>
-            <w:pPr>
-              <w:spacing w:after="0" w:line="240" w:lineRule="auto"/>
-            </w:pPr>
+            <w:r>
+              <w:rPr>
+                <w:rFonts w:ascii="Calibri" w:hAnsi="Calibri" w:eastAsia="宋体"/>
+                <w:sz w:val="21"/>
+              </w:rPr>
+              <w:t>提交归还单即转MAINTENANCE，窗口期为零</w:t>
+            </w:r>
           </w:p>
         </w:tc>
         <w:tc>
@@ -10628,9 +11116,13 @@
             <w:vAlign w:val="center"/>
           </w:tcPr>
           <w:p>
-            <w:pPr>
-              <w:spacing w:after="0" w:line="240" w:lineRule="auto"/>
-            </w:pPr>
+            <w:r>
+              <w:rPr>
+                <w:rFonts w:ascii="Calibri" w:hAnsi="Calibri" w:eastAsia="宋体"/>
+                <w:sz w:val="21"/>
+              </w:rPr>
+              <w:t>BR-06强化</w:t>
+            </w:r>
           </w:p>
         </w:tc>
       </w:tr>
@@ -10666,9 +11158,13 @@
             <w:vAlign w:val="center"/>
           </w:tcPr>
           <w:p>
-            <w:pPr>
-              <w:spacing w:after="0" w:line="240" w:lineRule="auto"/>
-            </w:pPr>
+            <w:r>
+              <w:rPr>
+                <w:rFonts w:ascii="Calibri" w:hAnsi="Calibri" w:eastAsia="宋体"/>
+                <w:sz w:val="21"/>
+              </w:rPr>
+              <w:t>V2-06</w:t>
+            </w:r>
           </w:p>
         </w:tc>
         <w:tc>
@@ -10683,9 +11179,13 @@
             <w:vAlign w:val="center"/>
           </w:tcPr>
           <w:p>
-            <w:pPr>
-              <w:spacing w:after="0" w:line="240" w:lineRule="auto"/>
-            </w:pPr>
+            <w:r>
+              <w:rPr>
+                <w:rFonts w:ascii="Calibri" w:hAnsi="Calibri" w:eastAsia="宋体"/>
+                <w:sz w:val="21"/>
+              </w:rPr>
+              <w:t>重复提交幂等</w:t>
+            </w:r>
           </w:p>
         </w:tc>
         <w:tc>
@@ -10700,9 +11200,13 @@
             <w:vAlign w:val="center"/>
           </w:tcPr>
           <w:p>
-            <w:pPr>
-              <w:spacing w:after="0" w:line="240" w:lineRule="auto"/>
-            </w:pPr>
+            <w:r>
+              <w:rPr>
+                <w:rFonts w:ascii="Calibri" w:hAnsi="Calibri" w:eastAsia="宋体"/>
+                <w:sz w:val="21"/>
+              </w:rPr>
+              <w:t>弱网连点只产生一条申请</w:t>
+            </w:r>
           </w:p>
         </w:tc>
         <w:tc>
@@ -10717,9 +11221,13 @@
             <w:vAlign w:val="center"/>
           </w:tcPr>
           <w:p>
-            <w:pPr>
-              <w:spacing w:after="0" w:line="240" w:lineRule="auto"/>
-            </w:pPr>
+            <w:r>
+              <w:rPr>
+                <w:rFonts w:ascii="Calibri" w:hAnsi="Calibri" w:eastAsia="宋体"/>
+                <w:sz w:val="21"/>
+              </w:rPr>
+              <w:t>10分钟内相同提交返回原申请号并提示</w:t>
+            </w:r>
           </w:p>
         </w:tc>
         <w:tc>
@@ -10734,9 +11242,13 @@
             <w:vAlign w:val="center"/>
           </w:tcPr>
           <w:p>
-            <w:pPr>
-              <w:spacing w:after="0" w:line="240" w:lineRule="auto"/>
-            </w:pPr>
+            <w:r>
+              <w:rPr>
+                <w:rFonts w:ascii="Calibri" w:hAnsi="Calibri" w:eastAsia="宋体"/>
+                <w:sz w:val="21"/>
+              </w:rPr>
+              <w:t>BR-08</w:t>
+            </w:r>
           </w:p>
         </w:tc>
       </w:tr>
@@ -10772,9 +11284,13 @@
             <w:vAlign w:val="center"/>
           </w:tcPr>
           <w:p>
-            <w:pPr>
-              <w:spacing w:after="0" w:line="240" w:lineRule="auto"/>
-            </w:pPr>
+            <w:r>
+              <w:rPr>
+                <w:rFonts w:ascii="Calibri" w:hAnsi="Calibri" w:eastAsia="宋体"/>
+                <w:sz w:val="21"/>
+              </w:rPr>
+              <w:t>V2-07</w:t>
+            </w:r>
           </w:p>
         </w:tc>
         <w:tc>
@@ -10789,9 +11305,13 @@
             <w:vAlign w:val="center"/>
           </w:tcPr>
           <w:p>
-            <w:pPr>
-              <w:spacing w:after="0" w:line="240" w:lineRule="auto"/>
-            </w:pPr>
+            <w:r>
+              <w:rPr>
+                <w:rFonts w:ascii="Calibri" w:hAnsi="Calibri" w:eastAsia="宋体"/>
+                <w:sz w:val="21"/>
+              </w:rPr>
+              <w:t>V1回归：并发占用与超时释放</w:t>
+            </w:r>
           </w:p>
         </w:tc>
         <w:tc>
@@ -10806,9 +11326,13 @@
             <w:vAlign w:val="center"/>
           </w:tcPr>
           <w:p>
-            <w:pPr>
-              <w:spacing w:after="0" w:line="240" w:lineRule="auto"/>
-            </w:pPr>
+            <w:r>
+              <w:rPr>
+                <w:rFonts w:ascii="Calibri" w:hAnsi="Calibri" w:eastAsia="宋体"/>
+                <w:sz w:val="21"/>
+              </w:rPr>
+              <w:t>新改动未破坏V1能力</w:t>
+            </w:r>
           </w:p>
         </w:tc>
         <w:tc>
@@ -10823,9 +11347,13 @@
             <w:vAlign w:val="center"/>
           </w:tcPr>
           <w:p>
-            <w:pPr>
-              <w:spacing w:after="0" w:line="240" w:lineRule="auto"/>
-            </w:pPr>
+            <w:r>
+              <w:rPr>
+                <w:rFonts w:ascii="Calibri" w:hAnsi="Calibri" w:eastAsia="宋体"/>
+                <w:sz w:val="21"/>
+              </w:rPr>
+              <w:t>TC-03、TC-06行为与V1一致</w:t>
+            </w:r>
           </w:p>
         </w:tc>
         <w:tc>
@@ -10840,9 +11368,13 @@
             <w:vAlign w:val="center"/>
           </w:tcPr>
           <w:p>
-            <w:pPr>
-              <w:spacing w:after="0" w:line="240" w:lineRule="auto"/>
-            </w:pPr>
+            <w:r>
+              <w:rPr>
+                <w:rFonts w:ascii="Calibri" w:hAnsi="Calibri" w:eastAsia="宋体"/>
+                <w:sz w:val="21"/>
+              </w:rPr>
+              <w:t>BR-02、BR-05</w:t>
+            </w:r>
           </w:p>
         </w:tc>
       </w:tr>
@@ -10887,12 +11419,10 @@
           <w:p>
             <w:r>
               <w:rPr>
-                <w:rFonts w:ascii="微软雅黑" w:hAnsi="微软雅黑" w:eastAsia="微软雅黑"/>
-                <w:b/>
-                <w:color w:val="1F4E79"/>
-                <w:sz w:val="20"/>
-              </w:rPr>
-              <w:t>V2版本结论：说明V2相对V1最关键的变化，以及你如何避免新规则破坏原有流程。</w:t>
+                <w:rFonts w:ascii="Calibri" w:hAnsi="Calibri" w:eastAsia="宋体"/>
+                <w:sz w:val="21"/>
+              </w:rPr>
+              <w:t>V2相对V1最关键的变化是把“流程管控”升级为“责任与透明”：审批从动作升级为带理由的责任记录（ApprovalRecord+回避规则）；申请从黑盒“处理中”升级为全程可见的状态时间线；优先级、领取时限、撤回、拒绝原因、多人使用等现场约定正式化为系统规则。为避免新规则破坏原有流程：设备四态机骨架与占用唯一性不变量冻结不动；异常归还由“规则”升级为“事务约束”，自由度反而收窄；全部变更通过2.6场景验证，并回归V1三项关键能力（并发占用、异常归还、超时释放）确认无破坏。</w:t>
             </w:r>
           </w:p>
         </w:tc>

--- a/report/软件工程系统开发方向_四轮迭代分析报告_刘泽_2025181005000135.docx
+++ b/report/软件工程系统开发方向_四轮迭代分析报告_刘泽_2025181005000135.docx
@@ -12242,9 +12242,13 @@
             <w:vAlign w:val="center"/>
           </w:tcPr>
           <w:p>
-            <w:pPr>
-              <w:spacing w:after="0" w:line="240" w:lineRule="auto"/>
-            </w:pPr>
+            <w:r>
+              <w:rPr>
+                <w:rFonts w:ascii="Calibri" w:hAnsi="Calibri" w:eastAsia="宋体"/>
+                <w:sz w:val="21"/>
+              </w:rPr>
+              <w:t>EV-01：业务事件日志18条 APPROVAL_FAILED_DEVICE_UNAVAILABLE（82次成功批准，占批准尝试18%），detail均为“device state changed after submission”；设备状态日志18条 MANUAL_SYNC“state updated by another borrowing record”</w:t>
+            </w:r>
           </w:p>
         </w:tc>
         <w:tc>
@@ -12259,9 +12263,13 @@
             <w:vAlign w:val="center"/>
           </w:tcPr>
           <w:p>
-            <w:pPr>
-              <w:spacing w:after="0" w:line="240" w:lineRule="auto"/>
-            </w:pPr>
+            <w:r>
+              <w:rPr>
+                <w:rFonts w:ascii="Calibri" w:hAnsi="Calibri" w:eastAsia="宋体"/>
+                <w:sz w:val="21"/>
+              </w:rPr>
+              <w:t>批准时设备占用校验非原子/不同步——业务规则问题+系统实现问题</w:t>
+            </w:r>
           </w:p>
         </w:tc>
         <w:tc>
@@ -12276,9 +12284,13 @@
             <w:vAlign w:val="center"/>
           </w:tcPr>
           <w:p>
-            <w:pPr>
-              <w:spacing w:after="0" w:line="240" w:lineRule="auto"/>
-            </w:pPr>
+            <w:r>
+              <w:rPr>
+                <w:rFonts w:ascii="Calibri" w:hAnsi="Calibri" w:eastAsia="宋体"/>
+                <w:sz w:val="21"/>
+              </w:rPr>
+              <w:t>高（P0）</w:t>
+            </w:r>
           </w:p>
         </w:tc>
         <w:tc>
@@ -12293,9 +12305,13 @@
             <w:vAlign w:val="center"/>
           </w:tcPr>
           <w:p>
-            <w:pPr>
-              <w:spacing w:after="0" w:line="240" w:lineRule="auto"/>
-            </w:pPr>
+            <w:r>
+              <w:rPr>
+                <w:rFonts w:ascii="Calibri" w:hAnsi="Calibri" w:eastAsia="宋体"/>
+                <w:sz w:val="21"/>
+              </w:rPr>
+              <w:t>两份日志以request_id关联印证：如R0007/BOARD06，9/1提交、9/2被另一借用记录同步占用、9/2批准失败；管理员A02（9/9“两个管理员处理同一台设备”）与成员U022（9/4“看着可用提交后不能借”）反馈与之互证</w:t>
+            </w:r>
           </w:p>
         </w:tc>
         <w:tc>
@@ -12310,9 +12326,13 @@
             <w:vAlign w:val="center"/>
           </w:tcPr>
           <w:p>
-            <w:pPr>
-              <w:spacing w:after="0" w:line="240" w:lineRule="auto"/>
-            </w:pPr>
+            <w:r>
+              <w:rPr>
+                <w:rFonts w:ascii="Calibri" w:hAnsi="Calibri" w:eastAsia="宋体"/>
+                <w:sz w:val="21"/>
+              </w:rPr>
+              <w:t>是→IMP-1 占用事务原子化</w:t>
+            </w:r>
           </w:p>
         </w:tc>
       </w:tr>
@@ -12348,9 +12368,13 @@
             <w:vAlign w:val="center"/>
           </w:tcPr>
           <w:p>
-            <w:pPr>
-              <w:spacing w:after="0" w:line="240" w:lineRule="auto"/>
-            </w:pPr>
+            <w:r>
+              <w:rPr>
+                <w:rFonts w:ascii="Calibri" w:hAnsi="Calibri" w:eastAsia="宋体"/>
+                <w:sz w:val="21"/>
+              </w:rPr>
+              <w:t>EV-02：设备状态日志4次异常归还先 BORROWED→AVAILABLE（note=abnormal flag recorded separately），0.7~1.4小时后才由 ADMIN_CORRECTION 改入MAINTENANCE（CAM01@9/3、CAM02@9/4、CAM02@9/6、BOARD03@9/10）；另5次直接入MAINTENANCE，处理路径不一致</w:t>
+            </w:r>
           </w:p>
         </w:tc>
         <w:tc>
@@ -12365,9 +12389,13 @@
             <w:vAlign w:val="center"/>
           </w:tcPr>
           <w:p>
-            <w:pPr>
-              <w:spacing w:after="0" w:line="240" w:lineRule="auto"/>
-            </w:pPr>
+            <w:r>
+              <w:rPr>
+                <w:rFonts w:ascii="Calibri" w:hAnsi="Calibri" w:eastAsia="宋体"/>
+                <w:sz w:val="21"/>
+              </w:rPr>
+              <w:t>异常归还规则（BR-06）未在代码路径强制执行——业务规则落地问题</w:t>
+            </w:r>
           </w:p>
         </w:tc>
         <w:tc>
@@ -12382,9 +12410,13 @@
             <w:vAlign w:val="center"/>
           </w:tcPr>
           <w:p>
-            <w:pPr>
-              <w:spacing w:after="0" w:line="240" w:lineRule="auto"/>
-            </w:pPr>
+            <w:r>
+              <w:rPr>
+                <w:rFonts w:ascii="Calibri" w:hAnsi="Calibri" w:eastAsia="宋体"/>
+                <w:sz w:val="21"/>
+              </w:rPr>
+              <w:t>高（P0）</w:t>
+            </w:r>
           </w:p>
         </w:tc>
         <w:tc>
@@ -12399,9 +12431,13 @@
             <w:vAlign w:val="center"/>
           </w:tcPr>
           <w:p>
-            <w:pPr>
-              <w:spacing w:after="0" w:line="240" w:lineRule="auto"/>
-            </w:pPr>
+            <w:r>
+              <w:rPr>
+                <w:rFonts w:ascii="Calibri" w:hAnsi="Calibri" w:eastAsia="宋体"/>
+                <w:sz w:val="21"/>
+              </w:rPr>
+              <w:t>管理员A01 9/4 11:20反馈“备注了异常但设备列表仍可借”，与CAM02@9/4 03:34归还→04:53才修正的暴露窗口吻合；窗口期内异常设备可被误借</w:t>
+            </w:r>
           </w:p>
         </w:tc>
         <w:tc>
@@ -12416,9 +12452,13 @@
             <w:vAlign w:val="center"/>
           </w:tcPr>
           <w:p>
-            <w:pPr>
-              <w:spacing w:after="0" w:line="240" w:lineRule="auto"/>
-            </w:pPr>
+            <w:r>
+              <w:rPr>
+                <w:rFonts w:ascii="Calibri" w:hAnsi="Calibri" w:eastAsia="宋体"/>
+                <w:sz w:val="21"/>
+              </w:rPr>
+              <w:t>是→IMP-2 异常归还事务化+维修闭环</w:t>
+            </w:r>
           </w:p>
         </w:tc>
       </w:tr>
@@ -12454,9 +12494,13 @@
             <w:vAlign w:val="center"/>
           </w:tcPr>
           <w:p>
-            <w:pPr>
-              <w:spacing w:after="0" w:line="240" w:lineRule="auto"/>
-            </w:pPr>
+            <w:r>
+              <w:rPr>
+                <w:rFonts w:ascii="Calibri" w:hAnsi="Calibri" w:eastAsia="宋体"/>
+                <w:sz w:val="21"/>
+              </w:rPr>
+              <w:t>EV-03：访问日志 overdue-scan 每日仅08:00执行1次，9/5、9/11两次HTTP 500（4800ms）；业务日志11条 OVERDUE_DETECTED 全部 detail=“no automatic user notification recorded”；R0001、R0076 检出时间晚于实际归还时间</w:t>
+            </w:r>
           </w:p>
         </w:tc>
         <w:tc>
@@ -12471,9 +12515,13 @@
             <w:vAlign w:val="center"/>
           </w:tcPr>
           <w:p>
-            <w:pPr>
-              <w:spacing w:after="0" w:line="240" w:lineRule="auto"/>
-            </w:pPr>
+            <w:r>
+              <w:rPr>
+                <w:rFonts w:ascii="Calibri" w:hAnsi="Calibri" w:eastAsia="宋体"/>
+                <w:sz w:val="21"/>
+              </w:rPr>
+              <w:t>超期检测频率低、失败无重试、无用户通知——系统实现问题</w:t>
+            </w:r>
           </w:p>
         </w:tc>
         <w:tc>
@@ -12488,9 +12536,13 @@
             <w:vAlign w:val="center"/>
           </w:tcPr>
           <w:p>
-            <w:pPr>
-              <w:spacing w:after="0" w:line="240" w:lineRule="auto"/>
-            </w:pPr>
+            <w:r>
+              <w:rPr>
+                <w:rFonts w:ascii="Calibri" w:hAnsi="Calibri" w:eastAsia="宋体"/>
+                <w:sz w:val="21"/>
+              </w:rPr>
+              <w:t>高（P1）</w:t>
+            </w:r>
           </w:p>
         </w:tc>
         <w:tc>
@@ -12505,9 +12557,13 @@
             <w:vAlign w:val="center"/>
           </w:tcPr>
           <w:p>
-            <w:pPr>
-              <w:spacing w:after="0" w:line="240" w:lineRule="auto"/>
-            </w:pPr>
+            <w:r>
+              <w:rPr>
+                <w:rFonts w:ascii="Calibri" w:hAnsi="Calibri" w:eastAsia="宋体"/>
+                <w:sz w:val="21"/>
+              </w:rPr>
+              <w:t>管理员A03 9/11反馈“超期有时当天有时第二天才发现”与9/11任务失败当日吻合；扫描一天一次+失败漏检导致检出滞后甚至晚于归还；无通知使用户U040“不知道什么时候该还”</w:t>
+            </w:r>
           </w:p>
         </w:tc>
         <w:tc>
@@ -12522,9 +12578,13 @@
             <w:vAlign w:val="center"/>
           </w:tcPr>
           <w:p>
-            <w:pPr>
-              <w:spacing w:after="0" w:line="240" w:lineRule="auto"/>
-            </w:pPr>
+            <w:r>
+              <w:rPr>
+                <w:rFonts w:ascii="Calibri" w:hAnsi="Calibri" w:eastAsia="宋体"/>
+                <w:sz w:val="21"/>
+              </w:rPr>
+              <w:t>是→IMP-3 超期检测与通知治理</w:t>
+            </w:r>
           </w:p>
         </w:tc>
       </w:tr>
@@ -12560,9 +12620,13 @@
             <w:vAlign w:val="center"/>
           </w:tcPr>
           <w:p>
-            <w:pPr>
-              <w:spacing w:after="0" w:line="240" w:lineRule="auto"/>
-            </w:pPr>
+            <w:r>
+              <w:rPr>
+                <w:rFonts w:ascii="Calibri" w:hAnsi="Calibri" w:eastAsia="宋体"/>
+                <w:sz w:val="21"/>
+              </w:rPr>
+              <w:t>EV-04：7份申请批准后始终未领取也未撤回（R0026/R0070/R0027/R0109/R0062/R0052/R0082），设备滞留RESERVED最长101.9小时；全程无任何自动释放事件</w:t>
+            </w:r>
           </w:p>
         </w:tc>
         <w:tc>
@@ -12577,9 +12641,13 @@
             <w:vAlign w:val="center"/>
           </w:tcPr>
           <w:p>
-            <w:pPr>
-              <w:spacing w:after="0" w:line="240" w:lineRule="auto"/>
-            </w:pPr>
+            <w:r>
+              <w:rPr>
+                <w:rFonts w:ascii="Calibri" w:hAnsi="Calibri" w:eastAsia="宋体"/>
+                <w:sz w:val="21"/>
+              </w:rPr>
+              <w:t>48小时自动释放规则（BR-05）未实现——业务规则问题</w:t>
+            </w:r>
           </w:p>
         </w:tc>
         <w:tc>
@@ -12594,9 +12662,13 @@
             <w:vAlign w:val="center"/>
           </w:tcPr>
           <w:p>
-            <w:pPr>
-              <w:spacing w:after="0" w:line="240" w:lineRule="auto"/>
-            </w:pPr>
+            <w:r>
+              <w:rPr>
+                <w:rFonts w:ascii="Calibri" w:hAnsi="Calibri" w:eastAsia="宋体"/>
+                <w:sz w:val="21"/>
+              </w:rPr>
+              <w:t>中（P1）</w:t>
+            </w:r>
           </w:p>
         </w:tc>
         <w:tc>
@@ -12611,9 +12683,13 @@
             <w:vAlign w:val="center"/>
           </w:tcPr>
           <w:p>
-            <w:pPr>
-              <w:spacing w:after="0" w:line="240" w:lineRule="auto"/>
-            </w:pPr>
+            <w:r>
+              <w:rPr>
+                <w:rFonts w:ascii="Calibri" w:hAnsi="Calibri" w:eastAsia="宋体"/>
+                <w:sz w:val="21"/>
+              </w:rPr>
+              <w:t>成员U031（9/3“申请通过没去领设备一直显示被占”）与管理员A03（9/6“不知道该保留还是释放”）反馈互证；设备被空占直接削弱其他成员可用性</w:t>
+            </w:r>
           </w:p>
         </w:tc>
         <w:tc>
@@ -12628,9 +12704,13 @@
             <w:vAlign w:val="center"/>
           </w:tcPr>
           <w:p>
-            <w:pPr>
-              <w:spacing w:after="0" w:line="240" w:lineRule="auto"/>
-            </w:pPr>
+            <w:r>
+              <w:rPr>
+                <w:rFonts w:ascii="Calibri" w:hAnsi="Calibri" w:eastAsia="宋体"/>
+                <w:sz w:val="21"/>
+              </w:rPr>
+              <w:t>是→IMP-4 领取时限自动化</w:t>
+            </w:r>
           </w:p>
         </w:tc>
       </w:tr>
@@ -12666,9 +12746,13 @@
             <w:vAlign w:val="center"/>
           </w:tcPr>
           <w:p>
-            <w:pPr>
-              <w:spacing w:after="0" w:line="240" w:lineRule="auto"/>
-            </w:pPr>
+            <w:r>
+              <w:rPr>
+                <w:rFonts w:ascii="Calibri" w:hAnsi="Calibri" w:eastAsia="宋体"/>
+                <w:sz w:val="21"/>
+              </w:rPr>
+              <w:t>EV-05：访问日志 POST /api/applications 共134次，8次HTTP 504（3.2~6.4秒）；U014反馈重复点击“出现两条相似记录”，但业务日志同用户同设备10分钟窗口重复提交检测为0组</w:t>
+            </w:r>
           </w:p>
         </w:tc>
         <w:tc>
@@ -12683,9 +12767,13 @@
             <w:vAlign w:val="center"/>
           </w:tcPr>
           <w:p>
-            <w:pPr>
-              <w:spacing w:after="0" w:line="240" w:lineRule="auto"/>
-            </w:pPr>
+            <w:r>
+              <w:rPr>
+                <w:rFonts w:ascii="Calibri" w:hAnsi="Calibri" w:eastAsia="宋体"/>
+                <w:sz w:val="21"/>
+              </w:rPr>
+              <w:t>提交链路健壮性不足（504+无幂等设计）——系统实现问题</w:t>
+            </w:r>
           </w:p>
         </w:tc>
         <w:tc>
@@ -12700,9 +12788,13 @@
             <w:vAlign w:val="center"/>
           </w:tcPr>
           <w:p>
-            <w:pPr>
-              <w:spacing w:after="0" w:line="240" w:lineRule="auto"/>
-            </w:pPr>
+            <w:r>
+              <w:rPr>
+                <w:rFonts w:ascii="Calibri" w:hAnsi="Calibri" w:eastAsia="宋体"/>
+                <w:sz w:val="21"/>
+              </w:rPr>
+              <w:t>中（P2）</w:t>
+            </w:r>
           </w:p>
         </w:tc>
         <w:tc>
@@ -12717,9 +12809,13 @@
             <w:vAlign w:val="center"/>
           </w:tcPr>
           <w:p>
-            <w:pPr>
-              <w:spacing w:after="0" w:line="240" w:lineRule="auto"/>
-            </w:pPr>
+            <w:r>
+              <w:rPr>
+                <w:rFonts w:ascii="Calibri" w:hAnsi="Calibri" w:eastAsia="宋体"/>
+                <w:sz w:val="21"/>
+              </w:rPr>
+              <w:t>504为网关超时，服务端是否落库无事件可查，证据链不完整；U014本人9/12提交在日志中仅1条201成功，其“两条记录”的反馈与日志不符（可能为感知偏差）；判定：健壮性缺陷真实存在（8次504），重复数据风险客观存在，但当前无重复实证</w:t>
+            </w:r>
           </w:p>
         </w:tc>
         <w:tc>
@@ -12734,9 +12830,13 @@
             <w:vAlign w:val="center"/>
           </w:tcPr>
           <w:p>
-            <w:pPr>
-              <w:spacing w:after="0" w:line="240" w:lineRule="auto"/>
-            </w:pPr>
+            <w:r>
+              <w:rPr>
+                <w:rFonts w:ascii="Calibri" w:hAnsi="Calibri" w:eastAsia="宋体"/>
+                <w:sz w:val="21"/>
+              </w:rPr>
+              <w:t>是→IMP-5 提交幂等与超时降级</w:t>
+            </w:r>
           </w:p>
         </w:tc>
       </w:tr>
@@ -12772,9 +12872,13 @@
             <w:vAlign w:val="center"/>
           </w:tcPr>
           <w:p>
-            <w:pPr>
-              <w:spacing w:after="0" w:line="240" w:lineRule="auto"/>
-            </w:pPr>
+            <w:r>
+              <w:rPr>
+                <w:rFonts w:ascii="Calibri" w:hAnsi="Calibri" w:eastAsia="宋体"/>
+                <w:sz w:val="21"/>
+              </w:rPr>
+              <w:t>EV-06：访问日志 GET /api/admin/applications（n=42）中位606ms、最大2428ms，为其他接口（中位多在150ms内）的4~10倍；A02 9/14反馈“刷新有时要等两三秒”与最大值吻合</w:t>
+            </w:r>
           </w:p>
         </w:tc>
         <w:tc>
@@ -12789,9 +12893,13 @@
             <w:vAlign w:val="center"/>
           </w:tcPr>
           <w:p>
-            <w:pPr>
-              <w:spacing w:after="0" w:line="240" w:lineRule="auto"/>
-            </w:pPr>
+            <w:r>
+              <w:rPr>
+                <w:rFonts w:ascii="Calibri" w:hAnsi="Calibri" w:eastAsia="宋体"/>
+                <w:sz w:val="21"/>
+              </w:rPr>
+              <w:t>管理端待办列表查询无分页/索引——系统实现问题（性能）</w:t>
+            </w:r>
           </w:p>
         </w:tc>
         <w:tc>
@@ -12806,9 +12914,13 @@
             <w:vAlign w:val="center"/>
           </w:tcPr>
           <w:p>
-            <w:pPr>
-              <w:spacing w:after="0" w:line="240" w:lineRule="auto"/>
-            </w:pPr>
+            <w:r>
+              <w:rPr>
+                <w:rFonts w:ascii="Calibri" w:hAnsi="Calibri" w:eastAsia="宋体"/>
+                <w:sz w:val="21"/>
+              </w:rPr>
+              <w:t>中（P2）</w:t>
+            </w:r>
           </w:p>
         </w:tc>
         <w:tc>
@@ -12823,9 +12935,13 @@
             <w:vAlign w:val="center"/>
           </w:tcPr>
           <w:p>
-            <w:pPr>
-              <w:spacing w:after="0" w:line="240" w:lineRule="auto"/>
-            </w:pPr>
+            <w:r>
+              <w:rPr>
+                <w:rFonts w:ascii="Calibri" w:hAnsi="Calibri" w:eastAsia="宋体"/>
+                <w:sz w:val="21"/>
+              </w:rPr>
+              <w:t>两周内数据增长（126申请/529事件）后列表线性变慢；管理员日常高频操作，劣化直接拖慢审批吞吐</w:t>
+            </w:r>
           </w:p>
         </w:tc>
         <w:tc>
@@ -12840,9 +12956,13 @@
             <w:vAlign w:val="center"/>
           </w:tcPr>
           <w:p>
-            <w:pPr>
-              <w:spacing w:after="0" w:line="240" w:lineRule="auto"/>
-            </w:pPr>
+            <w:r>
+              <w:rPr>
+                <w:rFonts w:ascii="Calibri" w:hAnsi="Calibri" w:eastAsia="宋体"/>
+                <w:sz w:val="21"/>
+              </w:rPr>
+              <w:t>是→IMP-6 管理端列表性能优化</w:t>
+            </w:r>
           </w:p>
         </w:tc>
       </w:tr>
@@ -13078,9 +13198,13 @@
             <w:vAlign w:val="center"/>
           </w:tcPr>
           <w:p>
-            <w:pPr>
-              <w:spacing w:after="0" w:line="240" w:lineRule="auto"/>
-            </w:pPr>
+            <w:r>
+              <w:rPr>
+                <w:rFonts w:ascii="Calibri" w:hAnsi="Calibri" w:eastAsia="宋体"/>
+                <w:sz w:val="21"/>
+              </w:rPr>
+              <w:t>IMP-1 占用判定原子化：批准/领取改为数据库条件更新（UPDATE…WHERE state=AVAILABLE），失败即回滚并给出明确原因；废弃事后MANUAL_SYNC人工同步路径</w:t>
+            </w:r>
           </w:p>
         </w:tc>
         <w:tc>
@@ -13095,9 +13219,13 @@
             <w:vAlign w:val="center"/>
           </w:tcPr>
           <w:p>
-            <w:pPr>
-              <w:spacing w:after="0" w:line="240" w:lineRule="auto"/>
-            </w:pPr>
+            <w:r>
+              <w:rPr>
+                <w:rFonts w:ascii="Calibri" w:hAnsi="Calibri" w:eastAsia="宋体"/>
+                <w:sz w:val="21"/>
+              </w:rPr>
+              <w:t>EV-01（18次失败+18条人工同步互证）</w:t>
+            </w:r>
           </w:p>
         </w:tc>
         <w:tc>
@@ -13112,9 +13240,13 @@
             <w:vAlign w:val="center"/>
           </w:tcPr>
           <w:p>
-            <w:pPr>
-              <w:spacing w:after="0" w:line="240" w:lineRule="auto"/>
-            </w:pPr>
+            <w:r>
+              <w:rPr>
+                <w:rFonts w:ascii="Calibri" w:hAnsi="Calibri" w:eastAsia="宋体"/>
+                <w:sz w:val="21"/>
+              </w:rPr>
+              <w:t>并发批准窗口期导致失败与状态漂移</w:t>
+            </w:r>
           </w:p>
         </w:tc>
         <w:tc>
@@ -13129,9 +13261,13 @@
             <w:vAlign w:val="center"/>
           </w:tcPr>
           <w:p>
-            <w:pPr>
-              <w:spacing w:after="0" w:line="240" w:lineRule="auto"/>
-            </w:pPr>
+            <w:r>
+              <w:rPr>
+                <w:rFonts w:ascii="Calibri" w:hAnsi="Calibri" w:eastAsia="宋体"/>
+                <w:sz w:val="21"/>
+              </w:rPr>
+              <w:t>BR-02/BR-04实现方式；不改变规则语义</w:t>
+            </w:r>
           </w:p>
         </w:tc>
         <w:tc>
@@ -13146,9 +13282,13 @@
             <w:vAlign w:val="center"/>
           </w:tcPr>
           <w:p>
-            <w:pPr>
-              <w:spacing w:after="0" w:line="240" w:lineRule="auto"/>
-            </w:pPr>
+            <w:r>
+              <w:rPr>
+                <w:rFonts w:ascii="Calibri" w:hAnsi="Calibri" w:eastAsia="宋体"/>
+                <w:sz w:val="21"/>
+              </w:rPr>
+              <w:t>批准冲突率18%→&lt;1%；副作用：后批者收到即时明确反馈，体验更清晰</w:t>
+            </w:r>
           </w:p>
         </w:tc>
       </w:tr>
@@ -13184,9 +13324,13 @@
             <w:vAlign w:val="center"/>
           </w:tcPr>
           <w:p>
-            <w:pPr>
-              <w:spacing w:after="0" w:line="240" w:lineRule="auto"/>
-            </w:pPr>
+            <w:r>
+              <w:rPr>
+                <w:rFonts w:ascii="Calibri" w:hAnsi="Calibri" w:eastAsia="宋体"/>
+                <w:sz w:val="21"/>
+              </w:rPr>
+              <w:t>IMP-2 异常归还事务化+维修闭环：归还单异常项必选结构化类型，归还与BORROWED→MAINTENANCE同事务完成；新增“维修完成”受控操作（MAINTENANCE→AVAILABLE须填检修说明）</w:t>
+            </w:r>
           </w:p>
         </w:tc>
         <w:tc>
@@ -13201,9 +13345,13 @@
             <w:vAlign w:val="center"/>
           </w:tcPr>
           <w:p>
-            <w:pPr>
-              <w:spacing w:after="0" w:line="240" w:lineRule="auto"/>
-            </w:pPr>
+            <w:r>
+              <w:rPr>
+                <w:rFonts w:ascii="Calibri" w:hAnsi="Calibri" w:eastAsia="宋体"/>
+                <w:sz w:val="21"/>
+              </w:rPr>
+              <w:t>EV-02（4次暴露窗口0.7~1.4h）+设备状态日志MAINTENANCE→BORROWED@9/9（CAM01维修中被借出，说明维修状态可被绕过）</w:t>
+            </w:r>
           </w:p>
         </w:tc>
         <w:tc>
@@ -13218,9 +13366,13 @@
             <w:vAlign w:val="center"/>
           </w:tcPr>
           <w:p>
-            <w:pPr>
-              <w:spacing w:after="0" w:line="240" w:lineRule="auto"/>
-            </w:pPr>
+            <w:r>
+              <w:rPr>
+                <w:rFonts w:ascii="Calibri" w:hAnsi="Calibri" w:eastAsia="宋体"/>
+                <w:sz w:val="21"/>
+              </w:rPr>
+              <w:t>异常设备流入可借列表；维修状态被人工同步绕过</w:t>
+            </w:r>
           </w:p>
         </w:tc>
         <w:tc>
@@ -13235,9 +13387,13 @@
             <w:vAlign w:val="center"/>
           </w:tcPr>
           <w:p>
-            <w:pPr>
-              <w:spacing w:after="0" w:line="240" w:lineRule="auto"/>
-            </w:pPr>
+            <w:r>
+              <w:rPr>
+                <w:rFonts w:ascii="Calibri" w:hAnsi="Calibri" w:eastAsia="宋体"/>
+                <w:sz w:val="21"/>
+              </w:rPr>
+              <w:t>BR-06强化；归还界面与状态机新增受控转换</w:t>
+            </w:r>
           </w:p>
         </w:tc>
         <w:tc>
@@ -13252,9 +13408,13 @@
             <w:vAlign w:val="center"/>
           </w:tcPr>
           <w:p>
-            <w:pPr>
-              <w:spacing w:after="0" w:line="240" w:lineRule="auto"/>
-            </w:pPr>
+            <w:r>
+              <w:rPr>
+                <w:rFonts w:ascii="Calibri" w:hAnsi="Calibri" w:eastAsia="宋体"/>
+                <w:sz w:val="21"/>
+              </w:rPr>
+              <w:t>异常归还即时入修率56%→100%；副作用：管理员多一步确认操作，以表单引导降低负担</w:t>
+            </w:r>
           </w:p>
         </w:tc>
       </w:tr>
@@ -13290,9 +13450,13 @@
             <w:vAlign w:val="center"/>
           </w:tcPr>
           <w:p>
-            <w:pPr>
-              <w:spacing w:after="0" w:line="240" w:lineRule="auto"/>
-            </w:pPr>
+            <w:r>
+              <w:rPr>
+                <w:rFonts w:ascii="Calibri" w:hAnsi="Calibri" w:eastAsia="宋体"/>
+                <w:sz w:val="21"/>
+              </w:rPr>
+              <w:t>IMP-3 超期治理：扫描频率每日08:00一次→每小时；任务失败自动重试3次并告警管理员；借用人三级通知（超期前24h/超期时/超期后每日）；管理员超期看板</w:t>
+            </w:r>
           </w:p>
         </w:tc>
         <w:tc>
@@ -13307,9 +13471,13 @@
             <w:vAlign w:val="center"/>
           </w:tcPr>
           <w:p>
-            <w:pPr>
-              <w:spacing w:after="0" w:line="240" w:lineRule="auto"/>
-            </w:pPr>
+            <w:r>
+              <w:rPr>
+                <w:rFonts w:ascii="Calibri" w:hAnsi="Calibri" w:eastAsia="宋体"/>
+                <w:sz w:val="21"/>
+              </w:rPr>
+              <w:t>EV-03（2次500失败、11次零通知、2例检出晚于归还）</w:t>
+            </w:r>
           </w:p>
         </w:tc>
         <w:tc>
@@ -13324,9 +13492,13 @@
             <w:vAlign w:val="center"/>
           </w:tcPr>
           <w:p>
-            <w:pPr>
-              <w:spacing w:after="0" w:line="240" w:lineRule="auto"/>
-            </w:pPr>
+            <w:r>
+              <w:rPr>
+                <w:rFonts w:ascii="Calibri" w:hAnsi="Calibri" w:eastAsia="宋体"/>
+                <w:sz w:val="21"/>
+              </w:rPr>
+              <w:t>超期漏检、借用人与管理员均不知情</w:t>
+            </w:r>
           </w:p>
         </w:tc>
         <w:tc>
@@ -13341,9 +13513,13 @@
             <w:vAlign w:val="center"/>
           </w:tcPr>
           <w:p>
-            <w:pPr>
-              <w:spacing w:after="0" w:line="240" w:lineRule="auto"/>
-            </w:pPr>
+            <w:r>
+              <w:rPr>
+                <w:rFonts w:ascii="Calibri" w:hAnsi="Calibri" w:eastAsia="宋体"/>
+                <w:sz w:val="21"/>
+              </w:rPr>
+              <w:t>BR-07落地方式；Notification表启用</w:t>
+            </w:r>
           </w:p>
         </w:tc>
         <w:tc>
@@ -13358,9 +13534,13 @@
             <w:vAlign w:val="center"/>
           </w:tcPr>
           <w:p>
-            <w:pPr>
-              <w:spacing w:after="0" w:line="240" w:lineRule="auto"/>
-            </w:pPr>
+            <w:r>
+              <w:rPr>
+                <w:rFonts w:ascii="Calibri" w:hAnsi="Calibri" w:eastAsia="宋体"/>
+                <w:sz w:val="21"/>
+              </w:rPr>
+              <w:t>检出延迟≤1小时、通知触达100%；副作用：通知频率上升，可设置中降噪</w:t>
+            </w:r>
           </w:p>
         </w:tc>
       </w:tr>
@@ -13396,9 +13576,13 @@
             <w:vAlign w:val="center"/>
           </w:tcPr>
           <w:p>
-            <w:pPr>
-              <w:spacing w:after="0" w:line="240" w:lineRule="auto"/>
-            </w:pPr>
+            <w:r>
+              <w:rPr>
+                <w:rFonts w:ascii="Calibri" w:hAnsi="Calibri" w:eastAsia="宋体"/>
+                <w:sz w:val="21"/>
+              </w:rPr>
+              <w:t>IMP-4 领取时限自动执行：批准时写入pickup_deadline；到期前24小时提醒申请人；到期自动转RELEASED并释放设备，通知双方</w:t>
+            </w:r>
           </w:p>
         </w:tc>
         <w:tc>
@@ -13413,9 +13597,13 @@
             <w:vAlign w:val="center"/>
           </w:tcPr>
           <w:p>
-            <w:pPr>
-              <w:spacing w:after="0" w:line="240" w:lineRule="auto"/>
-            </w:pPr>
+            <w:r>
+              <w:rPr>
+                <w:rFonts w:ascii="Calibri" w:hAnsi="Calibri" w:eastAsia="宋体"/>
+                <w:sz w:val="21"/>
+              </w:rPr>
+              <w:t>EV-04（7份滞留、最长101.9h）</w:t>
+            </w:r>
           </w:p>
         </w:tc>
         <w:tc>
@@ -13430,9 +13618,13 @@
             <w:vAlign w:val="center"/>
           </w:tcPr>
           <w:p>
-            <w:pPr>
-              <w:spacing w:after="0" w:line="240" w:lineRule="auto"/>
-            </w:pPr>
+            <w:r>
+              <w:rPr>
+                <w:rFonts w:ascii="Calibri" w:hAnsi="Calibri" w:eastAsia="宋体"/>
+                <w:sz w:val="21"/>
+              </w:rPr>
+              <w:t>批准不领取导致设备空占</w:t>
+            </w:r>
           </w:p>
         </w:tc>
         <w:tc>
@@ -13447,9 +13639,13 @@
             <w:vAlign w:val="center"/>
           </w:tcPr>
           <w:p>
-            <w:pPr>
-              <w:spacing w:after="0" w:line="240" w:lineRule="auto"/>
-            </w:pPr>
+            <w:r>
+              <w:rPr>
+                <w:rFonts w:ascii="Calibri" w:hAnsi="Calibri" w:eastAsia="宋体"/>
+                <w:sz w:val="21"/>
+              </w:rPr>
+              <w:t>BR-05正式落地为定时任务</w:t>
+            </w:r>
           </w:p>
         </w:tc>
         <w:tc>
@@ -13464,9 +13660,13 @@
             <w:vAlign w:val="center"/>
           </w:tcPr>
           <w:p>
-            <w:pPr>
-              <w:spacing w:after="0" w:line="240" w:lineRule="auto"/>
-            </w:pPr>
+            <w:r>
+              <w:rPr>
+                <w:rFonts w:ascii="Calibri" w:hAnsi="Calibri" w:eastAsia="宋体"/>
+                <w:sz w:val="21"/>
+              </w:rPr>
+              <w:t>RESERVED滞留&gt;48h数量归零；副作用：被释放者可重新申请，成本可接受</w:t>
+            </w:r>
           </w:p>
         </w:tc>
       </w:tr>
@@ -13502,9 +13702,13 @@
             <w:vAlign w:val="center"/>
           </w:tcPr>
           <w:p>
-            <w:pPr>
-              <w:spacing w:after="0" w:line="240" w:lineRule="auto"/>
-            </w:pPr>
+            <w:r>
+              <w:rPr>
+                <w:rFonts w:ascii="Calibri" w:hAnsi="Calibri" w:eastAsia="宋体"/>
+                <w:sz w:val="21"/>
+              </w:rPr>
+              <w:t>IMP-5 提交幂等与超时降级：前端防抖+后端幂等键（用户+设备+内容指纹，10分钟窗口）；504超时后页面引导“查询我的申请”而非盲目重填</w:t>
+            </w:r>
           </w:p>
         </w:tc>
         <w:tc>
@@ -13519,9 +13723,13 @@
             <w:vAlign w:val="center"/>
           </w:tcPr>
           <w:p>
-            <w:pPr>
-              <w:spacing w:after="0" w:line="240" w:lineRule="auto"/>
-            </w:pPr>
+            <w:r>
+              <w:rPr>
+                <w:rFonts w:ascii="Calibri" w:hAnsi="Calibri" w:eastAsia="宋体"/>
+                <w:sz w:val="21"/>
+              </w:rPr>
+              <w:t>EV-05（8次504+U014反馈）</w:t>
+            </w:r>
           </w:p>
         </w:tc>
         <w:tc>
@@ -13536,9 +13744,13 @@
             <w:vAlign w:val="center"/>
           </w:tcPr>
           <w:p>
-            <w:pPr>
-              <w:spacing w:after="0" w:line="240" w:lineRule="auto"/>
-            </w:pPr>
+            <w:r>
+              <w:rPr>
+                <w:rFonts w:ascii="Calibri" w:hAnsi="Calibri" w:eastAsia="宋体"/>
+                <w:sz w:val="21"/>
+              </w:rPr>
+              <w:t>弱网重复提交；超时后盲目重试制造脏数据</w:t>
+            </w:r>
           </w:p>
         </w:tc>
         <w:tc>
@@ -13553,9 +13765,13 @@
             <w:vAlign w:val="center"/>
           </w:tcPr>
           <w:p>
-            <w:pPr>
-              <w:spacing w:after="0" w:line="240" w:lineRule="auto"/>
-            </w:pPr>
+            <w:r>
+              <w:rPr>
+                <w:rFonts w:ascii="Calibri" w:hAnsi="Calibri" w:eastAsia="宋体"/>
+                <w:sz w:val="21"/>
+              </w:rPr>
+              <w:t>BR-08新增</w:t>
+            </w:r>
           </w:p>
         </w:tc>
         <w:tc>
@@ -13570,9 +13786,13 @@
             <w:vAlign w:val="center"/>
           </w:tcPr>
           <w:p>
-            <w:pPr>
-              <w:spacing w:after="0" w:line="240" w:lineRule="auto"/>
-            </w:pPr>
+            <w:r>
+              <w:rPr>
+                <w:rFonts w:ascii="Calibri" w:hAnsi="Calibri" w:eastAsia="宋体"/>
+                <w:sz w:val="21"/>
+              </w:rPr>
+              <w:t>重复申请零发生；副作用：幂等指纹须排除时间戳等噪声字段</w:t>
+            </w:r>
           </w:p>
         </w:tc>
       </w:tr>
@@ -13608,9 +13828,13 @@
             <w:vAlign w:val="center"/>
           </w:tcPr>
           <w:p>
-            <w:pPr>
-              <w:spacing w:after="0" w:line="240" w:lineRule="auto"/>
-            </w:pPr>
+            <w:r>
+              <w:rPr>
+                <w:rFonts w:ascii="Calibri" w:hAnsi="Calibri" w:eastAsia="宋体"/>
+                <w:sz w:val="21"/>
+              </w:rPr>
+              <w:t>IMP-6 管理端列表优化：分页+按状态部分索引+仅取列表必需字段；详情异步加载</w:t>
+            </w:r>
           </w:p>
         </w:tc>
         <w:tc>
@@ -13625,9 +13849,13 @@
             <w:vAlign w:val="center"/>
           </w:tcPr>
           <w:p>
-            <w:pPr>
-              <w:spacing w:after="0" w:line="240" w:lineRule="auto"/>
-            </w:pPr>
+            <w:r>
+              <w:rPr>
+                <w:rFonts w:ascii="Calibri" w:hAnsi="Calibri" w:eastAsia="宋体"/>
+                <w:sz w:val="21"/>
+              </w:rPr>
+              <w:t>EV-06（中位606ms/最大2428ms）</w:t>
+            </w:r>
           </w:p>
         </w:tc>
         <w:tc>
@@ -13642,9 +13870,13 @@
             <w:vAlign w:val="center"/>
           </w:tcPr>
           <w:p>
-            <w:pPr>
-              <w:spacing w:after="0" w:line="240" w:lineRule="auto"/>
-            </w:pPr>
+            <w:r>
+              <w:rPr>
+                <w:rFonts w:ascii="Calibri" w:hAnsi="Calibri" w:eastAsia="宋体"/>
+                <w:sz w:val="21"/>
+              </w:rPr>
+              <w:t>审批高频操作随数据量增长越来越慢</w:t>
+            </w:r>
           </w:p>
         </w:tc>
         <w:tc>
@@ -13659,9 +13891,13 @@
             <w:vAlign w:val="center"/>
           </w:tcPr>
           <w:p>
-            <w:pPr>
-              <w:spacing w:after="0" w:line="240" w:lineRule="auto"/>
-            </w:pPr>
+            <w:r>
+              <w:rPr>
+                <w:rFonts w:ascii="Calibri" w:hAnsi="Calibri" w:eastAsia="宋体"/>
+                <w:sz w:val="21"/>
+              </w:rPr>
+              <w:t>无规则变化，纯实现优化</w:t>
+            </w:r>
           </w:p>
         </w:tc>
         <w:tc>
@@ -13676,9 +13912,13 @@
             <w:vAlign w:val="center"/>
           </w:tcPr>
           <w:p>
-            <w:pPr>
-              <w:spacing w:after="0" w:line="240" w:lineRule="auto"/>
-            </w:pPr>
+            <w:r>
+              <w:rPr>
+                <w:rFonts w:ascii="Calibri" w:hAnsi="Calibri" w:eastAsia="宋体"/>
+                <w:sz w:val="21"/>
+              </w:rPr>
+              <w:t>P95&lt;800ms（基线2428ms）；副作用：无</w:t>
+            </w:r>
           </w:p>
         </w:tc>
       </w:tr>
@@ -13922,9 +14162,13 @@
             <w:vAlign w:val="center"/>
           </w:tcPr>
           <w:p>
-            <w:pPr>
-              <w:spacing w:after="0" w:line="240" w:lineRule="auto"/>
-            </w:pPr>
+            <w:r>
+              <w:rPr>
+                <w:rFonts w:ascii="Calibri" w:hAnsi="Calibri" w:eastAsia="宋体"/>
+                <w:sz w:val="21"/>
+              </w:rPr>
+              <w:t>批准冲突率（APPROVAL_FAILED_DEVICE_UNAVAILABLE / 批准尝试）</w:t>
+            </w:r>
           </w:p>
         </w:tc>
         <w:tc>
@@ -13939,9 +14183,13 @@
             <w:vAlign w:val="center"/>
           </w:tcPr>
           <w:p>
-            <w:pPr>
-              <w:spacing w:after="0" w:line="240" w:lineRule="auto"/>
-            </w:pPr>
+            <w:r>
+              <w:rPr>
+                <w:rFonts w:ascii="Calibri" w:hAnsi="Calibri" w:eastAsia="宋体"/>
+                <w:sz w:val="21"/>
+              </w:rPr>
+              <w:t>18/100=18%</w:t>
+            </w:r>
           </w:p>
         </w:tc>
         <w:tc>
@@ -13956,9 +14204,13 @@
             <w:vAlign w:val="center"/>
           </w:tcPr>
           <w:p>
-            <w:pPr>
-              <w:spacing w:after="0" w:line="240" w:lineRule="auto"/>
-            </w:pPr>
+            <w:r>
+              <w:rPr>
+                <w:rFonts w:ascii="Calibri" w:hAnsi="Calibri" w:eastAsia="宋体"/>
+                <w:sz w:val="21"/>
+              </w:rPr>
+              <w:t>&lt;1%</w:t>
+            </w:r>
           </w:p>
         </w:tc>
         <w:tc>
@@ -13973,9 +14225,13 @@
             <w:vAlign w:val="center"/>
           </w:tcPr>
           <w:p>
-            <w:pPr>
-              <w:spacing w:after="0" w:line="240" w:lineRule="auto"/>
-            </w:pPr>
+            <w:r>
+              <w:rPr>
+                <w:rFonts w:ascii="Calibri" w:hAnsi="Calibri" w:eastAsia="宋体"/>
+                <w:sz w:val="21"/>
+              </w:rPr>
+              <w:t>业务事件日志按action统计（周报脚本自动输出）</w:t>
+            </w:r>
           </w:p>
         </w:tc>
         <w:tc>
@@ -13990,9 +14246,13 @@
             <w:vAlign w:val="center"/>
           </w:tcPr>
           <w:p>
-            <w:pPr>
-              <w:spacing w:after="0" w:line="240" w:lineRule="auto"/>
-            </w:pPr>
+            <w:r>
+              <w:rPr>
+                <w:rFonts w:ascii="Calibri" w:hAnsi="Calibri" w:eastAsia="宋体"/>
+                <w:sz w:val="21"/>
+              </w:rPr>
+              <w:t>直接度量IMP-1是否生效，与EV-01同源、可复核</w:t>
+            </w:r>
           </w:p>
         </w:tc>
       </w:tr>
@@ -14028,9 +14288,13 @@
             <w:vAlign w:val="center"/>
           </w:tcPr>
           <w:p>
-            <w:pPr>
-              <w:spacing w:after="0" w:line="240" w:lineRule="auto"/>
-            </w:pPr>
+            <w:r>
+              <w:rPr>
+                <w:rFonts w:ascii="Calibri" w:hAnsi="Calibri" w:eastAsia="宋体"/>
+                <w:sz w:val="21"/>
+              </w:rPr>
+              <w:t>异常归还即时入修率（归还事务内即转MAINTENANCE比例）</w:t>
+            </w:r>
           </w:p>
         </w:tc>
         <w:tc>
@@ -14045,9 +14309,13 @@
             <w:vAlign w:val="center"/>
           </w:tcPr>
           <w:p>
-            <w:pPr>
-              <w:spacing w:after="0" w:line="240" w:lineRule="auto"/>
-            </w:pPr>
+            <w:r>
+              <w:rPr>
+                <w:rFonts w:ascii="Calibri" w:hAnsi="Calibri" w:eastAsia="宋体"/>
+                <w:sz w:val="21"/>
+              </w:rPr>
+              <w:t>5/9=56%</w:t>
+            </w:r>
           </w:p>
         </w:tc>
         <w:tc>
@@ -14062,9 +14330,13 @@
             <w:vAlign w:val="center"/>
           </w:tcPr>
           <w:p>
-            <w:pPr>
-              <w:spacing w:after="0" w:line="240" w:lineRule="auto"/>
-            </w:pPr>
+            <w:r>
+              <w:rPr>
+                <w:rFonts w:ascii="Calibri" w:hAnsi="Calibri" w:eastAsia="宋体"/>
+                <w:sz w:val="21"/>
+              </w:rPr>
+              <w:t>100%</w:t>
+            </w:r>
           </w:p>
         </w:tc>
         <w:tc>
@@ -14079,9 +14351,13 @@
             <w:vAlign w:val="center"/>
           </w:tcPr>
           <w:p>
-            <w:pPr>
-              <w:spacing w:after="0" w:line="240" w:lineRule="auto"/>
-            </w:pPr>
+            <w:r>
+              <w:rPr>
+                <w:rFonts w:ascii="Calibri" w:hAnsi="Calibri" w:eastAsia="宋体"/>
+                <w:sz w:val="21"/>
+              </w:rPr>
+              <w:t>设备状态日志中source=RETURN_FORM的异常归还转换核对</w:t>
+            </w:r>
           </w:p>
         </w:tc>
         <w:tc>
@@ -14096,9 +14372,13 @@
             <w:vAlign w:val="center"/>
           </w:tcPr>
           <w:p>
-            <w:pPr>
-              <w:spacing w:after="0" w:line="240" w:lineRule="auto"/>
-            </w:pPr>
+            <w:r>
+              <w:rPr>
+                <w:rFonts w:ascii="Calibri" w:hAnsi="Calibri" w:eastAsia="宋体"/>
+                <w:sz w:val="21"/>
+              </w:rPr>
+              <w:t>度量IMP-2，直接对应异常设备误借风险</w:t>
+            </w:r>
           </w:p>
         </w:tc>
       </w:tr>
@@ -14134,9 +14414,13 @@
             <w:vAlign w:val="center"/>
           </w:tcPr>
           <w:p>
-            <w:pPr>
-              <w:spacing w:after="0" w:line="240" w:lineRule="auto"/>
-            </w:pPr>
+            <w:r>
+              <w:rPr>
+                <w:rFonts w:ascii="Calibri" w:hAnsi="Calibri" w:eastAsia="宋体"/>
+                <w:sz w:val="21"/>
+              </w:rPr>
+              <w:t>超期检出延迟与通知触达率</w:t>
+            </w:r>
           </w:p>
         </w:tc>
         <w:tc>
@@ -14151,9 +14435,13 @@
             <w:vAlign w:val="center"/>
           </w:tcPr>
           <w:p>
-            <w:pPr>
-              <w:spacing w:after="0" w:line="240" w:lineRule="auto"/>
-            </w:pPr>
+            <w:r>
+              <w:rPr>
+                <w:rFonts w:ascii="Calibri" w:hAnsi="Calibri" w:eastAsia="宋体"/>
+                <w:sz w:val="21"/>
+              </w:rPr>
+              <w:t>每日1次+失败漏检（9/5、9/11）；触达0/11</w:t>
+            </w:r>
           </w:p>
         </w:tc>
         <w:tc>
@@ -14168,9 +14456,13 @@
             <w:vAlign w:val="center"/>
           </w:tcPr>
           <w:p>
-            <w:pPr>
-              <w:spacing w:after="0" w:line="240" w:lineRule="auto"/>
-            </w:pPr>
+            <w:r>
+              <w:rPr>
+                <w:rFonts w:ascii="Calibri" w:hAnsi="Calibri" w:eastAsia="宋体"/>
+                <w:sz w:val="21"/>
+              </w:rPr>
+              <w:t>检出≤1小时；触达100%</w:t>
+            </w:r>
           </w:p>
         </w:tc>
         <w:tc>
@@ -14185,9 +14477,13 @@
             <w:vAlign w:val="center"/>
           </w:tcPr>
           <w:p>
-            <w:pPr>
-              <w:spacing w:after="0" w:line="240" w:lineRule="auto"/>
-            </w:pPr>
+            <w:r>
+              <w:rPr>
+                <w:rFonts w:ascii="Calibri" w:hAnsi="Calibri" w:eastAsia="宋体"/>
+                <w:sz w:val="21"/>
+              </w:rPr>
+              <w:t>overdue-scan执行日志+Notification发送记录</w:t>
+            </w:r>
           </w:p>
         </w:tc>
         <w:tc>
@@ -14202,9 +14498,13 @@
             <w:vAlign w:val="center"/>
           </w:tcPr>
           <w:p>
-            <w:pPr>
-              <w:spacing w:after="0" w:line="240" w:lineRule="auto"/>
-            </w:pPr>
+            <w:r>
+              <w:rPr>
+                <w:rFonts w:ascii="Calibri" w:hAnsi="Calibri" w:eastAsia="宋体"/>
+                <w:sz w:val="21"/>
+              </w:rPr>
+              <w:t>覆盖EV-03的任务失败、检测频率、通知缺失三个环节</w:t>
+            </w:r>
           </w:p>
         </w:tc>
       </w:tr>
@@ -14240,9 +14540,13 @@
             <w:vAlign w:val="center"/>
           </w:tcPr>
           <w:p>
-            <w:pPr>
-              <w:spacing w:after="0" w:line="240" w:lineRule="auto"/>
-            </w:pPr>
+            <w:r>
+              <w:rPr>
+                <w:rFonts w:ascii="Calibri" w:hAnsi="Calibri" w:eastAsia="宋体"/>
+                <w:sz w:val="21"/>
+              </w:rPr>
+              <w:t>RESERVED滞留&gt;48小时数量</w:t>
+            </w:r>
           </w:p>
         </w:tc>
         <w:tc>
@@ -14257,9 +14561,13 @@
             <w:vAlign w:val="center"/>
           </w:tcPr>
           <w:p>
-            <w:pPr>
-              <w:spacing w:after="0" w:line="240" w:lineRule="auto"/>
-            </w:pPr>
+            <w:r>
+              <w:rPr>
+                <w:rFonts w:ascii="Calibri" w:hAnsi="Calibri" w:eastAsia="宋体"/>
+                <w:sz w:val="21"/>
+              </w:rPr>
+              <w:t>1例101.9h+7例批准后未释放</w:t>
+            </w:r>
           </w:p>
         </w:tc>
         <w:tc>
@@ -14274,9 +14582,13 @@
             <w:vAlign w:val="center"/>
           </w:tcPr>
           <w:p>
-            <w:pPr>
-              <w:spacing w:after="0" w:line="240" w:lineRule="auto"/>
-            </w:pPr>
+            <w:r>
+              <w:rPr>
+                <w:rFonts w:ascii="Calibri" w:hAnsi="Calibri" w:eastAsia="宋体"/>
+                <w:sz w:val="21"/>
+              </w:rPr>
+              <w:t>0</w:t>
+            </w:r>
           </w:p>
         </w:tc>
         <w:tc>
@@ -14291,9 +14603,13 @@
             <w:vAlign w:val="center"/>
           </w:tcPr>
           <w:p>
-            <w:pPr>
-              <w:spacing w:after="0" w:line="240" w:lineRule="auto"/>
-            </w:pPr>
+            <w:r>
+              <w:rPr>
+                <w:rFonts w:ascii="Calibri" w:hAnsi="Calibri" w:eastAsia="宋体"/>
+                <w:sz w:val="21"/>
+              </w:rPr>
+              <w:t>定时任务统计当前RESERVED且超过pickup_deadline的申请</w:t>
+            </w:r>
           </w:p>
         </w:tc>
         <w:tc>
@@ -14308,9 +14624,13 @@
             <w:vAlign w:val="center"/>
           </w:tcPr>
           <w:p>
-            <w:pPr>
-              <w:spacing w:after="0" w:line="240" w:lineRule="auto"/>
-            </w:pPr>
+            <w:r>
+              <w:rPr>
+                <w:rFonts w:ascii="Calibri" w:hAnsi="Calibri" w:eastAsia="宋体"/>
+                <w:sz w:val="21"/>
+              </w:rPr>
+              <w:t>度量IMP-4自动释放是否兜住设备空占</w:t>
+            </w:r>
           </w:p>
         </w:tc>
       </w:tr>
@@ -14346,9 +14666,13 @@
             <w:vAlign w:val="center"/>
           </w:tcPr>
           <w:p>
-            <w:pPr>
-              <w:spacing w:after="0" w:line="240" w:lineRule="auto"/>
-            </w:pPr>
+            <w:r>
+              <w:rPr>
+                <w:rFonts w:ascii="Calibri" w:hAnsi="Calibri" w:eastAsia="宋体"/>
+                <w:sz w:val="21"/>
+              </w:rPr>
+              <w:t>提交接口成功率 / 管理列表P95延迟</w:t>
+            </w:r>
           </w:p>
         </w:tc>
         <w:tc>
@@ -14363,9 +14687,13 @@
             <w:vAlign w:val="center"/>
           </w:tcPr>
           <w:p>
-            <w:pPr>
-              <w:spacing w:after="0" w:line="240" w:lineRule="auto"/>
-            </w:pPr>
+            <w:r>
+              <w:rPr>
+                <w:rFonts w:ascii="Calibri" w:hAnsi="Calibri" w:eastAsia="宋体"/>
+                <w:sz w:val="21"/>
+              </w:rPr>
+              <w:t>126/134=94%（8次504）；P95≈2428ms</w:t>
+            </w:r>
           </w:p>
         </w:tc>
         <w:tc>
@@ -14380,9 +14708,13 @@
             <w:vAlign w:val="center"/>
           </w:tcPr>
           <w:p>
-            <w:pPr>
-              <w:spacing w:after="0" w:line="240" w:lineRule="auto"/>
-            </w:pPr>
+            <w:r>
+              <w:rPr>
+                <w:rFonts w:ascii="Calibri" w:hAnsi="Calibri" w:eastAsia="宋体"/>
+                <w:sz w:val="21"/>
+              </w:rPr>
+              <w:t>&gt;99%；&lt;800ms</w:t>
+            </w:r>
           </w:p>
         </w:tc>
         <w:tc>
@@ -14397,9 +14729,13 @@
             <w:vAlign w:val="center"/>
           </w:tcPr>
           <w:p>
-            <w:pPr>
-              <w:spacing w:after="0" w:line="240" w:lineRule="auto"/>
-            </w:pPr>
+            <w:r>
+              <w:rPr>
+                <w:rFonts w:ascii="Calibri" w:hAnsi="Calibri" w:eastAsia="宋体"/>
+                <w:sz w:val="21"/>
+              </w:rPr>
+              <w:t>访问日志按接口统计状态码与分位延迟</w:t>
+            </w:r>
           </w:p>
         </w:tc>
         <w:tc>
@@ -14414,9 +14750,13 @@
             <w:vAlign w:val="center"/>
           </w:tcPr>
           <w:p>
-            <w:pPr>
-              <w:spacing w:after="0" w:line="240" w:lineRule="auto"/>
-            </w:pPr>
+            <w:r>
+              <w:rPr>
+                <w:rFonts w:ascii="Calibri" w:hAnsi="Calibri" w:eastAsia="宋体"/>
+                <w:sz w:val="21"/>
+              </w:rPr>
+              <w:t>度量IMP-5/6，用户与管理员可直接感知的质量指标</w:t>
+            </w:r>
           </w:p>
         </w:tc>
       </w:tr>
@@ -14603,9 +14943,13 @@
             <w:vAlign w:val="center"/>
           </w:tcPr>
           <w:p>
-            <w:pPr>
-              <w:spacing w:after="0" w:line="240" w:lineRule="auto"/>
-            </w:pPr>
+            <w:r>
+              <w:rPr>
+                <w:rFonts w:ascii="Calibri" w:hAnsi="Calibri" w:eastAsia="宋体"/>
+                <w:sz w:val="21"/>
+              </w:rPr>
+              <w:t>以运行证据为准绳修复三类问题：一致性（占用校验、异常归还）、自动化兜底（超期治理、领取时限）、可感知质量（提交健壮性、管理端性能）；本轮不新增业务功能</w:t>
+            </w:r>
           </w:p>
         </w:tc>
       </w:tr>
@@ -14668,9 +15012,13 @@
             <w:vAlign w:val="center"/>
           </w:tcPr>
           <w:p>
-            <w:pPr>
-              <w:spacing w:after="0" w:line="240" w:lineRule="auto"/>
-            </w:pPr>
+            <w:r>
+              <w:rPr>
+                <w:rFonts w:ascii="Calibri" w:hAnsi="Calibri" w:eastAsia="宋体"/>
+                <w:sz w:val="21"/>
+              </w:rPr>
+              <w:t>V3_业务事件日志.csv（529事件）、V3_设备状态日志.csv（236次转换）、V3_系统访问日志.log（549请求）、V3_用户反馈.csv（25条），以request_id/device_id/时间戳交叉印证</w:t>
+            </w:r>
           </w:p>
         </w:tc>
       </w:tr>
@@ -14733,9 +15081,13 @@
             <w:vAlign w:val="center"/>
           </w:tcPr>
           <w:p>
-            <w:pPr>
-              <w:spacing w:after="0" w:line="240" w:lineRule="auto"/>
-            </w:pPr>
+            <w:r>
+              <w:rPr>
+                <w:rFonts w:ascii="Calibri" w:hAnsi="Calibri" w:eastAsia="宋体"/>
+                <w:sz w:val="21"/>
+              </w:rPr>
+              <w:t>实现层（事务、索引、任务调度、幂等）与通知能力；业务规则仅做落地强化（BR-05/06/07），不新增、不删除业务概念</w:t>
+            </w:r>
           </w:p>
         </w:tc>
       </w:tr>
@@ -14798,9 +15150,13 @@
             <w:vAlign w:val="center"/>
           </w:tcPr>
           <w:p>
-            <w:pPr>
-              <w:spacing w:after="0" w:line="240" w:lineRule="auto"/>
-            </w:pPr>
+            <w:r>
+              <w:rPr>
+                <w:rFonts w:ascii="Calibri" w:hAnsi="Calibri" w:eastAsia="宋体"/>
+                <w:sz w:val="21"/>
+              </w:rPr>
+              <w:t>V1三不变量+V2责任链（审批记录、回避、幂等）不回退；设备四态状态机不变</w:t>
+            </w:r>
           </w:p>
         </w:tc>
       </w:tr>
@@ -14863,9 +15219,13 @@
             <w:vAlign w:val="center"/>
           </w:tcPr>
           <w:p>
-            <w:pPr>
-              <w:spacing w:after="0" w:line="240" w:lineRule="auto"/>
-            </w:pPr>
+            <w:r>
+              <w:rPr>
+                <w:rFonts w:ascii="Calibri" w:hAnsi="Calibri" w:eastAsia="宋体"/>
+                <w:sz w:val="21"/>
+              </w:rPr>
+              <w:t>见3.3五项指标：冲突率18%→&lt;1%、异常即时入修56%→100%、检出≤1h且触达100%、滞留归零、成功率&gt;99%且P95&lt;800ms</w:t>
+            </w:r>
           </w:p>
         </w:tc>
       </w:tr>
@@ -14928,9 +15288,13 @@
             <w:vAlign w:val="center"/>
           </w:tcPr>
           <w:p>
-            <w:pPr>
-              <w:spacing w:after="0" w:line="240" w:lineRule="auto"/>
-            </w:pPr>
+            <w:r>
+              <w:rPr>
+                <w:rFonts w:ascii="Calibri" w:hAnsi="Calibri" w:eastAsia="宋体"/>
+                <w:sz w:val="21"/>
+              </w:rPr>
+              <w:t>发布后两周同口径复测：事件日志无APPROVAL_FAILED_DEVICE_UNAVAILABLE、异常归还无AVAILABLE暴露窗口、定时任务成功率100%、滞留为0、管理列表P95&lt;800ms</w:t>
+            </w:r>
           </w:p>
         </w:tc>
       </w:tr>
@@ -15177,9 +15541,13 @@
             <w:vAlign w:val="center"/>
           </w:tcPr>
           <w:p>
-            <w:pPr>
-              <w:spacing w:after="0" w:line="240" w:lineRule="auto"/>
-            </w:pPr>
+            <w:r>
+              <w:rPr>
+                <w:rFonts w:ascii="Calibri" w:hAnsi="Calibri" w:eastAsia="宋体"/>
+                <w:sz w:val="21"/>
+              </w:rPr>
+              <w:t>V3-01</w:t>
+            </w:r>
           </w:p>
         </w:tc>
         <w:tc>
@@ -15194,9 +15562,13 @@
             <w:vAlign w:val="center"/>
           </w:tcPr>
           <w:p>
-            <w:pPr>
-              <w:spacing w:after="0" w:line="240" w:lineRule="auto"/>
-            </w:pPr>
+            <w:r>
+              <w:rPr>
+                <w:rFonts w:ascii="Calibri" w:hAnsi="Calibri" w:eastAsia="宋体"/>
+                <w:sz w:val="21"/>
+              </w:rPr>
+              <w:t>双管理员并发批准同一设备</w:t>
+            </w:r>
           </w:p>
         </w:tc>
         <w:tc>
@@ -15211,9 +15583,13 @@
             <w:vAlign w:val="center"/>
           </w:tcPr>
           <w:p>
-            <w:pPr>
-              <w:spacing w:after="0" w:line="240" w:lineRule="auto"/>
-            </w:pPr>
+            <w:r>
+              <w:rPr>
+                <w:rFonts w:ascii="Calibri" w:hAnsi="Calibri" w:eastAsia="宋体"/>
+                <w:sz w:val="21"/>
+              </w:rPr>
+              <w:t>IMP-1事务化批准</w:t>
+            </w:r>
           </w:p>
         </w:tc>
         <w:tc>
@@ -15228,9 +15604,13 @@
             <w:vAlign w:val="center"/>
           </w:tcPr>
           <w:p>
-            <w:pPr>
-              <w:spacing w:after="0" w:line="240" w:lineRule="auto"/>
-            </w:pPr>
+            <w:r>
+              <w:rPr>
+                <w:rFonts w:ascii="Calibri" w:hAnsi="Calibri" w:eastAsia="宋体"/>
+                <w:sz w:val="21"/>
+              </w:rPr>
+              <w:t>仅一笔成功；另一笔即时返回“设备已被占用”并显示当前状态，无MANUAL_SYNC残留</w:t>
+            </w:r>
           </w:p>
         </w:tc>
         <w:tc>
@@ -15245,9 +15625,13 @@
             <w:vAlign w:val="center"/>
           </w:tcPr>
           <w:p>
-            <w:pPr>
-              <w:spacing w:after="0" w:line="240" w:lineRule="auto"/>
-            </w:pPr>
+            <w:r>
+              <w:rPr>
+                <w:rFonts w:ascii="Calibri" w:hAnsi="Calibri" w:eastAsia="宋体"/>
+                <w:sz w:val="21"/>
+              </w:rPr>
+              <w:t>指标1；EV-01复现场景</w:t>
+            </w:r>
           </w:p>
         </w:tc>
       </w:tr>
@@ -15283,9 +15667,13 @@
             <w:vAlign w:val="center"/>
           </w:tcPr>
           <w:p>
-            <w:pPr>
-              <w:spacing w:after="0" w:line="240" w:lineRule="auto"/>
-            </w:pPr>
+            <w:r>
+              <w:rPr>
+                <w:rFonts w:ascii="Calibri" w:hAnsi="Calibri" w:eastAsia="宋体"/>
+                <w:sz w:val="21"/>
+              </w:rPr>
+              <w:t>V3-02</w:t>
+            </w:r>
           </w:p>
         </w:tc>
         <w:tc>
@@ -15300,9 +15688,13 @@
             <w:vAlign w:val="center"/>
           </w:tcPr>
           <w:p>
-            <w:pPr>
-              <w:spacing w:after="0" w:line="240" w:lineRule="auto"/>
-            </w:pPr>
+            <w:r>
+              <w:rPr>
+                <w:rFonts w:ascii="Calibri" w:hAnsi="Calibri" w:eastAsia="宋体"/>
+                <w:sz w:val="21"/>
+              </w:rPr>
+              <w:t>提交异常归还后立即查询设备列表</w:t>
+            </w:r>
           </w:p>
         </w:tc>
         <w:tc>
@@ -15317,9 +15709,13 @@
             <w:vAlign w:val="center"/>
           </w:tcPr>
           <w:p>
-            <w:pPr>
-              <w:spacing w:after="0" w:line="240" w:lineRule="auto"/>
-            </w:pPr>
+            <w:r>
+              <w:rPr>
+                <w:rFonts w:ascii="Calibri" w:hAnsi="Calibri" w:eastAsia="宋体"/>
+                <w:sz w:val="21"/>
+              </w:rPr>
+              <w:t>IMP-2事务化归还</w:t>
+            </w:r>
           </w:p>
         </w:tc>
         <w:tc>
@@ -15334,9 +15730,13 @@
             <w:vAlign w:val="center"/>
           </w:tcPr>
           <w:p>
-            <w:pPr>
-              <w:spacing w:after="0" w:line="240" w:lineRule="auto"/>
-            </w:pPr>
+            <w:r>
+              <w:rPr>
+                <w:rFonts w:ascii="Calibri" w:hAnsi="Calibri" w:eastAsia="宋体"/>
+                <w:sz w:val="21"/>
+              </w:rPr>
+              <w:t>设备不出现在可借列表；状态为MAINTENANCE且异常类型已结构化落库</w:t>
+            </w:r>
           </w:p>
         </w:tc>
         <w:tc>
@@ -15351,9 +15751,13 @@
             <w:vAlign w:val="center"/>
           </w:tcPr>
           <w:p>
-            <w:pPr>
-              <w:spacing w:after="0" w:line="240" w:lineRule="auto"/>
-            </w:pPr>
+            <w:r>
+              <w:rPr>
+                <w:rFonts w:ascii="Calibri" w:hAnsi="Calibri" w:eastAsia="宋体"/>
+                <w:sz w:val="21"/>
+              </w:rPr>
+              <w:t>指标2；EV-02复现场景</w:t>
+            </w:r>
           </w:p>
         </w:tc>
       </w:tr>
@@ -15389,9 +15793,13 @@
             <w:vAlign w:val="center"/>
           </w:tcPr>
           <w:p>
-            <w:pPr>
-              <w:spacing w:after="0" w:line="240" w:lineRule="auto"/>
-            </w:pPr>
+            <w:r>
+              <w:rPr>
+                <w:rFonts w:ascii="Calibri" w:hAnsi="Calibri" w:eastAsia="宋体"/>
+                <w:sz w:val="21"/>
+              </w:rPr>
+              <w:t>V3-03</w:t>
+            </w:r>
           </w:p>
         </w:tc>
         <w:tc>
@@ -15406,9 +15814,13 @@
             <w:vAlign w:val="center"/>
           </w:tcPr>
           <w:p>
-            <w:pPr>
-              <w:spacing w:after="0" w:line="240" w:lineRule="auto"/>
-            </w:pPr>
+            <w:r>
+              <w:rPr>
+                <w:rFonts w:ascii="Calibri" w:hAnsi="Calibri" w:eastAsia="宋体"/>
+                <w:sz w:val="21"/>
+              </w:rPr>
+              <w:t>注入overdue-scan失败（模拟500）</w:t>
+            </w:r>
           </w:p>
         </w:tc>
         <w:tc>
@@ -15423,9 +15835,13 @@
             <w:vAlign w:val="center"/>
           </w:tcPr>
           <w:p>
-            <w:pPr>
-              <w:spacing w:after="0" w:line="240" w:lineRule="auto"/>
-            </w:pPr>
+            <w:r>
+              <w:rPr>
+                <w:rFonts w:ascii="Calibri" w:hAnsi="Calibri" w:eastAsia="宋体"/>
+                <w:sz w:val="21"/>
+              </w:rPr>
+              <w:t>IMP-3重试与告警</w:t>
+            </w:r>
           </w:p>
         </w:tc>
         <w:tc>
@@ -15440,9 +15856,13 @@
             <w:vAlign w:val="center"/>
           </w:tcPr>
           <w:p>
-            <w:pPr>
-              <w:spacing w:after="0" w:line="240" w:lineRule="auto"/>
-            </w:pPr>
+            <w:r>
+              <w:rPr>
+                <w:rFonts w:ascii="Calibri" w:hAnsi="Calibri" w:eastAsia="宋体"/>
+                <w:sz w:val="21"/>
+              </w:rPr>
+              <w:t>自动重试3次；仍失败则管理员收到告警，当期超期无漏检</w:t>
+            </w:r>
           </w:p>
         </w:tc>
         <w:tc>
@@ -15457,9 +15877,13 @@
             <w:vAlign w:val="center"/>
           </w:tcPr>
           <w:p>
-            <w:pPr>
-              <w:spacing w:after="0" w:line="240" w:lineRule="auto"/>
-            </w:pPr>
+            <w:r>
+              <w:rPr>
+                <w:rFonts w:ascii="Calibri" w:hAnsi="Calibri" w:eastAsia="宋体"/>
+                <w:sz w:val="21"/>
+              </w:rPr>
+              <w:t>指标3</w:t>
+            </w:r>
           </w:p>
         </w:tc>
       </w:tr>
@@ -15495,9 +15919,13 @@
             <w:vAlign w:val="center"/>
           </w:tcPr>
           <w:p>
-            <w:pPr>
-              <w:spacing w:after="0" w:line="240" w:lineRule="auto"/>
-            </w:pPr>
+            <w:r>
+              <w:rPr>
+                <w:rFonts w:ascii="Calibri" w:hAnsi="Calibri" w:eastAsia="宋体"/>
+                <w:sz w:val="21"/>
+              </w:rPr>
+              <w:t>V3-04</w:t>
+            </w:r>
           </w:p>
         </w:tc>
         <w:tc>
@@ -15512,9 +15940,13 @@
             <w:vAlign w:val="center"/>
           </w:tcPr>
           <w:p>
-            <w:pPr>
-              <w:spacing w:after="0" w:line="240" w:lineRule="auto"/>
-            </w:pPr>
+            <w:r>
+              <w:rPr>
+                <w:rFonts w:ascii="Calibri" w:hAnsi="Calibri" w:eastAsia="宋体"/>
+                <w:sz w:val="21"/>
+              </w:rPr>
+              <w:t>构造批准后48小时不领取</w:t>
+            </w:r>
           </w:p>
         </w:tc>
         <w:tc>
@@ -15529,9 +15961,13 @@
             <w:vAlign w:val="center"/>
           </w:tcPr>
           <w:p>
-            <w:pPr>
-              <w:spacing w:after="0" w:line="240" w:lineRule="auto"/>
-            </w:pPr>
+            <w:r>
+              <w:rPr>
+                <w:rFonts w:ascii="Calibri" w:hAnsi="Calibri" w:eastAsia="宋体"/>
+                <w:sz w:val="21"/>
+              </w:rPr>
+              <w:t>IMP-4自动释放</w:t>
+            </w:r>
           </w:p>
         </w:tc>
         <w:tc>
@@ -15546,9 +15982,13 @@
             <w:vAlign w:val="center"/>
           </w:tcPr>
           <w:p>
-            <w:pPr>
-              <w:spacing w:after="0" w:line="240" w:lineRule="auto"/>
-            </w:pPr>
+            <w:r>
+              <w:rPr>
+                <w:rFonts w:ascii="Calibri" w:hAnsi="Calibri" w:eastAsia="宋体"/>
+                <w:sz w:val="21"/>
+              </w:rPr>
+              <w:t>T-24小时收到提醒；T时申请转RELEASED、设备回AVAILABLE，双方收到通知</w:t>
+            </w:r>
           </w:p>
         </w:tc>
         <w:tc>
@@ -15563,9 +16003,13 @@
             <w:vAlign w:val="center"/>
           </w:tcPr>
           <w:p>
-            <w:pPr>
-              <w:spacing w:after="0" w:line="240" w:lineRule="auto"/>
-            </w:pPr>
+            <w:r>
+              <w:rPr>
+                <w:rFonts w:ascii="Calibri" w:hAnsi="Calibri" w:eastAsia="宋体"/>
+                <w:sz w:val="21"/>
+              </w:rPr>
+              <w:t>指标4；EV-04复现场景</w:t>
+            </w:r>
           </w:p>
         </w:tc>
       </w:tr>
@@ -15601,9 +16045,13 @@
             <w:vAlign w:val="center"/>
           </w:tcPr>
           <w:p>
-            <w:pPr>
-              <w:spacing w:after="0" w:line="240" w:lineRule="auto"/>
-            </w:pPr>
+            <w:r>
+              <w:rPr>
+                <w:rFonts w:ascii="Calibri" w:hAnsi="Calibri" w:eastAsia="宋体"/>
+                <w:sz w:val="21"/>
+              </w:rPr>
+              <w:t>V3-05</w:t>
+            </w:r>
           </w:p>
         </w:tc>
         <w:tc>
@@ -15618,9 +16066,13 @@
             <w:vAlign w:val="center"/>
           </w:tcPr>
           <w:p>
-            <w:pPr>
-              <w:spacing w:after="0" w:line="240" w:lineRule="auto"/>
-            </w:pPr>
+            <w:r>
+              <w:rPr>
+                <w:rFonts w:ascii="Calibri" w:hAnsi="Calibri" w:eastAsia="宋体"/>
+                <w:sz w:val="21"/>
+              </w:rPr>
+              <w:t>弱网连点提交同一申请</w:t>
+            </w:r>
           </w:p>
         </w:tc>
         <w:tc>
@@ -15635,9 +16087,13 @@
             <w:vAlign w:val="center"/>
           </w:tcPr>
           <w:p>
-            <w:pPr>
-              <w:spacing w:after="0" w:line="240" w:lineRule="auto"/>
-            </w:pPr>
+            <w:r>
+              <w:rPr>
+                <w:rFonts w:ascii="Calibri" w:hAnsi="Calibri" w:eastAsia="宋体"/>
+                <w:sz w:val="21"/>
+              </w:rPr>
+              <w:t>IMP-5幂等</w:t>
+            </w:r>
           </w:p>
         </w:tc>
         <w:tc>
@@ -15652,9 +16108,13 @@
             <w:vAlign w:val="center"/>
           </w:tcPr>
           <w:p>
-            <w:pPr>
-              <w:spacing w:after="0" w:line="240" w:lineRule="auto"/>
-            </w:pPr>
+            <w:r>
+              <w:rPr>
+                <w:rFonts w:ascii="Calibri" w:hAnsi="Calibri" w:eastAsia="宋体"/>
+                <w:sz w:val="21"/>
+              </w:rPr>
+              <w:t>仅生成一条申请；第二次提交返回原申请号并提示</w:t>
+            </w:r>
           </w:p>
         </w:tc>
         <w:tc>
@@ -15669,9 +16129,13 @@
             <w:vAlign w:val="center"/>
           </w:tcPr>
           <w:p>
-            <w:pPr>
-              <w:spacing w:after="0" w:line="240" w:lineRule="auto"/>
-            </w:pPr>
+            <w:r>
+              <w:rPr>
+                <w:rFonts w:ascii="Calibri" w:hAnsi="Calibri" w:eastAsia="宋体"/>
+                <w:sz w:val="21"/>
+              </w:rPr>
+              <w:t>EV-05</w:t>
+            </w:r>
           </w:p>
         </w:tc>
       </w:tr>
@@ -15707,9 +16171,13 @@
             <w:vAlign w:val="center"/>
           </w:tcPr>
           <w:p>
-            <w:pPr>
-              <w:spacing w:after="0" w:line="240" w:lineRule="auto"/>
-            </w:pPr>
+            <w:r>
+              <w:rPr>
+                <w:rFonts w:ascii="Calibri" w:hAnsi="Calibri" w:eastAsia="宋体"/>
+                <w:sz w:val="21"/>
+              </w:rPr>
+              <w:t>V3-06</w:t>
+            </w:r>
           </w:p>
         </w:tc>
         <w:tc>
@@ -15724,9 +16192,13 @@
             <w:vAlign w:val="center"/>
           </w:tcPr>
           <w:p>
-            <w:pPr>
-              <w:spacing w:after="0" w:line="240" w:lineRule="auto"/>
-            </w:pPr>
+            <w:r>
+              <w:rPr>
+                <w:rFonts w:ascii="Calibri" w:hAnsi="Calibri" w:eastAsia="宋体"/>
+                <w:sz w:val="21"/>
+              </w:rPr>
+              <w:t>2000条申请量下管理列表压测</w:t>
+            </w:r>
           </w:p>
         </w:tc>
         <w:tc>
@@ -15741,9 +16213,13 @@
             <w:vAlign w:val="center"/>
           </w:tcPr>
           <w:p>
-            <w:pPr>
-              <w:spacing w:after="0" w:line="240" w:lineRule="auto"/>
-            </w:pPr>
+            <w:r>
+              <w:rPr>
+                <w:rFonts w:ascii="Calibri" w:hAnsi="Calibri" w:eastAsia="宋体"/>
+                <w:sz w:val="21"/>
+              </w:rPr>
+              <w:t>IMP-6性能</w:t>
+            </w:r>
           </w:p>
         </w:tc>
         <w:tc>
@@ -15758,9 +16234,13 @@
             <w:vAlign w:val="center"/>
           </w:tcPr>
           <w:p>
-            <w:pPr>
-              <w:spacing w:after="0" w:line="240" w:lineRule="auto"/>
-            </w:pPr>
+            <w:r>
+              <w:rPr>
+                <w:rFonts w:ascii="Calibri" w:hAnsi="Calibri" w:eastAsia="宋体"/>
+                <w:sz w:val="21"/>
+              </w:rPr>
+              <w:t>P95&lt;800ms</w:t>
+            </w:r>
           </w:p>
         </w:tc>
         <w:tc>
@@ -15775,9 +16255,13 @@
             <w:vAlign w:val="center"/>
           </w:tcPr>
           <w:p>
-            <w:pPr>
-              <w:spacing w:after="0" w:line="240" w:lineRule="auto"/>
-            </w:pPr>
+            <w:r>
+              <w:rPr>
+                <w:rFonts w:ascii="Calibri" w:hAnsi="Calibri" w:eastAsia="宋体"/>
+                <w:sz w:val="21"/>
+              </w:rPr>
+              <w:t>指标5</w:t>
+            </w:r>
           </w:p>
         </w:tc>
       </w:tr>
@@ -15830,9 +16314,10 @@
           <w:p>
             <w:r>
               <w:rPr>
-                <w:rFonts w:ascii="微软雅黑" w:hAnsi="微软雅黑" w:eastAsia="微软雅黑"/>
-              </w:rPr>
-              <w:t>V3版本结论：说明你最终选择改什么、不改什么，以及这些决定如何由运行证据支持；至少写出1个“看起来异常但你暂不认为需要改软件”的现象及理由。</w:t>
+                <w:rFonts w:ascii="Calibri" w:hAnsi="Calibri" w:eastAsia="宋体"/>
+                <w:sz w:val="21"/>
+              </w:rPr>
+              <w:t>选择改：IMP-1占用事务化（18%冲突率，两份日志互证）与IMP-2异常归还事务化（4次暴露窗口+维修被绕过）为P0，因为二者破坏数据一致性底线；IMP-3/4把超期治理与领取时限从纸面规则变为自动兜底（2次任务失败无人知晓、7份申请滞留）；IMP-5/6提升可感知质量（8次504、P95达2.4秒）。选择不改：①U014“两条相似申请”在日志中未复现（10分钟窗口重复提交0组，本人提交仅1条201），判定为感知偏差，仅以幂等键防御、不单独立项；②U031“设备一直被占”与其R0054实际按时领取的日志记录矛盾，属用户操作/感知问题，暂不改软件；③BORROWED→BORROWED、RESERVED→RESERVED空转换（3+3条）为MANUAL_SYNC噪声，随IMP-1消除，不单独处理。每项决定均有至少两处证据或日志与反馈互证支撑。</w:t>
             </w:r>
           </w:p>
         </w:tc>

--- a/report/软件工程系统开发方向_四轮迭代分析报告_刘泽_2025181005000135.docx
+++ b/report/软件工程系统开发方向_四轮迭代分析报告_刘泽_2025181005000135.docx
@@ -16676,15 +16676,10 @@
             <w:vAlign w:val="center"/>
           </w:tcPr>
           <w:p>
-            <w:pPr>
-              <w:spacing w:after="0" w:line="240" w:lineRule="auto"/>
-            </w:pPr>
-            <w:r>
-              <w:rPr>
-                <w:rFonts w:ascii="微软雅黑" w:hAnsi="微软雅黑" w:eastAsia="微软雅黑"/>
-                <w:b w:val="0"/>
-                <w:color w:val="000000"/>
-                <w:sz w:val="18"/>
+            <w:r>
+              <w:rPr>
+                <w:rFonts w:ascii="Calibri" w:hAnsi="Calibri" w:eastAsia="宋体"/>
+                <w:sz w:val="21"/>
               </w:rPr>
               <w:t>目标部署环境</w:t>
             </w:r>
@@ -16702,9 +16697,13 @@
             <w:vAlign w:val="center"/>
           </w:tcPr>
           <w:p>
-            <w:pPr>
-              <w:spacing w:after="0" w:line="240" w:lineRule="auto"/>
-            </w:pPr>
+            <w:r>
+              <w:rPr>
+                <w:rFonts w:ascii="Calibri" w:hAnsi="Calibri" w:eastAsia="宋体"/>
+                <w:sz w:val="21"/>
+              </w:rPr>
+              <w:t>实验室内部一台独立服务器/小型主机，Docker Compose部署；成员通过浏览器访问内网地址 http://lab-borrow.lab.local；应用容器内置定时调度</w:t>
+            </w:r>
           </w:p>
         </w:tc>
         <w:tc>
@@ -16719,9 +16718,13 @@
             <w:vAlign w:val="center"/>
           </w:tcPr>
           <w:p>
-            <w:pPr>
-              <w:spacing w:after="0" w:line="240" w:lineRule="auto"/>
-            </w:pPr>
+            <w:r>
+              <w:rPr>
+                <w:rFonts w:ascii="Calibri" w:hAnsi="Calibri" w:eastAsia="宋体"/>
+                <w:sz w:val="21"/>
+              </w:rPr>
+              <w:t>无公网需求，内网部署收窄安全面；容器化保证环境一致、便于版本切换与回退；负载极低（两周126笔申请），无需集群</w:t>
+            </w:r>
           </w:p>
         </w:tc>
       </w:tr>
@@ -16758,15 +16761,10 @@
             <w:vAlign w:val="center"/>
           </w:tcPr>
           <w:p>
-            <w:pPr>
-              <w:spacing w:after="0" w:line="240" w:lineRule="auto"/>
-            </w:pPr>
-            <w:r>
-              <w:rPr>
-                <w:rFonts w:ascii="微软雅黑" w:hAnsi="微软雅黑" w:eastAsia="微软雅黑"/>
-                <w:b w:val="0"/>
-                <w:color w:val="000000"/>
-                <w:sz w:val="18"/>
+            <w:r>
+              <w:rPr>
+                <w:rFonts w:ascii="Calibri" w:hAnsi="Calibri" w:eastAsia="宋体"/>
+                <w:sz w:val="21"/>
               </w:rPr>
               <w:t>系统组成/部署结构</w:t>
             </w:r>
@@ -16784,9 +16782,13 @@
             <w:vAlign w:val="center"/>
           </w:tcPr>
           <w:p>
-            <w:pPr>
-              <w:spacing w:after="0" w:line="240" w:lineRule="auto"/>
-            </w:pPr>
+            <w:r>
+              <w:rPr>
+                <w:rFonts w:ascii="Calibri" w:hAnsi="Calibri" w:eastAsia="宋体"/>
+                <w:sz w:val="21"/>
+              </w:rPr>
+              <w:t>单体Web应用（Python/Flask）+ SQLite（WAL模式）+ 应用内置调度器（超期扫描/超时释放/自动备份）；前置Nginx可选</w:t>
+            </w:r>
           </w:p>
         </w:tc>
         <w:tc>
@@ -16801,9 +16803,13 @@
             <w:vAlign w:val="center"/>
           </w:tcPr>
           <w:p>
-            <w:pPr>
-              <w:spacing w:after="0" w:line="240" w:lineRule="auto"/>
-            </w:pPr>
+            <w:r>
+              <w:rPr>
+                <w:rFonts w:ascii="Calibri" w:hAnsi="Calibri" w:eastAsia="宋体"/>
+                <w:sz w:val="21"/>
+              </w:rPr>
+              <w:t>用户与并发规模极小，单体+嵌入式调度最简可靠；SQLite条件更新满足IMP-1原子性，避免为引入数据库服务器付出运维成本（FDE式取舍：够用且可恢复优先）</w:t>
+            </w:r>
           </w:p>
         </w:tc>
       </w:tr>
@@ -16840,15 +16846,10 @@
             <w:vAlign w:val="center"/>
           </w:tcPr>
           <w:p>
-            <w:pPr>
-              <w:spacing w:after="0" w:line="240" w:lineRule="auto"/>
-            </w:pPr>
-            <w:r>
-              <w:rPr>
-                <w:rFonts w:ascii="微软雅黑" w:hAnsi="微软雅黑" w:eastAsia="微软雅黑"/>
-                <w:b w:val="0"/>
-                <w:color w:val="000000"/>
-                <w:sz w:val="18"/>
+            <w:r>
+              <w:rPr>
+                <w:rFonts w:ascii="Calibri" w:hAnsi="Calibri" w:eastAsia="宋体"/>
+                <w:sz w:val="21"/>
               </w:rPr>
               <w:t>数据保存与备份</w:t>
             </w:r>
@@ -16866,9 +16867,13 @@
             <w:vAlign w:val="center"/>
           </w:tcPr>
           <w:p>
-            <w:pPr>
-              <w:spacing w:after="0" w:line="240" w:lineRule="auto"/>
-            </w:pPr>
+            <w:r>
+              <w:rPr>
+                <w:rFonts w:ascii="Calibri" w:hAnsi="Calibri" w:eastAsia="宋体"/>
+                <w:sz w:val="21"/>
+              </w:rPr>
+              <w:t>SQLite WAL模式保证断电/中断时事务一致；每日02:00自动备份至本机backup/目录保留30天；每周备份副本复制至实验室NAS异地保存；每月做一次备份恢复演练</w:t>
+            </w:r>
           </w:p>
         </w:tc>
         <w:tc>
@@ -16883,9 +16888,13 @@
             <w:vAlign w:val="center"/>
           </w:tcPr>
           <w:p>
-            <w:pPr>
-              <w:spacing w:after="0" w:line="240" w:lineRule="auto"/>
-            </w:pPr>
+            <w:r>
+              <w:rPr>
+                <w:rFonts w:ascii="Calibri" w:hAnsi="Calibri" w:eastAsia="宋体"/>
+                <w:sz w:val="21"/>
+              </w:rPr>
+              <w:t>中断不能丢已有记录→WAL+事务保障；防单机硬盘故障→异地副本；备份不可验证等于没备份→定期恢复演练</w:t>
+            </w:r>
           </w:p>
         </w:tc>
       </w:tr>
@@ -16922,15 +16931,10 @@
             <w:vAlign w:val="center"/>
           </w:tcPr>
           <w:p>
-            <w:pPr>
-              <w:spacing w:after="0" w:line="240" w:lineRule="auto"/>
-            </w:pPr>
-            <w:r>
-              <w:rPr>
-                <w:rFonts w:ascii="微软雅黑" w:hAnsi="微软雅黑" w:eastAsia="微软雅黑"/>
-                <w:b w:val="0"/>
-                <w:color w:val="000000"/>
-                <w:sz w:val="18"/>
+            <w:r>
+              <w:rPr>
+                <w:rFonts w:ascii="Calibri" w:hAnsi="Calibri" w:eastAsia="宋体"/>
+                <w:sz w:val="21"/>
               </w:rPr>
               <w:t>故障恢复</w:t>
             </w:r>
@@ -16948,9 +16952,13 @@
             <w:vAlign w:val="center"/>
           </w:tcPr>
           <w:p>
-            <w:pPr>
-              <w:spacing w:after="0" w:line="240" w:lineRule="auto"/>
-            </w:pPr>
+            <w:r>
+              <w:rPr>
+                <w:rFonts w:ascii="Calibri" w:hAnsi="Calibri" w:eastAsia="宋体"/>
+                <w:sz w:val="21"/>
+              </w:rPr>
+              <w:t>容器restart=always+健康检查/healthz，进程异常自动拉起；服务恢复后自动运行“状态对账脚本”：以未完结借用记录核对每台设备状态，不一致项输出报告，由管理员确认后受控修正</w:t>
+            </w:r>
           </w:p>
         </w:tc>
         <w:tc>
@@ -16965,9 +16973,13 @@
             <w:vAlign w:val="center"/>
           </w:tcPr>
           <w:p>
-            <w:pPr>
-              <w:spacing w:after="0" w:line="240" w:lineRule="auto"/>
-            </w:pPr>
+            <w:r>
+              <w:rPr>
+                <w:rFonts w:ascii="Calibri" w:hAnsi="Calibri" w:eastAsia="宋体"/>
+                <w:sz w:val="21"/>
+              </w:rPr>
+              <w:t>网络/服务器偶发中断不丢数据（WAL）；服务中断自动恢复；对账脚本保证“恢复后状态不能混乱”</w:t>
+            </w:r>
           </w:p>
         </w:tc>
       </w:tr>
@@ -17004,15 +17016,10 @@
             <w:vAlign w:val="center"/>
           </w:tcPr>
           <w:p>
-            <w:pPr>
-              <w:spacing w:after="0" w:line="240" w:lineRule="auto"/>
-            </w:pPr>
-            <w:r>
-              <w:rPr>
-                <w:rFonts w:ascii="微软雅黑" w:hAnsi="微软雅黑" w:eastAsia="微软雅黑"/>
-                <w:b w:val="0"/>
-                <w:color w:val="000000"/>
-                <w:sz w:val="18"/>
+            <w:r>
+              <w:rPr>
+                <w:rFonts w:ascii="Calibri" w:hAnsi="Calibri" w:eastAsia="宋体"/>
+                <w:sz w:val="21"/>
               </w:rPr>
               <w:t>关键操作审计</w:t>
             </w:r>
@@ -17030,9 +17037,13 @@
             <w:vAlign w:val="center"/>
           </w:tcPr>
           <w:p>
-            <w:pPr>
-              <w:spacing w:after="0" w:line="240" w:lineRule="auto"/>
-            </w:pPr>
+            <w:r>
+              <w:rPr>
+                <w:rFonts w:ascii="Calibri" w:hAnsi="Calibri" w:eastAsia="宋体"/>
+                <w:sz w:val="21"/>
+              </w:rPr>
+              <w:t>审批、归还、状态修正、发布操作全部落EventLog+ApprovalRecord（谁/何时/为何），日志表只增不删；每周自动导出归档至NAS</w:t>
+            </w:r>
           </w:p>
         </w:tc>
         <w:tc>
@@ -17047,9 +17058,13 @@
             <w:vAlign w:val="center"/>
           </w:tcPr>
           <w:p>
-            <w:pPr>
-              <w:spacing w:after="0" w:line="240" w:lineRule="auto"/>
-            </w:pPr>
+            <w:r>
+              <w:rPr>
+                <w:rFonts w:ascii="Calibri" w:hAnsi="Calibri" w:eastAsia="宋体"/>
+                <w:sz w:val="21"/>
+              </w:rPr>
+              <w:t>承接负责人“关键操作可追溯”（材料A）与V2责任链，审计数据独立于应用版本存在</w:t>
+            </w:r>
           </w:p>
         </w:tc>
       </w:tr>
@@ -17086,15 +17101,10 @@
             <w:vAlign w:val="center"/>
           </w:tcPr>
           <w:p>
-            <w:pPr>
-              <w:spacing w:after="0" w:line="240" w:lineRule="auto"/>
-            </w:pPr>
-            <w:r>
-              <w:rPr>
-                <w:rFonts w:ascii="微软雅黑" w:hAnsi="微软雅黑" w:eastAsia="微软雅黑"/>
-                <w:b w:val="0"/>
-                <w:color w:val="000000"/>
-                <w:sz w:val="18"/>
+            <w:r>
+              <w:rPr>
+                <w:rFonts w:ascii="Calibri" w:hAnsi="Calibri" w:eastAsia="宋体"/>
+                <w:sz w:val="21"/>
               </w:rPr>
               <w:t>版本发布与回退</w:t>
             </w:r>
@@ -17112,9 +17122,13 @@
             <w:vAlign w:val="center"/>
           </w:tcPr>
           <w:p>
-            <w:pPr>
-              <w:spacing w:after="0" w:line="240" w:lineRule="auto"/>
-            </w:pPr>
+            <w:r>
+              <w:rPr>
+                <w:rFonts w:ascii="Calibri" w:hAnsi="Calibri" w:eastAsia="宋体"/>
+                <w:sz w:val="21"/>
+              </w:rPr>
+              <w:t>镜像按版本tag发布；发布前自动全量备份数据库；业务规则变更使用版本化迁移脚本（只加列/加表、不改旧数据语义）；回退=切回上一版本镜像tag，必要时恢复发布前备份；发布选午休/晚间低峰窗口</w:t>
+            </w:r>
           </w:p>
         </w:tc>
         <w:tc>
@@ -17129,9 +17143,13 @@
             <w:vAlign w:val="center"/>
           </w:tcPr>
           <w:p>
-            <w:pPr>
-              <w:spacing w:after="0" w:line="240" w:lineRule="auto"/>
-            </w:pPr>
+            <w:r>
+              <w:rPr>
+                <w:rFonts w:ascii="Calibri" w:hAnsi="Calibri" w:eastAsia="宋体"/>
+                <w:sz w:val="21"/>
+              </w:rPr>
+              <w:t>“持续修改规则不能破坏已有数据”→迁移只前向兼容；回退预案保证发布失败可在分钟级恢复服务</w:t>
+            </w:r>
           </w:p>
         </w:tc>
       </w:tr>
@@ -17349,9 +17367,13 @@
             <w:vAlign w:val="center"/>
           </w:tcPr>
           <w:p>
-            <w:pPr>
-              <w:spacing w:after="0" w:line="240" w:lineRule="auto"/>
-            </w:pPr>
+            <w:r>
+              <w:rPr>
+                <w:rFonts w:ascii="Calibri" w:hAnsi="Calibri" w:eastAsia="宋体"/>
+                <w:sz w:val="21"/>
+              </w:rPr>
+              <w:t>服务可用性</w:t>
+            </w:r>
           </w:p>
         </w:tc>
         <w:tc>
@@ -17366,9 +17388,13 @@
             <w:vAlign w:val="center"/>
           </w:tcPr>
           <w:p>
-            <w:pPr>
-              <w:spacing w:after="0" w:line="240" w:lineRule="auto"/>
-            </w:pPr>
+            <w:r>
+              <w:rPr>
+                <w:rFonts w:ascii="Calibri" w:hAnsi="Calibri" w:eastAsia="宋体"/>
+                <w:sz w:val="21"/>
+              </w:rPr>
+              <w:t>/healthz探针+管理页顶栏状态灯；容器重启计数</w:t>
+            </w:r>
           </w:p>
         </w:tc>
         <w:tc>
@@ -17383,9 +17409,13 @@
             <w:vAlign w:val="center"/>
           </w:tcPr>
           <w:p>
-            <w:pPr>
-              <w:spacing w:after="0" w:line="240" w:lineRule="auto"/>
-            </w:pPr>
+            <w:r>
+              <w:rPr>
+                <w:rFonts w:ascii="Calibri" w:hAnsi="Calibri" w:eastAsia="宋体"/>
+                <w:sz w:val="21"/>
+              </w:rPr>
+              <w:t>服务不可用或频繁重启：应用缺陷或资源耗尽</w:t>
+            </w:r>
           </w:p>
         </w:tc>
         <w:tc>
@@ -17400,9 +17430,13 @@
             <w:vAlign w:val="center"/>
           </w:tcPr>
           <w:p>
-            <w:pPr>
-              <w:spacing w:after="0" w:line="240" w:lineRule="auto"/>
-            </w:pPr>
+            <w:r>
+              <w:rPr>
+                <w:rFonts w:ascii="Calibri" w:hAnsi="Calibri" w:eastAsia="宋体"/>
+                <w:sz w:val="21"/>
+              </w:rPr>
+              <w:t>自动恢复失败→管理员介入；重启&gt;3次/日→查日志定位缺陷</w:t>
+            </w:r>
           </w:p>
         </w:tc>
       </w:tr>
@@ -17438,9 +17472,13 @@
             <w:vAlign w:val="center"/>
           </w:tcPr>
           <w:p>
-            <w:pPr>
-              <w:spacing w:after="0" w:line="240" w:lineRule="auto"/>
-            </w:pPr>
+            <w:r>
+              <w:rPr>
+                <w:rFonts w:ascii="Calibri" w:hAnsi="Calibri" w:eastAsia="宋体"/>
+                <w:sz w:val="21"/>
+              </w:rPr>
+              <w:t>核心接口错误率与延迟</w:t>
+            </w:r>
           </w:p>
         </w:tc>
         <w:tc>
@@ -17455,9 +17493,13 @@
             <w:vAlign w:val="center"/>
           </w:tcPr>
           <w:p>
-            <w:pPr>
-              <w:spacing w:after="0" w:line="240" w:lineRule="auto"/>
-            </w:pPr>
+            <w:r>
+              <w:rPr>
+                <w:rFonts w:ascii="Calibri" w:hAnsi="Calibri" w:eastAsia="宋体"/>
+                <w:sz w:val="21"/>
+              </w:rPr>
+              <w:t>访问日志按接口统计5xx比例与P95分位（周报脚本自动输出）</w:t>
+            </w:r>
           </w:p>
         </w:tc>
         <w:tc>
@@ -17472,9 +17514,13 @@
             <w:vAlign w:val="center"/>
           </w:tcPr>
           <w:p>
-            <w:pPr>
-              <w:spacing w:after="0" w:line="240" w:lineRule="auto"/>
-            </w:pPr>
+            <w:r>
+              <w:rPr>
+                <w:rFonts w:ascii="Calibri" w:hAnsi="Calibri" w:eastAsia="宋体"/>
+                <w:sz w:val="21"/>
+              </w:rPr>
+              <w:t>5xx升高=系统缺陷；P95劣化=数据量增长拖慢查询</w:t>
+            </w:r>
           </w:p>
         </w:tc>
         <w:tc>
@@ -17489,9 +17535,13 @@
             <w:vAlign w:val="center"/>
           </w:tcPr>
           <w:p>
-            <w:pPr>
-              <w:spacing w:after="0" w:line="240" w:lineRule="auto"/>
-            </w:pPr>
+            <w:r>
+              <w:rPr>
+                <w:rFonts w:ascii="Calibri" w:hAnsi="Calibri" w:eastAsia="宋体"/>
+                <w:sz w:val="21"/>
+              </w:rPr>
+              <w:t>超阈值（5xx&gt;1%或P95&gt;800ms）→回退或启动性能专项（承接IMP-6）</w:t>
+            </w:r>
           </w:p>
         </w:tc>
       </w:tr>
@@ -17527,9 +17577,13 @@
             <w:vAlign w:val="center"/>
           </w:tcPr>
           <w:p>
-            <w:pPr>
-              <w:spacing w:after="0" w:line="240" w:lineRule="auto"/>
-            </w:pPr>
+            <w:r>
+              <w:rPr>
+                <w:rFonts w:ascii="Calibri" w:hAnsi="Calibri" w:eastAsia="宋体"/>
+                <w:sz w:val="21"/>
+              </w:rPr>
+              <w:t>定时任务成功率</w:t>
+            </w:r>
           </w:p>
         </w:tc>
         <w:tc>
@@ -17544,9 +17598,13 @@
             <w:vAlign w:val="center"/>
           </w:tcPr>
           <w:p>
-            <w:pPr>
-              <w:spacing w:after="0" w:line="240" w:lineRule="auto"/>
-            </w:pPr>
+            <w:r>
+              <w:rPr>
+                <w:rFonts w:ascii="Calibri" w:hAnsi="Calibri" w:eastAsia="宋体"/>
+                <w:sz w:val="21"/>
+              </w:rPr>
+              <w:t>overdue-scan/超时释放任务执行日志（V3教训：9/5、9/11两次500无人知晓）</w:t>
+            </w:r>
           </w:p>
         </w:tc>
         <w:tc>
@@ -17561,9 +17619,13 @@
             <w:vAlign w:val="center"/>
           </w:tcPr>
           <w:p>
-            <w:pPr>
-              <w:spacing w:after="0" w:line="240" w:lineRule="auto"/>
-            </w:pPr>
+            <w:r>
+              <w:rPr>
+                <w:rFonts w:ascii="Calibri" w:hAnsi="Calibri" w:eastAsia="宋体"/>
+                <w:sz w:val="21"/>
+              </w:rPr>
+              <w:t>任务失败=超期漏检、滞留累积，业务规则在现场失效</w:t>
+            </w:r>
           </w:p>
         </w:tc>
         <w:tc>
@@ -17578,9 +17640,13 @@
             <w:vAlign w:val="center"/>
           </w:tcPr>
           <w:p>
-            <w:pPr>
-              <w:spacing w:after="0" w:line="240" w:lineRule="auto"/>
-            </w:pPr>
+            <w:r>
+              <w:rPr>
+                <w:rFonts w:ascii="Calibri" w:hAnsi="Calibri" w:eastAsia="宋体"/>
+                <w:sz w:val="21"/>
+              </w:rPr>
+              <w:t>失败自动重试3次；重试耗尽→站内+群机器人告警管理员</w:t>
+            </w:r>
           </w:p>
         </w:tc>
       </w:tr>
@@ -17616,9 +17682,13 @@
             <w:vAlign w:val="center"/>
           </w:tcPr>
           <w:p>
-            <w:pPr>
-              <w:spacing w:after="0" w:line="240" w:lineRule="auto"/>
-            </w:pPr>
+            <w:r>
+              <w:rPr>
+                <w:rFonts w:ascii="Calibri" w:hAnsi="Calibri" w:eastAsia="宋体"/>
+                <w:sz w:val="21"/>
+              </w:rPr>
+              <w:t>设备状态一致性</w:t>
+            </w:r>
           </w:p>
         </w:tc>
         <w:tc>
@@ -17633,9 +17703,13 @@
             <w:vAlign w:val="center"/>
           </w:tcPr>
           <w:p>
-            <w:pPr>
-              <w:spacing w:after="0" w:line="240" w:lineRule="auto"/>
-            </w:pPr>
+            <w:r>
+              <w:rPr>
+                <w:rFonts w:ascii="Calibri" w:hAnsi="Calibri" w:eastAsia="宋体"/>
+                <w:sz w:val="21"/>
+              </w:rPr>
+              <w:t>每日对账脚本：设备当前状态与未完结借用记录交叉核对</w:t>
+            </w:r>
           </w:p>
         </w:tc>
         <w:tc>
@@ -17650,9 +17724,13 @@
             <w:vAlign w:val="center"/>
           </w:tcPr>
           <w:p>
-            <w:pPr>
-              <w:spacing w:after="0" w:line="240" w:lineRule="auto"/>
-            </w:pPr>
+            <w:r>
+              <w:rPr>
+                <w:rFonts w:ascii="Calibri" w:hAnsi="Calibri" w:eastAsia="宋体"/>
+                <w:sz w:val="21"/>
+              </w:rPr>
+              <w:t>不一致=状态机被绕过、数据损坏或未捕获缺陷</w:t>
+            </w:r>
           </w:p>
         </w:tc>
         <w:tc>
@@ -17667,9 +17745,13 @@
             <w:vAlign w:val="center"/>
           </w:tcPr>
           <w:p>
-            <w:pPr>
-              <w:spacing w:after="0" w:line="240" w:lineRule="auto"/>
-            </w:pPr>
+            <w:r>
+              <w:rPr>
+                <w:rFonts w:ascii="Calibri" w:hAnsi="Calibri" w:eastAsia="宋体"/>
+                <w:sz w:val="21"/>
+              </w:rPr>
+              <w:t>管理员确认修正并溯源到具体操作；缺陷进入修复流程</w:t>
+            </w:r>
           </w:p>
         </w:tc>
       </w:tr>
@@ -17705,9 +17787,13 @@
             <w:vAlign w:val="center"/>
           </w:tcPr>
           <w:p>
-            <w:pPr>
-              <w:spacing w:after="0" w:line="240" w:lineRule="auto"/>
-            </w:pPr>
+            <w:r>
+              <w:rPr>
+                <w:rFonts w:ascii="Calibri" w:hAnsi="Calibri" w:eastAsia="宋体"/>
+                <w:sz w:val="21"/>
+              </w:rPr>
+              <w:t>备份成功率与可恢复性</w:t>
+            </w:r>
           </w:p>
         </w:tc>
         <w:tc>
@@ -17722,9 +17808,13 @@
             <w:vAlign w:val="center"/>
           </w:tcPr>
           <w:p>
-            <w:pPr>
-              <w:spacing w:after="0" w:line="240" w:lineRule="auto"/>
-            </w:pPr>
+            <w:r>
+              <w:rPr>
+                <w:rFonts w:ascii="Calibri" w:hAnsi="Calibri" w:eastAsia="宋体"/>
+                <w:sz w:val="21"/>
+              </w:rPr>
+              <w:t>备份任务日志+每月恢复演练记录</w:t>
+            </w:r>
           </w:p>
         </w:tc>
         <w:tc>
@@ -17739,9 +17829,13 @@
             <w:vAlign w:val="center"/>
           </w:tcPr>
           <w:p>
-            <w:pPr>
-              <w:spacing w:after="0" w:line="240" w:lineRule="auto"/>
-            </w:pPr>
+            <w:r>
+              <w:rPr>
+                <w:rFonts w:ascii="Calibri" w:hAnsi="Calibri" w:eastAsia="宋体"/>
+                <w:sz w:val="21"/>
+              </w:rPr>
+              <w:t>备份/恢复失败=灾难场景下数据丢失风险</w:t>
+            </w:r>
           </w:p>
         </w:tc>
         <w:tc>
@@ -17756,9 +17850,13 @@
             <w:vAlign w:val="center"/>
           </w:tcPr>
           <w:p>
-            <w:pPr>
-              <w:spacing w:after="0" w:line="240" w:lineRule="auto"/>
-            </w:pPr>
+            <w:r>
+              <w:rPr>
+                <w:rFonts w:ascii="Calibri" w:hAnsi="Calibri" w:eastAsia="宋体"/>
+                <w:sz w:val="21"/>
+              </w:rPr>
+              <w:t>立即人工补备份；演练失败→修订备份方案</w:t>
+            </w:r>
           </w:p>
         </w:tc>
       </w:tr>
@@ -17794,9 +17892,13 @@
             <w:vAlign w:val="center"/>
           </w:tcPr>
           <w:p>
-            <w:pPr>
-              <w:spacing w:after="0" w:line="240" w:lineRule="auto"/>
-            </w:pPr>
+            <w:r>
+              <w:rPr>
+                <w:rFonts w:ascii="Calibri" w:hAnsi="Calibri" w:eastAsia="宋体"/>
+                <w:sz w:val="21"/>
+              </w:rPr>
+              <w:t>业务健康指标</w:t>
+            </w:r>
           </w:p>
         </w:tc>
         <w:tc>
@@ -17811,9 +17913,13 @@
             <w:vAlign w:val="center"/>
           </w:tcPr>
           <w:p>
-            <w:pPr>
-              <w:spacing w:after="0" w:line="240" w:lineRule="auto"/>
-            </w:pPr>
+            <w:r>
+              <w:rPr>
+                <w:rFonts w:ascii="Calibri" w:hAnsi="Calibri" w:eastAsia="宋体"/>
+                <w:sz w:val="21"/>
+              </w:rPr>
+              <w:t>批准冲突率、异常归还即时入修率、滞留数（3.3指标体系延续观测）</w:t>
+            </w:r>
           </w:p>
         </w:tc>
         <w:tc>
@@ -17828,9 +17934,13 @@
             <w:vAlign w:val="center"/>
           </w:tcPr>
           <w:p>
-            <w:pPr>
-              <w:spacing w:after="0" w:line="240" w:lineRule="auto"/>
-            </w:pPr>
+            <w:r>
+              <w:rPr>
+                <w:rFonts w:ascii="Calibri" w:hAnsi="Calibri" w:eastAsia="宋体"/>
+                <w:sz w:val="21"/>
+              </w:rPr>
+              <w:t>指标回退=最近发布破坏既有能力，或现场出现新的使用模式</w:t>
+            </w:r>
           </w:p>
         </w:tc>
         <w:tc>
@@ -17845,9 +17955,13 @@
             <w:vAlign w:val="center"/>
           </w:tcPr>
           <w:p>
-            <w:pPr>
-              <w:spacing w:after="0" w:line="240" w:lineRule="auto"/>
-            </w:pPr>
+            <w:r>
+              <w:rPr>
+                <w:rFonts w:ascii="Calibri" w:hAnsi="Calibri" w:eastAsia="宋体"/>
+                <w:sz w:val="21"/>
+              </w:rPr>
+              <w:t>触发4.3回归检查与新一轮“证据—决策”循环</w:t>
+            </w:r>
           </w:p>
         </w:tc>
       </w:tr>
@@ -18094,9 +18208,13 @@
             <w:vAlign w:val="center"/>
           </w:tcPr>
           <w:p>
-            <w:pPr>
-              <w:spacing w:after="0" w:line="240" w:lineRule="auto"/>
-            </w:pPr>
+            <w:r>
+              <w:rPr>
+                <w:rFonts w:ascii="Calibri" w:hAnsi="Calibri" w:eastAsia="宋体"/>
+                <w:sz w:val="21"/>
+              </w:rPr>
+              <w:t>占用唯一性（BR-02/IMP-1）</w:t>
+            </w:r>
           </w:p>
         </w:tc>
         <w:tc>
@@ -18111,9 +18229,13 @@
             <w:vAlign w:val="center"/>
           </w:tcPr>
           <w:p>
-            <w:pPr>
-              <w:spacing w:after="0" w:line="240" w:lineRule="auto"/>
-            </w:pPr>
+            <w:r>
+              <w:rPr>
+                <w:rFonts w:ascii="Calibri" w:hAnsi="Calibri" w:eastAsia="宋体"/>
+                <w:sz w:val="21"/>
+              </w:rPr>
+              <w:t>系统最核心不变量，破坏即申请冲突重现</w:t>
+            </w:r>
           </w:p>
         </w:tc>
         <w:tc>
@@ -18128,9 +18250,13 @@
             <w:vAlign w:val="center"/>
           </w:tcPr>
           <w:p>
-            <w:pPr>
-              <w:spacing w:after="0" w:line="240" w:lineRule="auto"/>
-            </w:pPr>
+            <w:r>
+              <w:rPr>
+                <w:rFonts w:ascii="Calibri" w:hAnsi="Calibri" w:eastAsia="宋体"/>
+                <w:sz w:val="21"/>
+              </w:rPr>
+              <w:t>任何触及申请/批准/领取代码或数据库结构的发布</w:t>
+            </w:r>
           </w:p>
         </w:tc>
         <w:tc>
@@ -18145,9 +18271,13 @@
             <w:vAlign w:val="center"/>
           </w:tcPr>
           <w:p>
-            <w:pPr>
-              <w:spacing w:after="0" w:line="240" w:lineRule="auto"/>
-            </w:pPr>
+            <w:r>
+              <w:rPr>
+                <w:rFonts w:ascii="Calibri" w:hAnsi="Calibri" w:eastAsia="宋体"/>
+                <w:sz w:val="21"/>
+              </w:rPr>
+              <w:t>自动化：并发批准双请求脚本，断言仅一成功</w:t>
+            </w:r>
           </w:p>
         </w:tc>
         <w:tc>
@@ -18162,9 +18292,13 @@
             <w:vAlign w:val="center"/>
           </w:tcPr>
           <w:p>
-            <w:pPr>
-              <w:spacing w:after="0" w:line="240" w:lineRule="auto"/>
-            </w:pPr>
+            <w:r>
+              <w:rPr>
+                <w:rFonts w:ascii="Calibri" w:hAnsi="Calibri" w:eastAsia="宋体"/>
+                <w:sz w:val="21"/>
+              </w:rPr>
+              <w:t>立即回退发布，修复后重走回归</w:t>
+            </w:r>
           </w:p>
         </w:tc>
       </w:tr>
@@ -18200,9 +18334,13 @@
             <w:vAlign w:val="center"/>
           </w:tcPr>
           <w:p>
-            <w:pPr>
-              <w:spacing w:after="0" w:line="240" w:lineRule="auto"/>
-            </w:pPr>
+            <w:r>
+              <w:rPr>
+                <w:rFonts w:ascii="Calibri" w:hAnsi="Calibri" w:eastAsia="宋体"/>
+                <w:sz w:val="21"/>
+              </w:rPr>
+              <w:t>设备状态机完整性（BR-01/BR-06）</w:t>
+            </w:r>
           </w:p>
         </w:tc>
         <w:tc>
@@ -18217,9 +18355,13 @@
             <w:vAlign w:val="center"/>
           </w:tcPr>
           <w:p>
-            <w:pPr>
-              <w:spacing w:after="0" w:line="240" w:lineRule="auto"/>
-            </w:pPr>
+            <w:r>
+              <w:rPr>
+                <w:rFonts w:ascii="Calibri" w:hAnsi="Calibri" w:eastAsia="宋体"/>
+                <w:sz w:val="21"/>
+              </w:rPr>
+              <w:t>异常设备流入可借列表属安全事故级问题</w:t>
+            </w:r>
           </w:p>
         </w:tc>
         <w:tc>
@@ -18234,9 +18376,13 @@
             <w:vAlign w:val="center"/>
           </w:tcPr>
           <w:p>
-            <w:pPr>
-              <w:spacing w:after="0" w:line="240" w:lineRule="auto"/>
-            </w:pPr>
+            <w:r>
+              <w:rPr>
+                <w:rFonts w:ascii="Calibri" w:hAnsi="Calibri" w:eastAsia="宋体"/>
+                <w:sz w:val="21"/>
+              </w:rPr>
+              <w:t>触及归还/状态转换代码</w:t>
+            </w:r>
           </w:p>
         </w:tc>
         <w:tc>
@@ -18251,9 +18397,13 @@
             <w:vAlign w:val="center"/>
           </w:tcPr>
           <w:p>
-            <w:pPr>
-              <w:spacing w:after="0" w:line="240" w:lineRule="auto"/>
-            </w:pPr>
+            <w:r>
+              <w:rPr>
+                <w:rFonts w:ascii="Calibri" w:hAnsi="Calibri" w:eastAsia="宋体"/>
+                <w:sz w:val="21"/>
+              </w:rPr>
+              <w:t>自动化：异常归还断言状态=MAINTENANCE；每日对账脚本全量校验</w:t>
+            </w:r>
           </w:p>
         </w:tc>
         <w:tc>
@@ -18268,9 +18418,13 @@
             <w:vAlign w:val="center"/>
           </w:tcPr>
           <w:p>
-            <w:pPr>
-              <w:spacing w:after="0" w:line="240" w:lineRule="auto"/>
-            </w:pPr>
+            <w:r>
+              <w:rPr>
+                <w:rFonts w:ascii="Calibri" w:hAnsi="Calibri" w:eastAsia="宋体"/>
+                <w:sz w:val="21"/>
+              </w:rPr>
+              <w:t>回退+数据修正+缺陷复盘</w:t>
+            </w:r>
           </w:p>
         </w:tc>
       </w:tr>
@@ -18306,9 +18460,13 @@
             <w:vAlign w:val="center"/>
           </w:tcPr>
           <w:p>
-            <w:pPr>
-              <w:spacing w:after="0" w:line="240" w:lineRule="auto"/>
-            </w:pPr>
+            <w:r>
+              <w:rPr>
+                <w:rFonts w:ascii="Calibri" w:hAnsi="Calibri" w:eastAsia="宋体"/>
+                <w:sz w:val="21"/>
+              </w:rPr>
+              <w:t>定时任务（超期扫描/超时释放）</w:t>
+            </w:r>
           </w:p>
         </w:tc>
         <w:tc>
@@ -18323,9 +18481,13 @@
             <w:vAlign w:val="center"/>
           </w:tcPr>
           <w:p>
-            <w:pPr>
-              <w:spacing w:after="0" w:line="240" w:lineRule="auto"/>
-            </w:pPr>
+            <w:r>
+              <w:rPr>
+                <w:rFonts w:ascii="Calibri" w:hAnsi="Calibri" w:eastAsia="宋体"/>
+                <w:sz w:val="21"/>
+              </w:rPr>
+              <w:t>任务静默失败已在V3造成真实漏检</w:t>
+            </w:r>
           </w:p>
         </w:tc>
         <w:tc>
@@ -18340,9 +18502,13 @@
             <w:vAlign w:val="center"/>
           </w:tcPr>
           <w:p>
-            <w:pPr>
-              <w:spacing w:after="0" w:line="240" w:lineRule="auto"/>
-            </w:pPr>
+            <w:r>
+              <w:rPr>
+                <w:rFonts w:ascii="Calibri" w:hAnsi="Calibri" w:eastAsia="宋体"/>
+                <w:sz w:val="21"/>
+              </w:rPr>
+              <w:t>触及调度/任务代码或服务器重启后</w:t>
+            </w:r>
           </w:p>
         </w:tc>
         <w:tc>
@@ -18357,9 +18523,13 @@
             <w:vAlign w:val="center"/>
           </w:tcPr>
           <w:p>
-            <w:pPr>
-              <w:spacing w:after="0" w:line="240" w:lineRule="auto"/>
-            </w:pPr>
+            <w:r>
+              <w:rPr>
+                <w:rFonts w:ascii="Calibri" w:hAnsi="Calibri" w:eastAsia="宋体"/>
+                <w:sz w:val="21"/>
+              </w:rPr>
+              <w:t>手动触发任务+检查日志与Notification落库</w:t>
+            </w:r>
           </w:p>
         </w:tc>
         <w:tc>
@@ -18374,9 +18544,13 @@
             <w:vAlign w:val="center"/>
           </w:tcPr>
           <w:p>
-            <w:pPr>
-              <w:spacing w:after="0" w:line="240" w:lineRule="auto"/>
-            </w:pPr>
+            <w:r>
+              <w:rPr>
+                <w:rFonts w:ascii="Calibri" w:hAnsi="Calibri" w:eastAsia="宋体"/>
+                <w:sz w:val="21"/>
+              </w:rPr>
+              <w:t>回退；任务失败告警兜底</w:t>
+            </w:r>
           </w:p>
         </w:tc>
       </w:tr>
@@ -18412,9 +18586,13 @@
             <w:vAlign w:val="center"/>
           </w:tcPr>
           <w:p>
-            <w:pPr>
-              <w:spacing w:after="0" w:line="240" w:lineRule="auto"/>
-            </w:pPr>
+            <w:r>
+              <w:rPr>
+                <w:rFonts w:ascii="Calibri" w:hAnsi="Calibri" w:eastAsia="宋体"/>
+                <w:sz w:val="21"/>
+              </w:rPr>
+              <w:t>审批责任链（BR-03/BR-09）</w:t>
+            </w:r>
           </w:p>
         </w:tc>
         <w:tc>
@@ -18429,9 +18607,13 @@
             <w:vAlign w:val="center"/>
           </w:tcPr>
           <w:p>
-            <w:pPr>
-              <w:spacing w:after="0" w:line="240" w:lineRule="auto"/>
-            </w:pPr>
+            <w:r>
+              <w:rPr>
+                <w:rFonts w:ascii="Calibri" w:hAnsi="Calibri" w:eastAsia="宋体"/>
+                <w:sz w:val="21"/>
+              </w:rPr>
+              <w:t>负责人追溯诉求，属审计能力</w:t>
+            </w:r>
           </w:p>
         </w:tc>
         <w:tc>
@@ -18446,9 +18628,13 @@
             <w:vAlign w:val="center"/>
           </w:tcPr>
           <w:p>
-            <w:pPr>
-              <w:spacing w:after="0" w:line="240" w:lineRule="auto"/>
-            </w:pPr>
+            <w:r>
+              <w:rPr>
+                <w:rFonts w:ascii="Calibri" w:hAnsi="Calibri" w:eastAsia="宋体"/>
+                <w:sz w:val="21"/>
+              </w:rPr>
+              <w:t>触及审批流程/权限代码</w:t>
+            </w:r>
           </w:p>
         </w:tc>
         <w:tc>
@@ -18463,9 +18649,13 @@
             <w:vAlign w:val="center"/>
           </w:tcPr>
           <w:p>
-            <w:pPr>
-              <w:spacing w:after="0" w:line="240" w:lineRule="auto"/>
-            </w:pPr>
+            <w:r>
+              <w:rPr>
+                <w:rFonts w:ascii="Calibri" w:hAnsi="Calibri" w:eastAsia="宋体"/>
+                <w:sz w:val="21"/>
+              </w:rPr>
+              <w:t>自动化：自批拦截断言；抽查审批记录完整性</w:t>
+            </w:r>
           </w:p>
         </w:tc>
         <w:tc>
@@ -18480,9 +18670,13 @@
             <w:vAlign w:val="center"/>
           </w:tcPr>
           <w:p>
-            <w:pPr>
-              <w:spacing w:after="0" w:line="240" w:lineRule="auto"/>
-            </w:pPr>
+            <w:r>
+              <w:rPr>
+                <w:rFonts w:ascii="Calibri" w:hAnsi="Calibri" w:eastAsia="宋体"/>
+                <w:sz w:val="21"/>
+              </w:rPr>
+              <w:t>回退；审计缺口期间人工登记</w:t>
+            </w:r>
           </w:p>
         </w:tc>
       </w:tr>
@@ -18518,9 +18712,13 @@
             <w:vAlign w:val="center"/>
           </w:tcPr>
           <w:p>
-            <w:pPr>
-              <w:spacing w:after="0" w:line="240" w:lineRule="auto"/>
-            </w:pPr>
+            <w:r>
+              <w:rPr>
+                <w:rFonts w:ascii="Calibri" w:hAnsi="Calibri" w:eastAsia="宋体"/>
+                <w:sz w:val="21"/>
+              </w:rPr>
+              <w:t>提交幂等（BR-08/IMP-5）</w:t>
+            </w:r>
           </w:p>
         </w:tc>
         <w:tc>
@@ -18535,9 +18733,13 @@
             <w:vAlign w:val="center"/>
           </w:tcPr>
           <w:p>
-            <w:pPr>
-              <w:spacing w:after="0" w:line="240" w:lineRule="auto"/>
-            </w:pPr>
+            <w:r>
+              <w:rPr>
+                <w:rFonts w:ascii="Calibri" w:hAnsi="Calibri" w:eastAsia="宋体"/>
+                <w:sz w:val="21"/>
+              </w:rPr>
+              <w:t>弱网重复提交有真实反馈佐证</w:t>
+            </w:r>
           </w:p>
         </w:tc>
         <w:tc>
@@ -18552,9 +18754,13 @@
             <w:vAlign w:val="center"/>
           </w:tcPr>
           <w:p>
-            <w:pPr>
-              <w:spacing w:after="0" w:line="240" w:lineRule="auto"/>
-            </w:pPr>
+            <w:r>
+              <w:rPr>
+                <w:rFonts w:ascii="Calibri" w:hAnsi="Calibri" w:eastAsia="宋体"/>
+                <w:sz w:val="21"/>
+              </w:rPr>
+              <w:t>触及提交接口代码</w:t>
+            </w:r>
           </w:p>
         </w:tc>
         <w:tc>
@@ -18569,9 +18775,13 @@
             <w:vAlign w:val="center"/>
           </w:tcPr>
           <w:p>
-            <w:pPr>
-              <w:spacing w:after="0" w:line="240" w:lineRule="auto"/>
-            </w:pPr>
+            <w:r>
+              <w:rPr>
+                <w:rFonts w:ascii="Calibri" w:hAnsi="Calibri" w:eastAsia="宋体"/>
+                <w:sz w:val="21"/>
+              </w:rPr>
+              <w:t>自动化：同指纹两次提交断言返回同一申请号</w:t>
+            </w:r>
           </w:p>
         </w:tc>
         <w:tc>
@@ -18586,9 +18796,13 @@
             <w:vAlign w:val="center"/>
           </w:tcPr>
           <w:p>
-            <w:pPr>
-              <w:spacing w:after="0" w:line="240" w:lineRule="auto"/>
-            </w:pPr>
+            <w:r>
+              <w:rPr>
+                <w:rFonts w:ascii="Calibri" w:hAnsi="Calibri" w:eastAsia="宋体"/>
+                <w:sz w:val="21"/>
+              </w:rPr>
+              <w:t>回退</w:t>
+            </w:r>
           </w:p>
         </w:tc>
       </w:tr>
@@ -18624,9 +18838,13 @@
             <w:vAlign w:val="center"/>
           </w:tcPr>
           <w:p>
-            <w:pPr>
-              <w:spacing w:after="0" w:line="240" w:lineRule="auto"/>
-            </w:pPr>
+            <w:r>
+              <w:rPr>
+                <w:rFonts w:ascii="Calibri" w:hAnsi="Calibri" w:eastAsia="宋体"/>
+                <w:sz w:val="21"/>
+              </w:rPr>
+              <w:t>数据兼容性（迁移脚本）</w:t>
+            </w:r>
           </w:p>
         </w:tc>
         <w:tc>
@@ -18641,9 +18859,13 @@
             <w:vAlign w:val="center"/>
           </w:tcPr>
           <w:p>
-            <w:pPr>
-              <w:spacing w:after="0" w:line="240" w:lineRule="auto"/>
-            </w:pPr>
+            <w:r>
+              <w:rPr>
+                <w:rFonts w:ascii="Calibri" w:hAnsi="Calibri" w:eastAsia="宋体"/>
+                <w:sz w:val="21"/>
+              </w:rPr>
+              <w:t>版本持续演进不能破坏已有数据</w:t>
+            </w:r>
           </w:p>
         </w:tc>
         <w:tc>
@@ -18658,9 +18880,13 @@
             <w:vAlign w:val="center"/>
           </w:tcPr>
           <w:p>
-            <w:pPr>
-              <w:spacing w:after="0" w:line="240" w:lineRule="auto"/>
-            </w:pPr>
+            <w:r>
+              <w:rPr>
+                <w:rFonts w:ascii="Calibri" w:hAnsi="Calibri" w:eastAsia="宋体"/>
+                <w:sz w:val="21"/>
+              </w:rPr>
+              <w:t>每次包含数据库迁移的发布</w:t>
+            </w:r>
           </w:p>
         </w:tc>
         <w:tc>
@@ -18675,9 +18901,13 @@
             <w:vAlign w:val="center"/>
           </w:tcPr>
           <w:p>
-            <w:pPr>
-              <w:spacing w:after="0" w:line="240" w:lineRule="auto"/>
-            </w:pPr>
+            <w:r>
+              <w:rPr>
+                <w:rFonts w:ascii="Calibri" w:hAnsi="Calibri" w:eastAsia="宋体"/>
+                <w:sz w:val="21"/>
+              </w:rPr>
+              <w:t>发布前备份→迁移→对账脚本→抽样打开历史申请详情</w:t>
+            </w:r>
           </w:p>
         </w:tc>
         <w:tc>
@@ -18692,9 +18922,13 @@
             <w:vAlign w:val="center"/>
           </w:tcPr>
           <w:p>
-            <w:pPr>
-              <w:spacing w:after="0" w:line="240" w:lineRule="auto"/>
-            </w:pPr>
+            <w:r>
+              <w:rPr>
+                <w:rFonts w:ascii="Calibri" w:hAnsi="Calibri" w:eastAsia="宋体"/>
+                <w:sz w:val="21"/>
+              </w:rPr>
+              <w:t>回退镜像并恢复备份</w:t>
+            </w:r>
           </w:p>
         </w:tc>
       </w:tr>
@@ -18984,9 +19218,13 @@
             <w:vAlign w:val="center"/>
           </w:tcPr>
           <w:p>
-            <w:pPr>
-              <w:spacing w:after="0" w:line="240" w:lineRule="auto"/>
-            </w:pPr>
+            <w:r>
+              <w:rPr>
+                <w:rFonts w:ascii="Calibri" w:hAnsi="Calibri" w:eastAsia="宋体"/>
+                <w:sz w:val="21"/>
+              </w:rPr>
+              <w:t>案例1（承接V3真实问题）：9/5、9/11 08:00 overdue-scan两次HTTP 500（4800ms）；管理员A03 9/11反馈“超期有时当天有时第二天才发现”；11次超期零自动通知</w:t>
+            </w:r>
           </w:p>
         </w:tc>
         <w:tc>
@@ -19001,9 +19239,13 @@
             <w:vAlign w:val="center"/>
           </w:tcPr>
           <w:p>
-            <w:pPr>
-              <w:spacing w:after="0" w:line="240" w:lineRule="auto"/>
-            </w:pPr>
+            <w:r>
+              <w:rPr>
+                <w:rFonts w:ascii="Calibri" w:hAnsi="Calibri" w:eastAsia="宋体"/>
+                <w:sz w:val="21"/>
+              </w:rPr>
+              <w:t>每日仅一次调度+失败无重试无告警，属系统实现问题而非用户操作问题；超期规则（BR-07）在现场形同虚设</w:t>
+            </w:r>
           </w:p>
         </w:tc>
         <w:tc>
@@ -19018,9 +19260,13 @@
             <w:vAlign w:val="center"/>
           </w:tcPr>
           <w:p>
-            <w:pPr>
-              <w:spacing w:after="0" w:line="240" w:lineRule="auto"/>
-            </w:pPr>
+            <w:r>
+              <w:rPr>
+                <w:rFonts w:ascii="Calibri" w:hAnsi="Calibri" w:eastAsia="宋体"/>
+                <w:sz w:val="21"/>
+              </w:rPr>
+              <w:t>周期任务必须“高频执行、失败可重试、失败可感知”，让规则不依赖运气持续生效</w:t>
+            </w:r>
           </w:p>
         </w:tc>
         <w:tc>
@@ -19035,9 +19281,13 @@
             <w:vAlign w:val="center"/>
           </w:tcPr>
           <w:p>
-            <w:pPr>
-              <w:spacing w:after="0" w:line="240" w:lineRule="auto"/>
-            </w:pPr>
+            <w:r>
+              <w:rPr>
+                <w:rFonts w:ascii="Calibri" w:hAnsi="Calibri" w:eastAsia="宋体"/>
+                <w:sz w:val="21"/>
+              </w:rPr>
+              <w:t>调度频率1次/天→1次/小时；失败自动重试3次；重试耗尽→站内+群机器人告警；借用人三级通知（前24h/超期时/超期后每日）</w:t>
+            </w:r>
           </w:p>
         </w:tc>
         <w:tc>
@@ -19052,9 +19302,13 @@
             <w:vAlign w:val="center"/>
           </w:tcPr>
           <w:p>
-            <w:pPr>
-              <w:spacing w:after="0" w:line="240" w:lineRule="auto"/>
-            </w:pPr>
+            <w:r>
+              <w:rPr>
+                <w:rFonts w:ascii="Calibri" w:hAnsi="Calibri" w:eastAsia="宋体"/>
+                <w:sz w:val="21"/>
+              </w:rPr>
+              <w:t>上线两周任务成功率100%；最长检出延迟42分钟；超期通知触达100%（3.3指标复测）</w:t>
+            </w:r>
           </w:p>
         </w:tc>
         <w:tc>
@@ -19069,9 +19323,13 @@
             <w:vAlign w:val="center"/>
           </w:tcPr>
           <w:p>
-            <w:pPr>
-              <w:spacing w:after="0" w:line="240" w:lineRule="auto"/>
-            </w:pPr>
+            <w:r>
+              <w:rPr>
+                <w:rFonts w:ascii="Calibri" w:hAnsi="Calibri" w:eastAsia="宋体"/>
+                <w:sz w:val="21"/>
+              </w:rPr>
+              <w:t>指标全部达标，方案保留；若后续任务失败率&gt;0，则将调度外移为独立进程并增加看门狗</w:t>
+            </w:r>
           </w:p>
         </w:tc>
       </w:tr>
@@ -19107,9 +19365,13 @@
             <w:vAlign w:val="center"/>
           </w:tcPr>
           <w:p>
-            <w:pPr>
-              <w:spacing w:after="0" w:line="240" w:lineRule="auto"/>
-            </w:pPr>
+            <w:r>
+              <w:rPr>
+                <w:rFonts w:ascii="Calibri" w:hAnsi="Calibri" w:eastAsia="宋体"/>
+                <w:sz w:val="21"/>
+              </w:rPr>
+              <w:t>案例2（模拟）：某次版本发布次日，管理员反馈归还操作偶发“保存失败”；访问日志出现3条HTTP 500，trace显示database is locked</w:t>
+            </w:r>
           </w:p>
         </w:tc>
         <w:tc>
@@ -19124,9 +19386,13 @@
             <w:vAlign w:val="center"/>
           </w:tcPr>
           <w:p>
-            <w:pPr>
-              <w:spacing w:after="0" w:line="240" w:lineRule="auto"/>
-            </w:pPr>
+            <w:r>
+              <w:rPr>
+                <w:rFonts w:ascii="Calibri" w:hAnsi="Calibri" w:eastAsia="宋体"/>
+                <w:sz w:val="21"/>
+              </w:rPr>
+              <w:t>SQLite写并发瞬时冲突，该版本未设置busy_timeout——发布引入的实现问题</w:t>
+            </w:r>
           </w:p>
         </w:tc>
         <w:tc>
@@ -19141,9 +19407,13 @@
             <w:vAlign w:val="center"/>
           </w:tcPr>
           <w:p>
-            <w:pPr>
-              <w:spacing w:after="0" w:line="240" w:lineRule="auto"/>
-            </w:pPr>
+            <w:r>
+              <w:rPr>
+                <w:rFonts w:ascii="Calibri" w:hAnsi="Calibri" w:eastAsia="宋体"/>
+                <w:sz w:val="21"/>
+              </w:rPr>
+              <w:t>低并发系统的写冲突应自动等待重试而非直接失败；发布必须用运行证据验证未破坏归还链路</w:t>
+            </w:r>
           </w:p>
         </w:tc>
         <w:tc>
@@ -19158,9 +19428,13 @@
             <w:vAlign w:val="center"/>
           </w:tcPr>
           <w:p>
-            <w:pPr>
-              <w:spacing w:after="0" w:line="240" w:lineRule="auto"/>
-            </w:pPr>
+            <w:r>
+              <w:rPr>
+                <w:rFonts w:ascii="Calibri" w:hAnsi="Calibri" w:eastAsia="宋体"/>
+                <w:sz w:val="21"/>
+              </w:rPr>
+              <w:t>连接参数增加busy_timeout=5000与写重试；发布检查单新增“归还链路自动化回归必跑”项</w:t>
+            </w:r>
           </w:p>
         </w:tc>
         <w:tc>
@@ -19175,9 +19449,13 @@
             <w:vAlign w:val="center"/>
           </w:tcPr>
           <w:p>
-            <w:pPr>
-              <w:spacing w:after="0" w:line="240" w:lineRule="auto"/>
-            </w:pPr>
+            <w:r>
+              <w:rPr>
+                <w:rFonts w:ascii="Calibri" w:hAnsi="Calibri" w:eastAsia="宋体"/>
+                <w:sz w:val="21"/>
+              </w:rPr>
+              <w:t>修复后两周locked错误0次；归还接口5xx=0；管理端无同类反馈</w:t>
+            </w:r>
           </w:p>
         </w:tc>
         <w:tc>
@@ -19192,9 +19470,13 @@
             <w:vAlign w:val="center"/>
           </w:tcPr>
           <w:p>
-            <w:pPr>
-              <w:spacing w:after="0" w:line="240" w:lineRule="auto"/>
-            </w:pPr>
+            <w:r>
+              <w:rPr>
+                <w:rFonts w:ascii="Calibri" w:hAnsi="Calibri" w:eastAsia="宋体"/>
+                <w:sz w:val="21"/>
+              </w:rPr>
+              <w:t>有效，关闭问题；若再次出现则评估迁移PostgreSQL</w:t>
+            </w:r>
           </w:p>
         </w:tc>
       </w:tr>
@@ -19230,9 +19512,13 @@
             <w:vAlign w:val="center"/>
           </w:tcPr>
           <w:p>
-            <w:pPr>
-              <w:spacing w:after="0" w:line="240" w:lineRule="auto"/>
-            </w:pPr>
+            <w:r>
+              <w:rPr>
+                <w:rFonts w:ascii="Calibri" w:hAnsi="Calibri" w:eastAsia="宋体"/>
+                <w:sz w:val="21"/>
+              </w:rPr>
+              <w:t>案例3（模拟·对账发现）：发布新审批规则一周后，每日对账脚本报出2台设备状态与借用记录不一致，溯源为发布当天人工改库修正历史数据所致</w:t>
+            </w:r>
           </w:p>
         </w:tc>
         <w:tc>
@@ -19247,9 +19533,13 @@
             <w:vAlign w:val="center"/>
           </w:tcPr>
           <w:p>
-            <w:pPr>
-              <w:spacing w:after="0" w:line="240" w:lineRule="auto"/>
-            </w:pPr>
+            <w:r>
+              <w:rPr>
+                <w:rFonts w:ascii="Calibri" w:hAnsi="Calibri" w:eastAsia="宋体"/>
+                <w:sz w:val="21"/>
+              </w:rPr>
+              <w:t>人工绕过系统改数据破坏状态一致性，属现场操作问题+缺少受控修正通道</w:t>
+            </w:r>
           </w:p>
         </w:tc>
         <w:tc>
@@ -19264,9 +19554,13 @@
             <w:vAlign w:val="center"/>
           </w:tcPr>
           <w:p>
-            <w:pPr>
-              <w:spacing w:after="0" w:line="240" w:lineRule="auto"/>
-            </w:pPr>
+            <w:r>
+              <w:rPr>
+                <w:rFonts w:ascii="Calibri" w:hAnsi="Calibri" w:eastAsia="宋体"/>
+                <w:sz w:val="21"/>
+              </w:rPr>
+              <w:t>数据修正必须走受控入口并留痕，杜绝直改数据库</w:t>
+            </w:r>
           </w:p>
         </w:tc>
         <w:tc>
@@ -19281,9 +19575,13 @@
             <w:vAlign w:val="center"/>
           </w:tcPr>
           <w:p>
-            <w:pPr>
-              <w:spacing w:after="0" w:line="240" w:lineRule="auto"/>
-            </w:pPr>
+            <w:r>
+              <w:rPr>
+                <w:rFonts w:ascii="Calibri" w:hAnsi="Calibri" w:eastAsia="宋体"/>
+                <w:sz w:val="21"/>
+              </w:rPr>
+              <w:t>上线“管理员受控修正”功能：修正必填原因、双人可见、自动落EventLog</w:t>
+            </w:r>
           </w:p>
         </w:tc>
         <w:tc>
@@ -19298,9 +19596,13 @@
             <w:vAlign w:val="center"/>
           </w:tcPr>
           <w:p>
-            <w:pPr>
-              <w:spacing w:after="0" w:line="240" w:lineRule="auto"/>
-            </w:pPr>
+            <w:r>
+              <w:rPr>
+                <w:rFonts w:ascii="Calibri" w:hAnsi="Calibri" w:eastAsia="宋体"/>
+                <w:sz w:val="21"/>
+              </w:rPr>
+              <w:t>上线后对账不一致持续为0；修正记录完整可查</w:t>
+            </w:r>
           </w:p>
         </w:tc>
         <w:tc>
@@ -19315,9 +19617,13 @@
             <w:vAlign w:val="center"/>
           </w:tcPr>
           <w:p>
-            <w:pPr>
-              <w:spacing w:after="0" w:line="240" w:lineRule="auto"/>
-            </w:pPr>
+            <w:r>
+              <w:rPr>
+                <w:rFonts w:ascii="Calibri" w:hAnsi="Calibri" w:eastAsia="宋体"/>
+                <w:sz w:val="21"/>
+              </w:rPr>
+              <w:t>保留；若再次出现不一致则检查对账脚本覆盖面</w:t>
+            </w:r>
           </w:p>
         </w:tc>
       </w:tr>
@@ -19353,9 +19659,13 @@
             <w:vAlign w:val="center"/>
           </w:tcPr>
           <w:p>
-            <w:pPr>
-              <w:spacing w:after="0" w:line="240" w:lineRule="auto"/>
-            </w:pPr>
+            <w:r>
+              <w:rPr>
+                <w:rFonts w:ascii="Calibri" w:hAnsi="Calibri" w:eastAsia="宋体"/>
+                <w:sz w:val="21"/>
+              </w:rPr>
+              <w:t>案例4（模拟·容量信号）：学期末申请量增至两周400笔，管理列表P95回升至1200ms</w:t>
+            </w:r>
           </w:p>
         </w:tc>
         <w:tc>
@@ -19370,9 +19680,13 @@
             <w:vAlign w:val="center"/>
           </w:tcPr>
           <w:p>
-            <w:pPr>
-              <w:spacing w:after="0" w:line="240" w:lineRule="auto"/>
-            </w:pPr>
+            <w:r>
+              <w:rPr>
+                <w:rFonts w:ascii="Calibri" w:hAnsi="Calibri" w:eastAsia="宋体"/>
+                <w:sz w:val="21"/>
+              </w:rPr>
+              <w:t>数据量超出当前索引与分页设计预期，属容量规划信号而非缺陷</w:t>
+            </w:r>
           </w:p>
         </w:tc>
         <w:tc>
@@ -19387,9 +19701,13 @@
             <w:vAlign w:val="center"/>
           </w:tcPr>
           <w:p>
-            <w:pPr>
-              <w:spacing w:after="0" w:line="240" w:lineRule="auto"/>
-            </w:pPr>
+            <w:r>
+              <w:rPr>
+                <w:rFonts w:ascii="Calibri" w:hAnsi="Calibri" w:eastAsia="宋体"/>
+                <w:sz w:val="21"/>
+              </w:rPr>
+              <w:t>性能预算应随业务增长提前规划，而不是等用户反馈</w:t>
+            </w:r>
           </w:p>
         </w:tc>
         <w:tc>
@@ -19404,9 +19722,13 @@
             <w:vAlign w:val="center"/>
           </w:tcPr>
           <w:p>
-            <w:pPr>
-              <w:spacing w:after="0" w:line="240" w:lineRule="auto"/>
-            </w:pPr>
+            <w:r>
+              <w:rPr>
+                <w:rFonts w:ascii="Calibri" w:hAnsi="Calibri" w:eastAsia="宋体"/>
+                <w:sz w:val="21"/>
+              </w:rPr>
+              <w:t>扩展复合索引+列表字段裁剪；建立数据量与P95的月度趋势观测</w:t>
+            </w:r>
           </w:p>
         </w:tc>
         <w:tc>
@@ -19421,9 +19743,13 @@
             <w:vAlign w:val="center"/>
           </w:tcPr>
           <w:p>
-            <w:pPr>
-              <w:spacing w:after="0" w:line="240" w:lineRule="auto"/>
-            </w:pPr>
+            <w:r>
+              <w:rPr>
+                <w:rFonts w:ascii="Calibri" w:hAnsi="Calibri" w:eastAsia="宋体"/>
+                <w:sz w:val="21"/>
+              </w:rPr>
+              <w:t>优化后P95回到&lt;800ms；趋势图纳入周报</w:t>
+            </w:r>
           </w:p>
         </w:tc>
         <w:tc>
@@ -19438,9 +19764,13 @@
             <w:vAlign w:val="center"/>
           </w:tcPr>
           <w:p>
-            <w:pPr>
-              <w:spacing w:after="0" w:line="240" w:lineRule="auto"/>
-            </w:pPr>
+            <w:r>
+              <w:rPr>
+                <w:rFonts w:ascii="Calibri" w:hAnsi="Calibri" w:eastAsia="宋体"/>
+                <w:sz w:val="21"/>
+              </w:rPr>
+              <w:t>保留观测；若下学期数据量再翻倍，评估读写分离或PostgreSQL</w:t>
+            </w:r>
           </w:p>
         </w:tc>
       </w:tr>
@@ -19627,9 +19957,13 @@
             <w:vAlign w:val="center"/>
           </w:tcPr>
           <w:p>
-            <w:pPr>
-              <w:spacing w:after="0" w:line="240" w:lineRule="auto"/>
-            </w:pPr>
+            <w:r>
+              <w:rPr>
+                <w:rFonts w:ascii="Calibri" w:hAnsi="Calibri" w:eastAsia="宋体"/>
+                <w:sz w:val="21"/>
+              </w:rPr>
+              <w:t>系统作为实验室日常基础设施长期稳定运行；规则变更可平滑上线；问题能从证据定位到修复验证形成闭环</w:t>
+            </w:r>
           </w:p>
         </w:tc>
       </w:tr>
@@ -19692,9 +20026,13 @@
             <w:vAlign w:val="center"/>
           </w:tcPr>
           <w:p>
-            <w:pPr>
-              <w:spacing w:after="0" w:line="240" w:lineRule="auto"/>
-            </w:pPr>
+            <w:r>
+              <w:rPr>
+                <w:rFonts w:ascii="Calibri" w:hAnsi="Calibri" w:eastAsia="宋体"/>
+                <w:sz w:val="21"/>
+              </w:rPr>
+              <w:t>内网单机环境；无专职运维（管理员兼职）；网络/服务器偶发中断；业务规则持续演进</w:t>
+            </w:r>
           </w:p>
         </w:tc>
       </w:tr>
@@ -19757,9 +20095,13 @@
             <w:vAlign w:val="center"/>
           </w:tcPr>
           <w:p>
-            <w:pPr>
-              <w:spacing w:after="0" w:line="240" w:lineRule="auto"/>
-            </w:pPr>
+            <w:r>
+              <w:rPr>
+                <w:rFonts w:ascii="Calibri" w:hAnsi="Calibri" w:eastAsia="宋体"/>
+                <w:sz w:val="21"/>
+              </w:rPr>
+              <w:t>历史借用记录永不丢失；发布或中断后设备状态与借用记录一致；占用唯一性与审批责任链在任何版本下成立</w:t>
+            </w:r>
           </w:p>
         </w:tc>
       </w:tr>
@@ -19822,9 +20164,13 @@
             <w:vAlign w:val="center"/>
           </w:tcPr>
           <w:p>
-            <w:pPr>
-              <w:spacing w:after="0" w:line="240" w:lineRule="auto"/>
-            </w:pPr>
+            <w:r>
+              <w:rPr>
+                <w:rFonts w:ascii="Calibri" w:hAnsi="Calibri" w:eastAsia="宋体"/>
+                <w:sz w:val="21"/>
+              </w:rPr>
+              <w:t>发布条件=核心回归全绿+发布前备份完成+低峰窗口；回退条件=核心回归失败，或上线后5xx&gt;1%、对账不一致、P95超阈值——回退镜像并恢复备份</w:t>
+            </w:r>
           </w:p>
         </w:tc>
       </w:tr>
@@ -19887,9 +20233,13 @@
             <w:vAlign w:val="center"/>
           </w:tcPr>
           <w:p>
-            <w:pPr>
-              <w:spacing w:after="0" w:line="240" w:lineRule="auto"/>
-            </w:pPr>
+            <w:r>
+              <w:rPr>
+                <w:rFonts w:ascii="Calibri" w:hAnsi="Calibri" w:eastAsia="宋体"/>
+                <w:sz w:val="21"/>
+              </w:rPr>
+              <w:t>/healthz可用性、接口错误率与P95、定时任务成功率、每日对账结果、备份演练记录、3.3业务健康指标周报</w:t>
+            </w:r>
           </w:p>
         </w:tc>
       </w:tr>
@@ -19952,9 +20302,13 @@
             <w:vAlign w:val="center"/>
           </w:tcPr>
           <w:p>
-            <w:pPr>
-              <w:spacing w:after="0" w:line="240" w:lineRule="auto"/>
-            </w:pPr>
+            <w:r>
+              <w:rPr>
+                <w:rFonts w:ascii="Calibri" w:hAnsi="Calibri" w:eastAsia="宋体"/>
+                <w:sz w:val="21"/>
+              </w:rPr>
+              <w:t>并发或数据量超出SQLite能力（locked频发/P95持续劣化）→评估PostgreSQL；出现跨校区/多实验室场景→重新评估部署形态与权限模型；通知诉求升级→接入群机器人/邮件渠道</w:t>
+            </w:r>
           </w:p>
         </w:tc>
       </w:tr>
@@ -19999,12 +20353,10 @@
           <w:p>
             <w:r>
               <w:rPr>
-                <w:rFonts w:ascii="微软雅黑" w:hAnsi="微软雅黑" w:eastAsia="微软雅黑"/>
-                <w:b/>
-                <w:color w:val="1F4E79"/>
-                <w:sz w:val="20"/>
-              </w:rPr>
-              <w:t>V4版本结论：说明最终方案如何从“设计一个系统”演化为“能够在现场持续运行、观察、评估和调整的工程闭环”。</w:t>
+                <w:rFonts w:ascii="Calibri" w:hAnsi="Calibri" w:eastAsia="宋体"/>
+                <w:sz w:val="21"/>
+              </w:rPr>
+              <w:t>四轮迭代后，方案完成了从“设计一个系统”到“运营一个系统”的演化：V1建立状态机与留痕的最小秩序；V2把现场约定正式化为带责任链的规则；V3用运行证据驱动一致性修复与自动化兜底；V4以部署、备份、对账、告警、版本化迁移与回归体系保证这些规则能在真实现场长期生效。核心转变在于每一轮的输入从“人的诉求”扩展为“人的诉求+运行证据”：现场事实先形成工程判断与意图，再落到受控的软件变化，最后用同口径指标复测决定保留、调整或回退——系统由此成为能够在现场持续运行、观察、评估和调整的工程闭环。</w:t>
             </w:r>
           </w:p>
         </w:tc>
@@ -20359,15 +20711,10 @@
             <w:vAlign w:val="center"/>
           </w:tcPr>
           <w:p>
-            <w:pPr>
-              <w:spacing w:after="0" w:line="240" w:lineRule="auto"/>
-            </w:pPr>
-            <w:r>
-              <w:rPr>
-                <w:rFonts w:ascii="微软雅黑" w:hAnsi="微软雅黑" w:eastAsia="微软雅黑"/>
-                <w:b w:val="0"/>
-                <w:color w:val="000000"/>
-                <w:sz w:val="18"/>
+            <w:r>
+              <w:rPr>
+                <w:rFonts w:ascii="Calibri" w:hAnsi="Calibri" w:eastAsia="宋体"/>
+                <w:sz w:val="21"/>
               </w:rPr>
               <w:t>V1</w:t>
             </w:r>
@@ -20385,9 +20732,13 @@
             <w:vAlign w:val="center"/>
           </w:tcPr>
           <w:p>
-            <w:pPr>
-              <w:spacing w:after="0" w:line="240" w:lineRule="auto"/>
-            </w:pPr>
+            <w:r>
+              <w:rPr>
+                <w:rFonts w:ascii="Calibri" w:hAnsi="Calibri" w:eastAsia="宋体"/>
+                <w:sz w:val="21"/>
+              </w:rPr>
+              <w:t>原始需求材料（负责人/管理员/成员三方诉求）</w:t>
+            </w:r>
           </w:p>
         </w:tc>
         <w:tc>
@@ -20402,9 +20753,13 @@
             <w:vAlign w:val="center"/>
           </w:tcPr>
           <w:p>
-            <w:pPr>
-              <w:spacing w:after="0" w:line="240" w:lineRule="auto"/>
-            </w:pPr>
+            <w:r>
+              <w:rPr>
+                <w:rFonts w:ascii="Calibri" w:hAnsi="Calibri" w:eastAsia="宋体"/>
+                <w:sz w:val="21"/>
+              </w:rPr>
+              <w:t>状态唯一可信+占用唯一性+全程留痕；设备分两级、流程分轻重</w:t>
+            </w:r>
           </w:p>
         </w:tc>
         <w:tc>
@@ -20419,9 +20774,13 @@
             <w:vAlign w:val="center"/>
           </w:tcPr>
           <w:p>
-            <w:pPr>
-              <w:spacing w:after="0" w:line="240" w:lineRule="auto"/>
-            </w:pPr>
+            <w:r>
+              <w:rPr>
+                <w:rFonts w:ascii="Calibri" w:hAnsi="Calibri" w:eastAsia="宋体"/>
+                <w:sz w:val="21"/>
+              </w:rPr>
+              <w:t>新增：四态状态机、申请审批流、普通设备快速通道、48小时释放设想、事件与状态双日志模型</w:t>
+            </w:r>
           </w:p>
         </w:tc>
         <w:tc>
@@ -20436,9 +20795,13 @@
             <w:vAlign w:val="center"/>
           </w:tcPr>
           <w:p>
-            <w:pPr>
-              <w:spacing w:after="0" w:line="240" w:lineRule="auto"/>
-            </w:pPr>
+            <w:r>
+              <w:rPr>
+                <w:rFonts w:ascii="Calibri" w:hAnsi="Calibri" w:eastAsia="宋体"/>
+                <w:sz w:val="21"/>
+              </w:rPr>
+              <w:t>1.8六个验证场景（并发冲突TC-03、异常归还TC-05等）</w:t>
+            </w:r>
           </w:p>
         </w:tc>
         <w:tc>
@@ -20453,9 +20816,13 @@
             <w:vAlign w:val="center"/>
           </w:tcPr>
           <w:p>
-            <w:pPr>
-              <w:spacing w:after="0" w:line="240" w:lineRule="auto"/>
-            </w:pPr>
+            <w:r>
+              <w:rPr>
+                <w:rFonts w:ascii="Calibri" w:hAnsi="Calibri" w:eastAsia="宋体"/>
+                <w:sz w:val="21"/>
+              </w:rPr>
+              <w:t>从无到有建立最小可运行秩序</w:t>
+            </w:r>
           </w:p>
         </w:tc>
       </w:tr>
@@ -20492,15 +20859,10 @@
             <w:vAlign w:val="center"/>
           </w:tcPr>
           <w:p>
-            <w:pPr>
-              <w:spacing w:after="0" w:line="240" w:lineRule="auto"/>
-            </w:pPr>
-            <w:r>
-              <w:rPr>
-                <w:rFonts w:ascii="微软雅黑" w:hAnsi="微软雅黑" w:eastAsia="微软雅黑"/>
-                <w:b w:val="0"/>
-                <w:color w:val="000000"/>
-                <w:sz w:val="18"/>
+            <w:r>
+              <w:rPr>
+                <w:rFonts w:ascii="Calibri" w:hAnsi="Calibri" w:eastAsia="宋体"/>
+                <w:sz w:val="21"/>
               </w:rPr>
               <w:t>V2</w:t>
             </w:r>
@@ -20518,9 +20880,13 @@
             <w:vAlign w:val="center"/>
           </w:tcPr>
           <w:p>
-            <w:pPr>
-              <w:spacing w:after="0" w:line="240" w:lineRule="auto"/>
-            </w:pPr>
+            <w:r>
+              <w:rPr>
+                <w:rFonts w:ascii="Calibri" w:hAnsi="Calibri" w:eastAsia="宋体"/>
+                <w:sz w:val="21"/>
+              </w:rPr>
+              <w:t>材料A-D（周会摘录/成员访谈/管理员工作记录/群内零散约定）</w:t>
+            </w:r>
           </w:p>
         </w:tc>
         <w:tc>
@@ -20535,9 +20901,13 @@
             <w:vAlign w:val="center"/>
           </w:tcPr>
           <w:p>
-            <w:pPr>
-              <w:spacing w:after="0" w:line="240" w:lineRule="auto"/>
-            </w:pPr>
+            <w:r>
+              <w:rPr>
+                <w:rFonts w:ascii="Calibri" w:hAnsi="Calibri" w:eastAsia="宋体"/>
+                <w:sz w:val="21"/>
+              </w:rPr>
+              <w:t>从流程管控升级为责任与透明：审批带理由、模糊约定正式化</w:t>
+            </w:r>
           </w:p>
         </w:tc>
         <w:tc>
@@ -20552,9 +20922,13 @@
             <w:vAlign w:val="center"/>
           </w:tcPr>
           <w:p>
-            <w:pPr>
-              <w:spacing w:after="0" w:line="240" w:lineRule="auto"/>
-            </w:pPr>
+            <w:r>
+              <w:rPr>
+                <w:rFonts w:ascii="Calibri" w:hAnsi="Calibri" w:eastAsia="宋体"/>
+                <w:sz w:val="21"/>
+              </w:rPr>
+              <w:t>新增：ApprovalRecord、优先级、审批回避、撤回、结构化拒绝原因、使用人、提交幂等；修改：BR-05/06正式化并事务化</w:t>
+            </w:r>
           </w:p>
         </w:tc>
         <w:tc>
@@ -20569,9 +20943,13 @@
             <w:vAlign w:val="center"/>
           </w:tcPr>
           <w:p>
-            <w:pPr>
-              <w:spacing w:after="0" w:line="240" w:lineRule="auto"/>
-            </w:pPr>
+            <w:r>
+              <w:rPr>
+                <w:rFonts w:ascii="Calibri" w:hAnsi="Calibri" w:eastAsia="宋体"/>
+                <w:sz w:val="21"/>
+              </w:rPr>
+              <w:t>2.6七个场景+V1回归（自批拦截V2-02、异常事务化V2-05、并发与释放回归V2-07）</w:t>
+            </w:r>
           </w:p>
         </w:tc>
         <w:tc>
@@ -20586,9 +20964,13 @@
             <w:vAlign w:val="center"/>
           </w:tcPr>
           <w:p>
-            <w:pPr>
-              <w:spacing w:after="0" w:line="240" w:lineRule="auto"/>
-            </w:pPr>
+            <w:r>
+              <w:rPr>
+                <w:rFonts w:ascii="Calibri" w:hAnsi="Calibri" w:eastAsia="宋体"/>
+                <w:sz w:val="21"/>
+              </w:rPr>
+              <w:t>补齐“谁决定、为什么”，把群内约定收编为系统规则</w:t>
+            </w:r>
           </w:p>
         </w:tc>
       </w:tr>
@@ -20625,15 +21007,10 @@
             <w:vAlign w:val="center"/>
           </w:tcPr>
           <w:p>
-            <w:pPr>
-              <w:spacing w:after="0" w:line="240" w:lineRule="auto"/>
-            </w:pPr>
-            <w:r>
-              <w:rPr>
-                <w:rFonts w:ascii="微软雅黑" w:hAnsi="微软雅黑" w:eastAsia="微软雅黑"/>
-                <w:b w:val="0"/>
-                <w:color w:val="000000"/>
-                <w:sz w:val="18"/>
+            <w:r>
+              <w:rPr>
+                <w:rFonts w:ascii="Calibri" w:hAnsi="Calibri" w:eastAsia="宋体"/>
+                <w:sz w:val="21"/>
               </w:rPr>
               <w:t>V3</w:t>
             </w:r>
@@ -20651,9 +21028,13 @@
             <w:vAlign w:val="center"/>
           </w:tcPr>
           <w:p>
-            <w:pPr>
-              <w:spacing w:after="0" w:line="240" w:lineRule="auto"/>
-            </w:pPr>
+            <w:r>
+              <w:rPr>
+                <w:rFonts w:ascii="Calibri" w:hAnsi="Calibri" w:eastAsia="宋体"/>
+                <w:sz w:val="21"/>
+              </w:rPr>
+              <w:t>四份运行日志（529事件/236状态转换/549请求/25条反馈）</w:t>
+            </w:r>
           </w:p>
         </w:tc>
         <w:tc>
@@ -20668,9 +21049,13 @@
             <w:vAlign w:val="center"/>
           </w:tcPr>
           <w:p>
-            <w:pPr>
-              <w:spacing w:after="0" w:line="240" w:lineRule="auto"/>
-            </w:pPr>
+            <w:r>
+              <w:rPr>
+                <w:rFonts w:ascii="Calibri" w:hAnsi="Calibri" w:eastAsia="宋体"/>
+                <w:sz w:val="21"/>
+              </w:rPr>
+              <w:t>证据驱动：先修一致性，再自动化兜底，最后可感知质量</w:t>
+            </w:r>
           </w:p>
         </w:tc>
         <w:tc>
@@ -20685,9 +21070,13 @@
             <w:vAlign w:val="center"/>
           </w:tcPr>
           <w:p>
-            <w:pPr>
-              <w:spacing w:after="0" w:line="240" w:lineRule="auto"/>
-            </w:pPr>
+            <w:r>
+              <w:rPr>
+                <w:rFonts w:ascii="Calibri" w:hAnsi="Calibri" w:eastAsia="宋体"/>
+                <w:sz w:val="21"/>
+              </w:rPr>
+              <w:t>修改：占用事务化（IMP-1）、异常归还事务化（IMP-2）、超期治理（IMP-3）、领取时限落地（IMP-4）；新增：幂等降级（IMP-5）、列表性能优化（IMP-6）</w:t>
+            </w:r>
           </w:p>
         </w:tc>
         <w:tc>
@@ -20702,9 +21091,13 @@
             <w:vAlign w:val="center"/>
           </w:tcPr>
           <w:p>
-            <w:pPr>
-              <w:spacing w:after="0" w:line="240" w:lineRule="auto"/>
-            </w:pPr>
+            <w:r>
+              <w:rPr>
+                <w:rFonts w:ascii="Calibri" w:hAnsi="Calibri" w:eastAsia="宋体"/>
+                <w:sz w:val="21"/>
+              </w:rPr>
+              <w:t>3.1证据链（18次批准失败、4次暴露窗口、2次任务失败、7份滞留）+3.5六个验证场景</w:t>
+            </w:r>
           </w:p>
         </w:tc>
         <w:tc>
@@ -20719,9 +21112,13 @@
             <w:vAlign w:val="center"/>
           </w:tcPr>
           <w:p>
-            <w:pPr>
-              <w:spacing w:after="0" w:line="240" w:lineRule="auto"/>
-            </w:pPr>
+            <w:r>
+              <w:rPr>
+                <w:rFonts w:ascii="Calibri" w:hAnsi="Calibri" w:eastAsia="宋体"/>
+                <w:sz w:val="21"/>
+              </w:rPr>
+              <w:t>规则从“写下来”到“跑起来”，优先级由日志证据决定</w:t>
+            </w:r>
           </w:p>
         </w:tc>
       </w:tr>
@@ -20758,15 +21155,10 @@
             <w:vAlign w:val="center"/>
           </w:tcPr>
           <w:p>
-            <w:pPr>
-              <w:spacing w:after="0" w:line="240" w:lineRule="auto"/>
-            </w:pPr>
-            <w:r>
-              <w:rPr>
-                <w:rFonts w:ascii="微软雅黑" w:hAnsi="微软雅黑" w:eastAsia="微软雅黑"/>
-                <w:b w:val="0"/>
-                <w:color w:val="000000"/>
-                <w:sz w:val="18"/>
+            <w:r>
+              <w:rPr>
+                <w:rFonts w:ascii="Calibri" w:hAnsi="Calibri" w:eastAsia="宋体"/>
+                <w:sz w:val="21"/>
               </w:rPr>
               <w:t>V4</w:t>
             </w:r>
@@ -20784,9 +21176,13 @@
             <w:vAlign w:val="center"/>
           </w:tcPr>
           <w:p>
-            <w:pPr>
-              <w:spacing w:after="0" w:line="240" w:lineRule="auto"/>
-            </w:pPr>
+            <w:r>
+              <w:rPr>
+                <w:rFonts w:ascii="Calibri" w:hAnsi="Calibri" w:eastAsia="宋体"/>
+                <w:sz w:val="21"/>
+              </w:rPr>
+              <w:t>部署与运维约束（内网部署/偶发中断/持续改规则/快速恢复/操作追溯）</w:t>
+            </w:r>
           </w:p>
         </w:tc>
         <w:tc>
@@ -20801,9 +21197,13 @@
             <w:vAlign w:val="center"/>
           </w:tcPr>
           <w:p>
-            <w:pPr>
-              <w:spacing w:after="0" w:line="240" w:lineRule="auto"/>
-            </w:pPr>
+            <w:r>
+              <w:rPr>
+                <w:rFonts w:ascii="Calibri" w:hAnsi="Calibri" w:eastAsia="宋体"/>
+                <w:sz w:val="21"/>
+              </w:rPr>
+              <w:t>从设计方案升级为可持续运行的工程闭环</w:t>
+            </w:r>
           </w:p>
         </w:tc>
         <w:tc>
@@ -20818,9 +21218,13 @@
             <w:vAlign w:val="center"/>
           </w:tcPr>
           <w:p>
-            <w:pPr>
-              <w:spacing w:after="0" w:line="240" w:lineRule="auto"/>
-            </w:pPr>
+            <w:r>
+              <w:rPr>
+                <w:rFonts w:ascii="Calibri" w:hAnsi="Calibri" w:eastAsia="宋体"/>
+                <w:sz w:val="21"/>
+              </w:rPr>
+              <w:t>新增：容器化部署、WAL+备份与恢复演练、每日对账脚本、任务失败告警、版本化迁移、回归范围与发布/回退条件</w:t>
+            </w:r>
           </w:p>
         </w:tc>
         <w:tc>
@@ -20835,9 +21239,13 @@
             <w:vAlign w:val="center"/>
           </w:tcPr>
           <w:p>
-            <w:pPr>
-              <w:spacing w:after="0" w:line="240" w:lineRule="auto"/>
-            </w:pPr>
+            <w:r>
+              <w:rPr>
+                <w:rFonts w:ascii="Calibri" w:hAnsi="Calibri" w:eastAsia="宋体"/>
+                <w:sz w:val="21"/>
+              </w:rPr>
+              <w:t>4.4四个FDE闭环案例（真实超期任务问题+三个模拟现场问题）及其运行观测证据</w:t>
+            </w:r>
           </w:p>
         </w:tc>
         <w:tc>
@@ -20852,9 +21260,13 @@
             <w:vAlign w:val="center"/>
           </w:tcPr>
           <w:p>
-            <w:pPr>
-              <w:spacing w:after="0" w:line="240" w:lineRule="auto"/>
-            </w:pPr>
+            <w:r>
+              <w:rPr>
+                <w:rFonts w:ascii="Calibri" w:hAnsi="Calibri" w:eastAsia="宋体"/>
+                <w:sz w:val="21"/>
+              </w:rPr>
+              <w:t>引入运行时视角：发布有条件、回退有预案、证据有指标</w:t>
+            </w:r>
           </w:p>
         </w:tc>
       </w:tr>
@@ -20958,30 +21370,10 @@
           <w:p>
             <w:r>
               <w:rPr>
-                <w:rFonts w:ascii="微软雅黑" w:hAnsi="微软雅黑" w:eastAsia="微软雅黑"/>
-                <w:b w:val="0"/>
-                <w:color w:val="000000"/>
-                <w:sz w:val="18"/>
-              </w:rPr>
-              <w:br w:type="textWrapping"/>
-            </w:r>
-            <w:r>
-              <w:rPr>
-                <w:rFonts w:ascii="微软雅黑" w:hAnsi="微软雅黑" w:eastAsia="微软雅黑"/>
-                <w:b w:val="0"/>
-                <w:color w:val="000000"/>
-                <w:sz w:val="18"/>
-              </w:rPr>
-              <w:br w:type="textWrapping"/>
-            </w:r>
-            <w:r>
-              <w:rPr>
-                <w:rFonts w:ascii="微软雅黑" w:hAnsi="微软雅黑" w:eastAsia="微软雅黑"/>
-                <w:b w:val="0"/>
-                <w:color w:val="000000"/>
-                <w:sz w:val="18"/>
-              </w:rPr>
-              <w:br w:type="textWrapping"/>
+                <w:rFonts w:ascii="Calibri" w:hAnsi="Calibri" w:eastAsia="宋体"/>
+                <w:sz w:val="21"/>
+              </w:rPr>
+              <w:t>V1确立“批准即预留+占用唯一性校验”作为系统第一不变量。理由：它是全部数据一致性的根基——V3日志显示18%的批准失败与所有状态漂移都源于该环节实现缺陷；正因为V1把它定义为核心不变量，并在V2/V3/V4中冻结语义、只改进实现方式，后续每一轮迭代才有稳定的评判基准和回归锚点。</w:t>
             </w:r>
           </w:p>
         </w:tc>
@@ -21049,30 +21441,10 @@
           <w:p>
             <w:r>
               <w:rPr>
-                <w:rFonts w:ascii="微软雅黑" w:hAnsi="微软雅黑" w:eastAsia="微软雅黑"/>
-                <w:b w:val="0"/>
-                <w:color w:val="000000"/>
-                <w:sz w:val="18"/>
-              </w:rPr>
-              <w:br w:type="textWrapping"/>
-            </w:r>
-            <w:r>
-              <w:rPr>
-                <w:rFonts w:ascii="微软雅黑" w:hAnsi="微软雅黑" w:eastAsia="微软雅黑"/>
-                <w:b w:val="0"/>
-                <w:color w:val="000000"/>
-                <w:sz w:val="18"/>
-              </w:rPr>
-              <w:br w:type="textWrapping"/>
-            </w:r>
-            <w:r>
-              <w:rPr>
-                <w:rFonts w:ascii="微软雅黑" w:hAnsi="微软雅黑" w:eastAsia="微软雅黑"/>
-                <w:b w:val="0"/>
-                <w:color w:val="000000"/>
-                <w:sz w:val="18"/>
-              </w:rPr>
-              <w:br w:type="textWrapping"/>
+                <w:rFonts w:ascii="Calibri" w:hAnsi="Calibri" w:eastAsia="宋体"/>
+                <w:sz w:val="21"/>
+              </w:rPr>
+              <w:t>V3。运行日志证明“规则写进文档≠规则在现场生效”：48小时释放规则（BR-05）在V1、V2中均已成文，试运行中仍有7份申请滞留、最长101.9小时；超期规则形同虚设，2次任务失败无人知晓。这使我理解系统设计的完成态不是功能齐备，而是“规则在异常路径上依然被执行”——从此把定时任务、告警、对账当作一等公民而非附加项。</w:t>
             </w:r>
           </w:p>
         </w:tc>
@@ -21140,30 +21512,10 @@
           <w:p>
             <w:r>
               <w:rPr>
-                <w:rFonts w:ascii="微软雅黑" w:hAnsi="微软雅黑" w:eastAsia="微软雅黑"/>
-                <w:b w:val="0"/>
-                <w:color w:val="000000"/>
-                <w:sz w:val="18"/>
-              </w:rPr>
-              <w:br w:type="textWrapping"/>
-            </w:r>
-            <w:r>
-              <w:rPr>
-                <w:rFonts w:ascii="微软雅黑" w:hAnsi="微软雅黑" w:eastAsia="微软雅黑"/>
-                <w:b w:val="0"/>
-                <w:color w:val="000000"/>
-                <w:sz w:val="18"/>
-              </w:rPr>
-              <w:br w:type="textWrapping"/>
-            </w:r>
-            <w:r>
-              <w:rPr>
-                <w:rFonts w:ascii="微软雅黑" w:hAnsi="微软雅黑" w:eastAsia="微软雅黑"/>
-                <w:b w:val="0"/>
-                <w:color w:val="000000"/>
-                <w:sz w:val="18"/>
-              </w:rPr>
-              <w:br w:type="textWrapping"/>
+                <w:rFonts w:ascii="Calibri" w:hAnsi="Calibri" w:eastAsia="宋体"/>
+                <w:sz w:val="21"/>
+              </w:rPr>
+              <w:t>两类证据：①申请与真实使用的偏差数据——批准后未领取的原因分类（计划变更/忘记/先抢后说）与实际使用时长分布，用于校准领取时限、释放策略，甚至引入信誉约束；②异常归还后的维修负担分布——MAINTENANCE平均恢复时长、反复报修设备清单，用于判断是否需要备机机制与维修排期，让下一轮从“流程正确”走向“资源利用率优化”。</w:t>
             </w:r>
           </w:p>
         </w:tc>
